--- a/dist/docs/templates/bsa/03-process-map-as-is-to-be.docx
+++ b/dist/docs/templates/bsa/03-process-map-as-is-to-be.docx
@@ -168,7 +168,7 @@
         <w:pStyle w:val="Compact"/>
       </w:pPr>
       <w:r>
-        <w:t xml:space="preserve">Give each control an ID (C1, C2) and each pain point an ID (P1, P2) as you go. Detail them in the registers in Parts 5 and 6.</w:t>
+        <w:t xml:space="preserve">Give each control an ID (C1, C2) and each pain point an ID (PP1, PP2) as you go. Detail them in the registers in Parts 5 and 6. Pain points use PP so they never get confused with the P1, P2 and P3 priorities.</w:t>
       </w:r>
     </w:p>
     <w:p>
@@ -1007,6 +1007,18 @@
         <w:t xml:space="preserve">Plan two interviews per process: the doer and the checker. You see the control from both sides.</w:t>
       </w:r>
     </w:p>
+    <w:p>
+      <w:pPr>
+        <w:numPr>
+          <w:ilvl w:val="0"/>
+          <w:numId w:val="1003"/>
+        </w:numPr>
+        <w:pStyle w:val="Compact"/>
+      </w:pPr>
+      <w:r>
+        <w:t xml:space="preserve">Interview people inside the company only. Before your day-60 review you do not contact the customs broker, agente aduanal or trade counsel; send questions about their steps through the Senior (or the Manager). After day 60, with the Senior's agreement, you may email the broker with the Senior copied.</w:t>
+      </w:r>
+    </w:p>
     <w:bookmarkEnd w:id="23"/>
     <w:bookmarkStart w:id="24" w:name="opening-2-minutes"/>
     <w:p>
@@ -1500,7 +1512,7 @@
         <w:pStyle w:val="Compact"/>
       </w:pPr>
       <w:r>
-        <w:t xml:space="preserve">Last column: "C1" for a control, "P1" for a pain point, with a few words. Full detail goes in Parts 5 and 6.</w:t>
+        <w:t xml:space="preserve">Last column: "C1" for a control, "PP1" for a pain point, with a few words. Full detail goes in Parts 5 and 6.</w:t>
       </w:r>
     </w:p>
     <w:tbl>
@@ -1590,7 +1602,7 @@
               <w:jc w:val="left"/>
             </w:pPr>
             <w:r>
-              <w:t xml:space="preserve">Pain point / Control</w:t>
+              <w:t xml:space="preserve">Pain point (PPn) / Control (Cn)</w:t>
             </w:r>
           </w:p>
         </w:tc>
@@ -1664,7 +1676,7 @@
               <w:jc w:val="left"/>
             </w:pPr>
             <w:r>
-              <w:t xml:space="preserve">[C or P ID and short note]</w:t>
+              <w:t xml:space="preserve">[C or PP ID and short note]</w:t>
             </w:r>
           </w:p>
         </w:tc>
@@ -2246,7 +2258,7 @@
               <w:jc w:val="left"/>
             </w:pPr>
             <w:r>
-              <w:t xml:space="preserve">P1</w:t>
+              <w:t xml:space="preserve">PP1</w:t>
             </w:r>
           </w:p>
         </w:tc>
@@ -2425,7 +2437,7 @@
               <w:jc w:val="left"/>
             </w:pPr>
             <w:r>
-              <w:t xml:space="preserve">Pain point / Control</w:t>
+              <w:t xml:space="preserve">Pain point (PPn) / Control (Cn)</w:t>
             </w:r>
           </w:p>
         </w:tc>
@@ -2499,7 +2511,7 @@
               <w:jc w:val="left"/>
             </w:pPr>
             <w:r>
-              <w:t xml:space="preserve">[Resolves P1; keeps C1]</w:t>
+              <w:t xml:space="preserve">[Resolves PP1; keeps C1]</w:t>
             </w:r>
           </w:p>
         </w:tc>
@@ -2655,7 +2667,7 @@
               <w:jc w:val="left"/>
             </w:pPr>
             <w:r>
-              <w:t xml:space="preserve">[P1, FR-03]</w:t>
+              <w:t xml:space="preserve">[PP1, FR-03]</w:t>
             </w:r>
           </w:p>
         </w:tc>
@@ -2737,7 +2749,7 @@
         <w:pStyle w:val="Compact"/>
       </w:pPr>
       <w:r>
-        <w:t xml:space="preserve">Mark controls with a small labelled box ("C1") in one color and pain points ("P1") in another. Add a legend.</w:t>
+        <w:t xml:space="preserve">Mark controls with a small labelled box ("C1") in one color and pain points ("PP1") in another. Add a legend.</w:t>
       </w:r>
     </w:p>
     <w:p>
@@ -3758,7 +3770,7 @@
               <w:jc w:val="left"/>
             </w:pPr>
             <w:r>
-              <w:t xml:space="preserve">Pain point / Control</w:t>
+              <w:t xml:space="preserve">Pain point (PPn) / Control (Cn)</w:t>
             </w:r>
           </w:p>
         </w:tc>
@@ -3832,7 +3844,7 @@
               <w:jc w:val="left"/>
             </w:pPr>
             <w:r>
-              <w:t xml:space="preserve">P1: no single watch list; some actions found days late</w:t>
+              <w:t xml:space="preserve">PP1: no single watch list; some actions found days late</w:t>
             </w:r>
           </w:p>
         </w:tc>
@@ -3894,7 +3906,7 @@
               <w:jc w:val="left"/>
             </w:pPr>
             <w:r>
-              <w:t xml:space="preserve">P1 issue</w:t>
+              <w:t xml:space="preserve">Jira issue with its priority</w:t>
             </w:r>
           </w:p>
         </w:tc>
@@ -3980,7 +3992,7 @@
               <w:jc w:val="left"/>
             </w:pPr>
             <w:r>
-              <w:t xml:space="preserve">P2: annex HTS lists are PDFs, re-typed by hand</w:t>
+              <w:t xml:space="preserve">PP2: annex HTS lists are PDFs, re-typed by hand</w:t>
             </w:r>
           </w:p>
         </w:tc>
@@ -4054,7 +4066,7 @@
               <w:jc w:val="left"/>
             </w:pPr>
             <w:r>
-              <w:t xml:space="preserve">P3: 8-digit annex vs 10-digit item HTS matched in Excel; leading zeros lost</w:t>
+              <w:t xml:space="preserve">PP3: 8-digit annex vs 10-digit item HTS matched in Excel; leading zeros lost</w:t>
             </w:r>
           </w:p>
         </w:tc>
@@ -4232,7 +4244,7 @@
               <w:jc w:val="left"/>
             </w:pPr>
             <w:r>
-              <w:t xml:space="preserve">Write the brief; fill the WHAT tab of the model</w:t>
+              <w:t xml:space="preserve">Write the brief; fill the model's WHAT inputs (Action tab)</w:t>
             </w:r>
           </w:p>
         </w:tc>
@@ -4412,7 +4424,7 @@
               <w:jc w:val="left"/>
             </w:pPr>
             <w:r>
-              <w:t xml:space="preserve">P4: model emailed; versions diverge</w:t>
+              <w:t xml:space="preserve">PP4: model emailed; versions diverge</w:t>
             </w:r>
           </w:p>
         </w:tc>
@@ -4928,7 +4940,155 @@
               <w:jc w:val="left"/>
             </w:pPr>
             <w:r>
-              <w:t xml:space="preserve">P3</w:t>
+              <w:t xml:space="preserve">PP1</w:t>
+            </w:r>
+          </w:p>
+        </w:tc>
+        <w:tc>
+          <w:tcPr/>
+          <w:p>
+            <w:pPr>
+              <w:pStyle w:val="Compact"/>
+              <w:jc w:val="left"/>
+            </w:pPr>
+            <w:r>
+              <w:t xml:space="preserve">1</w:t>
+            </w:r>
+          </w:p>
+        </w:tc>
+        <w:tc>
+          <w:tcPr/>
+          <w:p>
+            <w:pPr>
+              <w:pStyle w:val="Compact"/>
+              <w:jc w:val="left"/>
+            </w:pPr>
+            <w:r>
+              <w:t xml:space="preserve">No single watch list; actions found late</w:t>
+            </w:r>
+          </w:p>
+        </w:tc>
+        <w:tc>
+          <w:tcPr/>
+          <w:p>
+            <w:pPr>
+              <w:pStyle w:val="Compact"/>
+              <w:jc w:val="left"/>
+            </w:pPr>
+            <w:r>
+              <w:t xml:space="preserve">2 of the last 5 actions logged 2 or more working days after publication</w:t>
+            </w:r>
+          </w:p>
+        </w:tc>
+        <w:tc>
+          <w:tcPr/>
+          <w:p>
+            <w:pPr>
+              <w:pStyle w:val="Compact"/>
+              <w:jc w:val="left"/>
+            </w:pPr>
+            <w:r>
+              <w:t xml:space="preserve">Sources checked when someone has time; no named daily check</w:t>
+            </w:r>
+          </w:p>
+        </w:tc>
+        <w:tc>
+          <w:tcPr/>
+          <w:p>
+            <w:pPr>
+              <w:pStyle w:val="Compact"/>
+              <w:jc w:val="left"/>
+            </w:pPr>
+            <w:r>
+              <w:t xml:space="preserve">Named daily source check (Federal Register, CSMS, [COMPANY: CA and MX sources]) as a Research SOP step</w:t>
+            </w:r>
+          </w:p>
+        </w:tc>
+      </w:tr>
+      <w:tr>
+        <w:tc>
+          <w:tcPr/>
+          <w:p>
+            <w:pPr>
+              <w:pStyle w:val="Compact"/>
+              <w:jc w:val="left"/>
+            </w:pPr>
+            <w:r>
+              <w:t xml:space="preserve">PP2</w:t>
+            </w:r>
+          </w:p>
+        </w:tc>
+        <w:tc>
+          <w:tcPr/>
+          <w:p>
+            <w:pPr>
+              <w:pStyle w:val="Compact"/>
+              <w:jc w:val="left"/>
+            </w:pPr>
+            <w:r>
+              <w:t xml:space="preserve">3</w:t>
+            </w:r>
+          </w:p>
+        </w:tc>
+        <w:tc>
+          <w:tcPr/>
+          <w:p>
+            <w:pPr>
+              <w:pStyle w:val="Compact"/>
+              <w:jc w:val="left"/>
+            </w:pPr>
+            <w:r>
+              <w:t xml:space="preserve">Annex HTS lists re-typed by hand from PDFs</w:t>
+            </w:r>
+          </w:p>
+        </w:tc>
+        <w:tc>
+          <w:tcPr/>
+          <w:p>
+            <w:pPr>
+              <w:pStyle w:val="Compact"/>
+              <w:jc w:val="left"/>
+            </w:pPr>
+            <w:r>
+              <w:t xml:space="preserve">About 1 hour per action; 1 typo caught by the checker in the last 5 actions</w:t>
+            </w:r>
+          </w:p>
+        </w:tc>
+        <w:tc>
+          <w:tcPr/>
+          <w:p>
+            <w:pPr>
+              <w:pStyle w:val="Compact"/>
+              <w:jc w:val="left"/>
+            </w:pPr>
+            <w:r>
+              <w:t xml:space="preserve">Annexes read as PDFs</w:t>
+            </w:r>
+          </w:p>
+        </w:tc>
+        <w:tc>
+          <w:tcPr/>
+          <w:p>
+            <w:pPr>
+              <w:pStyle w:val="Compact"/>
+              <w:jc w:val="left"/>
+            </w:pPr>
+            <w:r>
+              <w:t xml:space="preserve">Copy lists from the Federal Register text or XML version; checker compares the count with the annex</w:t>
+            </w:r>
+          </w:p>
+        </w:tc>
+      </w:tr>
+      <w:tr>
+        <w:tc>
+          <w:tcPr/>
+          <w:p>
+            <w:pPr>
+              <w:pStyle w:val="Compact"/>
+              <w:jc w:val="left"/>
+            </w:pPr>
+            <w:r>
+              <w:t xml:space="preserve">PP3</w:t>
             </w:r>
           </w:p>
         </w:tc>
@@ -5002,7 +5162,7 @@
               <w:jc w:val="left"/>
             </w:pPr>
             <w:r>
-              <w:t xml:space="preserve">P4</w:t>
+              <w:t xml:space="preserve">PP4</w:t>
             </w:r>
           </w:p>
         </w:tc>
@@ -5227,7 +5387,7 @@
               <w:jc w:val="left"/>
             </w:pPr>
             <w:r>
-              <w:t xml:space="preserve">P2</w:t>
+              <w:t xml:space="preserve">PP2</w:t>
             </w:r>
           </w:p>
         </w:tc>
@@ -5301,7 +5461,7 @@
               <w:jc w:val="left"/>
             </w:pPr>
             <w:r>
-              <w:t xml:space="preserve">P3</w:t>
+              <w:t xml:space="preserve">PP3</w:t>
             </w:r>
           </w:p>
         </w:tc>

--- a/dist/docs/templates/bsa/03-process-map-as-is-to-be.docx
+++ b/dist/docs/templates/bsa/03-process-map-as-is-to-be.docx
@@ -220,20 +220,23 @@
     <w:tbl>
       <w:tblPr>
         <w:tblStyle w:val="Table"/>
-        <w:tblW w:type="auto" w:w="0"/>
+        <w:tblW w:type="dxa" w:w="9360"/>
         <w:tblLook w:firstRow="1" w:lastRow="0" w:firstColumn="0" w:lastColumn="0" w:noHBand="0" w:noVBand="0" w:val="0020"/>
         <w:jc w:val="start"/>
+        <w:tblLayout w:type="fixed"/>
       </w:tblPr>
       <w:tblGrid>
-        <w:gridCol w:w="3960"/>
-        <w:gridCol w:w="3960"/>
+        <w:gridCol w:w="2549"/>
+        <w:gridCol w:w="6810"/>
       </w:tblGrid>
       <w:tr>
         <w:trPr>
           <w:tblHeader w:val="true"/>
         </w:trPr>
         <w:tc>
-          <w:tcPr/>
+          <w:tcPr>
+            <w:tcW w:w="2549" w:type="dxa"/>
+          </w:tcPr>
           <w:p>
             <w:pPr>
               <w:pStyle w:val="Compact"/>
@@ -245,7 +248,9 @@
           </w:p>
         </w:tc>
         <w:tc>
-          <w:tcPr/>
+          <w:tcPr>
+            <w:tcW w:w="6810" w:type="dxa"/>
+          </w:tcPr>
           <w:p>
             <w:pPr>
               <w:pStyle w:val="Compact"/>
@@ -259,7 +264,9 @@
       </w:tr>
       <w:tr>
         <w:tc>
-          <w:tcPr/>
+          <w:tcPr>
+            <w:tcW w:w="2549" w:type="dxa"/>
+          </w:tcPr>
           <w:p>
             <w:pPr>
               <w:pStyle w:val="Compact"/>
@@ -271,7 +278,9 @@
           </w:p>
         </w:tc>
         <w:tc>
-          <w:tcPr/>
+          <w:tcPr>
+            <w:tcW w:w="6810" w:type="dxa"/>
+          </w:tcPr>
           <w:p>
             <w:pPr>
               <w:pStyle w:val="Compact"/>
@@ -285,7 +294,9 @@
       </w:tr>
       <w:tr>
         <w:tc>
-          <w:tcPr/>
+          <w:tcPr>
+            <w:tcW w:w="2549" w:type="dxa"/>
+          </w:tcPr>
           <w:p>
             <w:pPr>
               <w:pStyle w:val="Compact"/>
@@ -297,7 +308,9 @@
           </w:p>
         </w:tc>
         <w:tc>
-          <w:tcPr/>
+          <w:tcPr>
+            <w:tcW w:w="6810" w:type="dxa"/>
+          </w:tcPr>
           <w:p>
             <w:pPr>
               <w:pStyle w:val="Compact"/>
@@ -311,7 +324,9 @@
       </w:tr>
       <w:tr>
         <w:tc>
-          <w:tcPr/>
+          <w:tcPr>
+            <w:tcW w:w="2549" w:type="dxa"/>
+          </w:tcPr>
           <w:p>
             <w:pPr>
               <w:pStyle w:val="Compact"/>
@@ -323,7 +338,9 @@
           </w:p>
         </w:tc>
         <w:tc>
-          <w:tcPr/>
+          <w:tcPr>
+            <w:tcW w:w="6810" w:type="dxa"/>
+          </w:tcPr>
           <w:p>
             <w:pPr>
               <w:pStyle w:val="Compact"/>
@@ -337,7 +354,9 @@
       </w:tr>
       <w:tr>
         <w:tc>
-          <w:tcPr/>
+          <w:tcPr>
+            <w:tcW w:w="2549" w:type="dxa"/>
+          </w:tcPr>
           <w:p>
             <w:pPr>
               <w:pStyle w:val="Compact"/>
@@ -349,7 +368,9 @@
           </w:p>
         </w:tc>
         <w:tc>
-          <w:tcPr/>
+          <w:tcPr>
+            <w:tcW w:w="6810" w:type="dxa"/>
+          </w:tcPr>
           <w:p>
             <w:pPr>
               <w:pStyle w:val="Compact"/>
@@ -363,7 +384,9 @@
       </w:tr>
       <w:tr>
         <w:tc>
-          <w:tcPr/>
+          <w:tcPr>
+            <w:tcW w:w="2549" w:type="dxa"/>
+          </w:tcPr>
           <w:p>
             <w:pPr>
               <w:pStyle w:val="Compact"/>
@@ -375,7 +398,9 @@
           </w:p>
         </w:tc>
         <w:tc>
-          <w:tcPr/>
+          <w:tcPr>
+            <w:tcW w:w="6810" w:type="dxa"/>
+          </w:tcPr>
           <w:p>
             <w:pPr>
               <w:pStyle w:val="Compact"/>
@@ -389,7 +414,9 @@
       </w:tr>
       <w:tr>
         <w:tc>
-          <w:tcPr/>
+          <w:tcPr>
+            <w:tcW w:w="2549" w:type="dxa"/>
+          </w:tcPr>
           <w:p>
             <w:pPr>
               <w:pStyle w:val="Compact"/>
@@ -401,7 +428,9 @@
           </w:p>
         </w:tc>
         <w:tc>
-          <w:tcPr/>
+          <w:tcPr>
+            <w:tcW w:w="6810" w:type="dxa"/>
+          </w:tcPr>
           <w:p>
             <w:pPr>
               <w:pStyle w:val="Compact"/>
@@ -415,7 +444,9 @@
       </w:tr>
       <w:tr>
         <w:tc>
-          <w:tcPr/>
+          <w:tcPr>
+            <w:tcW w:w="2549" w:type="dxa"/>
+          </w:tcPr>
           <w:p>
             <w:pPr>
               <w:pStyle w:val="Compact"/>
@@ -427,7 +458,9 @@
           </w:p>
         </w:tc>
         <w:tc>
-          <w:tcPr/>
+          <w:tcPr>
+            <w:tcW w:w="6810" w:type="dxa"/>
+          </w:tcPr>
           <w:p>
             <w:pPr>
               <w:pStyle w:val="Compact"/>
@@ -441,7 +474,9 @@
       </w:tr>
       <w:tr>
         <w:tc>
-          <w:tcPr/>
+          <w:tcPr>
+            <w:tcW w:w="2549" w:type="dxa"/>
+          </w:tcPr>
           <w:p>
             <w:pPr>
               <w:pStyle w:val="Compact"/>
@@ -453,7 +488,9 @@
           </w:p>
         </w:tc>
         <w:tc>
-          <w:tcPr/>
+          <w:tcPr>
+            <w:tcW w:w="6810" w:type="dxa"/>
+          </w:tcPr>
           <w:p>
             <w:pPr>
               <w:pStyle w:val="Compact"/>
@@ -467,7 +504,9 @@
       </w:tr>
       <w:tr>
         <w:tc>
-          <w:tcPr/>
+          <w:tcPr>
+            <w:tcW w:w="2549" w:type="dxa"/>
+          </w:tcPr>
           <w:p>
             <w:pPr>
               <w:pStyle w:val="Compact"/>
@@ -479,7 +518,9 @@
           </w:p>
         </w:tc>
         <w:tc>
-          <w:tcPr/>
+          <w:tcPr>
+            <w:tcW w:w="6810" w:type="dxa"/>
+          </w:tcPr>
           <w:p>
             <w:pPr>
               <w:pStyle w:val="Compact"/>
@@ -493,7 +534,9 @@
       </w:tr>
       <w:tr>
         <w:tc>
-          <w:tcPr/>
+          <w:tcPr>
+            <w:tcW w:w="2549" w:type="dxa"/>
+          </w:tcPr>
           <w:p>
             <w:pPr>
               <w:pStyle w:val="Compact"/>
@@ -505,7 +548,9 @@
           </w:p>
         </w:tc>
         <w:tc>
-          <w:tcPr/>
+          <w:tcPr>
+            <w:tcW w:w="6810" w:type="dxa"/>
+          </w:tcPr>
           <w:p>
             <w:pPr>
               <w:pStyle w:val="Compact"/>
@@ -519,7 +564,9 @@
       </w:tr>
       <w:tr>
         <w:tc>
-          <w:tcPr/>
+          <w:tcPr>
+            <w:tcW w:w="2549" w:type="dxa"/>
+          </w:tcPr>
           <w:p>
             <w:pPr>
               <w:pStyle w:val="Compact"/>
@@ -531,7 +578,9 @@
           </w:p>
         </w:tc>
         <w:tc>
-          <w:tcPr/>
+          <w:tcPr>
+            <w:tcW w:w="6810" w:type="dxa"/>
+          </w:tcPr>
           <w:p>
             <w:pPr>
               <w:pStyle w:val="Compact"/>
@@ -565,23 +614,26 @@
     <w:tbl>
       <w:tblPr>
         <w:tblStyle w:val="Table"/>
-        <w:tblW w:type="auto" w:w="0"/>
+        <w:tblW w:type="dxa" w:w="9360"/>
         <w:tblLook w:firstRow="1" w:lastRow="0" w:firstColumn="0" w:lastColumn="0" w:noHBand="0" w:noVBand="0" w:val="0020"/>
         <w:jc w:val="start"/>
+        <w:tblLayout w:type="fixed"/>
       </w:tblPr>
       <w:tblGrid>
-        <w:gridCol w:w="1584"/>
-        <w:gridCol w:w="1584"/>
-        <w:gridCol w:w="1584"/>
-        <w:gridCol w:w="1584"/>
-        <w:gridCol w:w="1584"/>
+        <w:gridCol w:w="2105"/>
+        <w:gridCol w:w="1425"/>
+        <w:gridCol w:w="2753"/>
+        <w:gridCol w:w="1447"/>
+        <w:gridCol w:w="1628"/>
       </w:tblGrid>
       <w:tr>
         <w:trPr>
           <w:tblHeader w:val="true"/>
         </w:trPr>
         <w:tc>
-          <w:tcPr/>
+          <w:tcPr>
+            <w:tcW w:w="2105" w:type="dxa"/>
+          </w:tcPr>
           <w:p>
             <w:pPr>
               <w:pStyle w:val="Compact"/>
@@ -593,7 +645,9 @@
           </w:p>
         </w:tc>
         <w:tc>
-          <w:tcPr/>
+          <w:tcPr>
+            <w:tcW w:w="1425" w:type="dxa"/>
+          </w:tcPr>
           <w:p>
             <w:pPr>
               <w:pStyle w:val="Compact"/>
@@ -605,7 +659,9 @@
           </w:p>
         </w:tc>
         <w:tc>
-          <w:tcPr/>
+          <w:tcPr>
+            <w:tcW w:w="2753" w:type="dxa"/>
+          </w:tcPr>
           <w:p>
             <w:pPr>
               <w:pStyle w:val="Compact"/>
@@ -617,7 +673,9 @@
           </w:p>
         </w:tc>
         <w:tc>
-          <w:tcPr/>
+          <w:tcPr>
+            <w:tcW w:w="1447" w:type="dxa"/>
+          </w:tcPr>
           <w:p>
             <w:pPr>
               <w:pStyle w:val="Compact"/>
@@ -629,7 +687,9 @@
           </w:p>
         </w:tc>
         <w:tc>
-          <w:tcPr/>
+          <w:tcPr>
+            <w:tcW w:w="1628" w:type="dxa"/>
+          </w:tcPr>
           <w:p>
             <w:pPr>
               <w:pStyle w:val="Compact"/>
@@ -643,7 +703,9 @@
       </w:tr>
       <w:tr>
         <w:tc>
-          <w:tcPr/>
+          <w:tcPr>
+            <w:tcW w:w="2105" w:type="dxa"/>
+          </w:tcPr>
           <w:p>
             <w:pPr>
               <w:pStyle w:val="Compact"/>
@@ -655,7 +717,9 @@
           </w:p>
         </w:tc>
         <w:tc>
-          <w:tcPr/>
+          <w:tcPr>
+            <w:tcW w:w="1425" w:type="dxa"/>
+          </w:tcPr>
           <w:p>
             <w:pPr>
               <w:pStyle w:val="Compact"/>
@@ -667,7 +731,9 @@
           </w:p>
         </w:tc>
         <w:tc>
-          <w:tcPr/>
+          <w:tcPr>
+            <w:tcW w:w="2753" w:type="dxa"/>
+          </w:tcPr>
           <w:p>
             <w:pPr>
               <w:pStyle w:val="Compact"/>
@@ -679,7 +745,9 @@
           </w:p>
         </w:tc>
         <w:tc>
-          <w:tcPr/>
+          <w:tcPr>
+            <w:tcW w:w="1447" w:type="dxa"/>
+          </w:tcPr>
           <w:p>
             <w:pPr>
               <w:pStyle w:val="Compact"/>
@@ -691,7 +759,9 @@
           </w:p>
         </w:tc>
         <w:tc>
-          <w:tcPr/>
+          <w:tcPr>
+            <w:tcW w:w="1628" w:type="dxa"/>
+          </w:tcPr>
           <w:p>
             <w:pPr>
               <w:pStyle w:val="Compact"/>
@@ -705,7 +775,9 @@
       </w:tr>
       <w:tr>
         <w:tc>
-          <w:tcPr/>
+          <w:tcPr>
+            <w:tcW w:w="2105" w:type="dxa"/>
+          </w:tcPr>
           <w:p>
             <w:pPr>
               <w:pStyle w:val="Compact"/>
@@ -717,7 +789,9 @@
           </w:p>
         </w:tc>
         <w:tc>
-          <w:tcPr/>
+          <w:tcPr>
+            <w:tcW w:w="1425" w:type="dxa"/>
+          </w:tcPr>
           <w:p>
             <w:pPr>
               <w:pStyle w:val="Compact"/>
@@ -729,7 +803,9 @@
           </w:p>
         </w:tc>
         <w:tc>
-          <w:tcPr/>
+          <w:tcPr>
+            <w:tcW w:w="2753" w:type="dxa"/>
+          </w:tcPr>
           <w:p>
             <w:pPr>
               <w:pStyle w:val="Compact"/>
@@ -741,7 +817,9 @@
           </w:p>
         </w:tc>
         <w:tc>
-          <w:tcPr/>
+          <w:tcPr>
+            <w:tcW w:w="1447" w:type="dxa"/>
+          </w:tcPr>
           <w:p>
             <w:pPr>
               <w:pStyle w:val="Compact"/>
@@ -753,7 +831,9 @@
           </w:p>
         </w:tc>
         <w:tc>
-          <w:tcPr/>
+          <w:tcPr>
+            <w:tcW w:w="1628" w:type="dxa"/>
+          </w:tcPr>
           <w:p>
             <w:pPr>
               <w:pStyle w:val="Compact"/>
@@ -767,7 +847,9 @@
       </w:tr>
       <w:tr>
         <w:tc>
-          <w:tcPr/>
+          <w:tcPr>
+            <w:tcW w:w="2105" w:type="dxa"/>
+          </w:tcPr>
           <w:p>
             <w:pPr>
               <w:pStyle w:val="Compact"/>
@@ -779,7 +861,9 @@
           </w:p>
         </w:tc>
         <w:tc>
-          <w:tcPr/>
+          <w:tcPr>
+            <w:tcW w:w="1425" w:type="dxa"/>
+          </w:tcPr>
           <w:p>
             <w:pPr>
               <w:pStyle w:val="Compact"/>
@@ -791,7 +875,9 @@
           </w:p>
         </w:tc>
         <w:tc>
-          <w:tcPr/>
+          <w:tcPr>
+            <w:tcW w:w="2753" w:type="dxa"/>
+          </w:tcPr>
           <w:p>
             <w:pPr>
               <w:pStyle w:val="Compact"/>
@@ -803,7 +889,9 @@
           </w:p>
         </w:tc>
         <w:tc>
-          <w:tcPr/>
+          <w:tcPr>
+            <w:tcW w:w="1447" w:type="dxa"/>
+          </w:tcPr>
           <w:p>
             <w:pPr>
               <w:pStyle w:val="Compact"/>
@@ -815,7 +903,9 @@
           </w:p>
         </w:tc>
         <w:tc>
-          <w:tcPr/>
+          <w:tcPr>
+            <w:tcW w:w="1628" w:type="dxa"/>
+          </w:tcPr>
           <w:p>
             <w:pPr>
               <w:pStyle w:val="Compact"/>
@@ -829,7 +919,9 @@
       </w:tr>
       <w:tr>
         <w:tc>
-          <w:tcPr/>
+          <w:tcPr>
+            <w:tcW w:w="2105" w:type="dxa"/>
+          </w:tcPr>
           <w:p>
             <w:pPr>
               <w:pStyle w:val="Compact"/>
@@ -841,7 +933,9 @@
           </w:p>
         </w:tc>
         <w:tc>
-          <w:tcPr/>
+          <w:tcPr>
+            <w:tcW w:w="1425" w:type="dxa"/>
+          </w:tcPr>
           <w:p>
             <w:pPr>
               <w:pStyle w:val="Compact"/>
@@ -853,7 +947,9 @@
           </w:p>
         </w:tc>
         <w:tc>
-          <w:tcPr/>
+          <w:tcPr>
+            <w:tcW w:w="2753" w:type="dxa"/>
+          </w:tcPr>
           <w:p>
             <w:pPr>
               <w:pStyle w:val="Compact"/>
@@ -865,7 +961,9 @@
           </w:p>
         </w:tc>
         <w:tc>
-          <w:tcPr/>
+          <w:tcPr>
+            <w:tcW w:w="1447" w:type="dxa"/>
+          </w:tcPr>
           <w:p>
             <w:pPr>
               <w:pStyle w:val="Compact"/>
@@ -877,7 +975,9 @@
           </w:p>
         </w:tc>
         <w:tc>
-          <w:tcPr/>
+          <w:tcPr>
+            <w:tcW w:w="1628" w:type="dxa"/>
+          </w:tcPr>
           <w:p>
             <w:pPr>
               <w:pStyle w:val="Compact"/>
@@ -891,7 +991,9 @@
       </w:tr>
       <w:tr>
         <w:tc>
-          <w:tcPr/>
+          <w:tcPr>
+            <w:tcW w:w="2105" w:type="dxa"/>
+          </w:tcPr>
           <w:p>
             <w:pPr>
               <w:pStyle w:val="Compact"/>
@@ -903,7 +1005,9 @@
           </w:p>
         </w:tc>
         <w:tc>
-          <w:tcPr/>
+          <w:tcPr>
+            <w:tcW w:w="1425" w:type="dxa"/>
+          </w:tcPr>
           <w:p>
             <w:pPr>
               <w:pStyle w:val="Compact"/>
@@ -915,7 +1019,9 @@
           </w:p>
         </w:tc>
         <w:tc>
-          <w:tcPr/>
+          <w:tcPr>
+            <w:tcW w:w="2753" w:type="dxa"/>
+          </w:tcPr>
           <w:p>
             <w:pPr>
               <w:pStyle w:val="Compact"/>
@@ -927,7 +1033,9 @@
           </w:p>
         </w:tc>
         <w:tc>
-          <w:tcPr/>
+          <w:tcPr>
+            <w:tcW w:w="1447" w:type="dxa"/>
+          </w:tcPr>
           <w:p>
             <w:pPr>
               <w:pStyle w:val="Compact"/>
@@ -939,7 +1047,9 @@
           </w:p>
         </w:tc>
         <w:tc>
-          <w:tcPr/>
+          <w:tcPr>
+            <w:tcW w:w="1628" w:type="dxa"/>
+          </w:tcPr>
           <w:p>
             <w:pPr>
               <w:pStyle w:val="Compact"/>
@@ -1050,20 +1160,23 @@
     <w:tbl>
       <w:tblPr>
         <w:tblStyle w:val="Table"/>
-        <w:tblW w:type="auto" w:w="0"/>
+        <w:tblW w:type="dxa" w:w="9360"/>
         <w:tblLook w:firstRow="1" w:lastRow="0" w:firstColumn="0" w:lastColumn="0" w:noHBand="0" w:noVBand="0" w:val="0020"/>
         <w:jc w:val="start"/>
+        <w:tblLayout w:type="fixed"/>
       </w:tblPr>
       <w:tblGrid>
-        <w:gridCol w:w="3960"/>
-        <w:gridCol w:w="3960"/>
+        <w:gridCol w:w="1862"/>
+        <w:gridCol w:w="7497"/>
       </w:tblGrid>
       <w:tr>
         <w:trPr>
           <w:tblHeader w:val="true"/>
         </w:trPr>
         <w:tc>
-          <w:tcPr/>
+          <w:tcPr>
+            <w:tcW w:w="1862" w:type="dxa"/>
+          </w:tcPr>
           <w:p>
             <w:pPr>
               <w:pStyle w:val="Compact"/>
@@ -1075,7 +1188,9 @@
           </w:p>
         </w:tc>
         <w:tc>
-          <w:tcPr/>
+          <w:tcPr>
+            <w:tcW w:w="7497" w:type="dxa"/>
+          </w:tcPr>
           <w:p>
             <w:pPr>
               <w:pStyle w:val="Compact"/>
@@ -1089,7 +1204,9 @@
       </w:tr>
       <w:tr>
         <w:tc>
-          <w:tcPr/>
+          <w:tcPr>
+            <w:tcW w:w="1862" w:type="dxa"/>
+          </w:tcPr>
           <w:p>
             <w:pPr>
               <w:pStyle w:val="Compact"/>
@@ -1101,7 +1218,9 @@
           </w:p>
         </w:tc>
         <w:tc>
-          <w:tcPr/>
+          <w:tcPr>
+            <w:tcW w:w="7497" w:type="dxa"/>
+          </w:tcPr>
           <w:p>
             <w:pPr>
               <w:pStyle w:val="Compact"/>
@@ -1115,7 +1234,9 @@
       </w:tr>
       <w:tr>
         <w:tc>
-          <w:tcPr/>
+          <w:tcPr>
+            <w:tcW w:w="1862" w:type="dxa"/>
+          </w:tcPr>
           <w:p>
             <w:pPr>
               <w:pStyle w:val="Compact"/>
@@ -1127,7 +1248,9 @@
           </w:p>
         </w:tc>
         <w:tc>
-          <w:tcPr/>
+          <w:tcPr>
+            <w:tcW w:w="7497" w:type="dxa"/>
+          </w:tcPr>
           <w:p>
             <w:pPr>
               <w:pStyle w:val="Compact"/>
@@ -1141,7 +1264,9 @@
       </w:tr>
       <w:tr>
         <w:tc>
-          <w:tcPr/>
+          <w:tcPr>
+            <w:tcW w:w="1862" w:type="dxa"/>
+          </w:tcPr>
           <w:p>
             <w:pPr>
               <w:pStyle w:val="Compact"/>
@@ -1153,7 +1278,9 @@
           </w:p>
         </w:tc>
         <w:tc>
-          <w:tcPr/>
+          <w:tcPr>
+            <w:tcW w:w="7497" w:type="dxa"/>
+          </w:tcPr>
           <w:p>
             <w:pPr>
               <w:pStyle w:val="Compact"/>
@@ -1167,7 +1294,9 @@
       </w:tr>
       <w:tr>
         <w:tc>
-          <w:tcPr/>
+          <w:tcPr>
+            <w:tcW w:w="1862" w:type="dxa"/>
+          </w:tcPr>
           <w:p>
             <w:pPr>
               <w:pStyle w:val="Compact"/>
@@ -1179,7 +1308,9 @@
           </w:p>
         </w:tc>
         <w:tc>
-          <w:tcPr/>
+          <w:tcPr>
+            <w:tcW w:w="7497" w:type="dxa"/>
+          </w:tcPr>
           <w:p>
             <w:pPr>
               <w:pStyle w:val="Compact"/>
@@ -1193,7 +1324,9 @@
       </w:tr>
       <w:tr>
         <w:tc>
-          <w:tcPr/>
+          <w:tcPr>
+            <w:tcW w:w="1862" w:type="dxa"/>
+          </w:tcPr>
           <w:p>
             <w:pPr>
               <w:pStyle w:val="Compact"/>
@@ -1205,7 +1338,9 @@
           </w:p>
         </w:tc>
         <w:tc>
-          <w:tcPr/>
+          <w:tcPr>
+            <w:tcW w:w="7497" w:type="dxa"/>
+          </w:tcPr>
           <w:p>
             <w:pPr>
               <w:pStyle w:val="Compact"/>
@@ -1219,7 +1354,9 @@
       </w:tr>
       <w:tr>
         <w:tc>
-          <w:tcPr/>
+          <w:tcPr>
+            <w:tcW w:w="1862" w:type="dxa"/>
+          </w:tcPr>
           <w:p>
             <w:pPr>
               <w:pStyle w:val="Compact"/>
@@ -1231,7 +1368,9 @@
           </w:p>
         </w:tc>
         <w:tc>
-          <w:tcPr/>
+          <w:tcPr>
+            <w:tcW w:w="7497" w:type="dxa"/>
+          </w:tcPr>
           <w:p>
             <w:pPr>
               <w:pStyle w:val="Compact"/>
@@ -1245,7 +1384,9 @@
       </w:tr>
       <w:tr>
         <w:tc>
-          <w:tcPr/>
+          <w:tcPr>
+            <w:tcW w:w="1862" w:type="dxa"/>
+          </w:tcPr>
           <w:p>
             <w:pPr>
               <w:pStyle w:val="Compact"/>
@@ -1257,7 +1398,9 @@
           </w:p>
         </w:tc>
         <w:tc>
-          <w:tcPr/>
+          <w:tcPr>
+            <w:tcW w:w="7497" w:type="dxa"/>
+          </w:tcPr>
           <w:p>
             <w:pPr>
               <w:pStyle w:val="Compact"/>
@@ -1271,7 +1414,9 @@
       </w:tr>
       <w:tr>
         <w:tc>
-          <w:tcPr/>
+          <w:tcPr>
+            <w:tcW w:w="1862" w:type="dxa"/>
+          </w:tcPr>
           <w:p>
             <w:pPr>
               <w:pStyle w:val="Compact"/>
@@ -1283,7 +1428,9 @@
           </w:p>
         </w:tc>
         <w:tc>
-          <w:tcPr/>
+          <w:tcPr>
+            <w:tcW w:w="7497" w:type="dxa"/>
+          </w:tcPr>
           <w:p>
             <w:pPr>
               <w:pStyle w:val="Compact"/>
@@ -1518,24 +1665,27 @@
     <w:tbl>
       <w:tblPr>
         <w:tblStyle w:val="Table"/>
-        <w:tblW w:type="auto" w:w="0"/>
+        <w:tblW w:type="dxa" w:w="9360"/>
         <w:tblLook w:firstRow="1" w:lastRow="0" w:firstColumn="0" w:lastColumn="0" w:noHBand="0" w:noVBand="0" w:val="0020"/>
         <w:jc w:val="start"/>
+        <w:tblLayout w:type="fixed"/>
       </w:tblPr>
       <w:tblGrid>
-        <w:gridCol w:w="1320"/>
-        <w:gridCol w:w="1320"/>
-        <w:gridCol w:w="1320"/>
-        <w:gridCol w:w="1320"/>
-        <w:gridCol w:w="1320"/>
-        <w:gridCol w:w="1320"/>
+        <w:gridCol w:w="859"/>
+        <w:gridCol w:w="991"/>
+        <w:gridCol w:w="2787"/>
+        <w:gridCol w:w="1165"/>
+        <w:gridCol w:w="1101"/>
+        <w:gridCol w:w="2453"/>
       </w:tblGrid>
       <w:tr>
         <w:trPr>
           <w:tblHeader w:val="true"/>
         </w:trPr>
         <w:tc>
-          <w:tcPr/>
+          <w:tcPr>
+            <w:tcW w:w="859" w:type="dxa"/>
+          </w:tcPr>
           <w:p>
             <w:pPr>
               <w:pStyle w:val="Compact"/>
@@ -1547,7 +1697,9 @@
           </w:p>
         </w:tc>
         <w:tc>
-          <w:tcPr/>
+          <w:tcPr>
+            <w:tcW w:w="991" w:type="dxa"/>
+          </w:tcPr>
           <w:p>
             <w:pPr>
               <w:pStyle w:val="Compact"/>
@@ -1559,7 +1711,9 @@
           </w:p>
         </w:tc>
         <w:tc>
-          <w:tcPr/>
+          <w:tcPr>
+            <w:tcW w:w="2787" w:type="dxa"/>
+          </w:tcPr>
           <w:p>
             <w:pPr>
               <w:pStyle w:val="Compact"/>
@@ -1571,7 +1725,9 @@
           </w:p>
         </w:tc>
         <w:tc>
-          <w:tcPr/>
+          <w:tcPr>
+            <w:tcW w:w="1165" w:type="dxa"/>
+          </w:tcPr>
           <w:p>
             <w:pPr>
               <w:pStyle w:val="Compact"/>
@@ -1583,7 +1739,9 @@
           </w:p>
         </w:tc>
         <w:tc>
-          <w:tcPr/>
+          <w:tcPr>
+            <w:tcW w:w="1101" w:type="dxa"/>
+          </w:tcPr>
           <w:p>
             <w:pPr>
               <w:pStyle w:val="Compact"/>
@@ -1595,7 +1753,9 @@
           </w:p>
         </w:tc>
         <w:tc>
-          <w:tcPr/>
+          <w:tcPr>
+            <w:tcW w:w="2453" w:type="dxa"/>
+          </w:tcPr>
           <w:p>
             <w:pPr>
               <w:pStyle w:val="Compact"/>
@@ -1609,7 +1769,9 @@
       </w:tr>
       <w:tr>
         <w:tc>
-          <w:tcPr/>
+          <w:tcPr>
+            <w:tcW w:w="859" w:type="dxa"/>
+          </w:tcPr>
           <w:p>
             <w:pPr>
               <w:pStyle w:val="Compact"/>
@@ -1621,7 +1783,9 @@
           </w:p>
         </w:tc>
         <w:tc>
-          <w:tcPr/>
+          <w:tcPr>
+            <w:tcW w:w="991" w:type="dxa"/>
+          </w:tcPr>
           <w:p>
             <w:pPr>
               <w:pStyle w:val="Compact"/>
@@ -1633,7 +1797,9 @@
           </w:p>
         </w:tc>
         <w:tc>
-          <w:tcPr/>
+          <w:tcPr>
+            <w:tcW w:w="2787" w:type="dxa"/>
+          </w:tcPr>
           <w:p>
             <w:pPr>
               <w:pStyle w:val="Compact"/>
@@ -1645,7 +1811,9 @@
           </w:p>
         </w:tc>
         <w:tc>
-          <w:tcPr/>
+          <w:tcPr>
+            <w:tcW w:w="1165" w:type="dxa"/>
+          </w:tcPr>
           <w:p>
             <w:pPr>
               <w:pStyle w:val="Compact"/>
@@ -1657,7 +1825,9 @@
           </w:p>
         </w:tc>
         <w:tc>
-          <w:tcPr/>
+          <w:tcPr>
+            <w:tcW w:w="1101" w:type="dxa"/>
+          </w:tcPr>
           <w:p>
             <w:pPr>
               <w:pStyle w:val="Compact"/>
@@ -1669,7 +1839,9 @@
           </w:p>
         </w:tc>
         <w:tc>
-          <w:tcPr/>
+          <w:tcPr>
+            <w:tcW w:w="2453" w:type="dxa"/>
+          </w:tcPr>
           <w:p>
             <w:pPr>
               <w:pStyle w:val="Compact"/>
@@ -1683,7 +1855,9 @@
       </w:tr>
       <w:tr>
         <w:tc>
-          <w:tcPr/>
+          <w:tcPr>
+            <w:tcW w:w="859" w:type="dxa"/>
+          </w:tcPr>
           <w:p>
             <w:pPr>
               <w:pStyle w:val="Compact"/>
@@ -1695,7 +1869,9 @@
           </w:p>
         </w:tc>
         <w:tc>
-          <w:tcPr/>
+          <w:tcPr>
+            <w:tcW w:w="991" w:type="dxa"/>
+          </w:tcPr>
           <w:p>
             <w:pPr>
               <w:pStyle w:val="Compact"/>
@@ -1707,7 +1883,9 @@
           </w:p>
         </w:tc>
         <w:tc>
-          <w:tcPr/>
+          <w:tcPr>
+            <w:tcW w:w="2787" w:type="dxa"/>
+          </w:tcPr>
           <w:p>
             <w:pPr>
               <w:pStyle w:val="Compact"/>
@@ -1719,7 +1897,9 @@
           </w:p>
         </w:tc>
         <w:tc>
-          <w:tcPr/>
+          <w:tcPr>
+            <w:tcW w:w="1165" w:type="dxa"/>
+          </w:tcPr>
           <w:p>
             <w:pPr>
               <w:pStyle w:val="Compact"/>
@@ -1731,7 +1911,9 @@
           </w:p>
         </w:tc>
         <w:tc>
-          <w:tcPr/>
+          <w:tcPr>
+            <w:tcW w:w="1101" w:type="dxa"/>
+          </w:tcPr>
           <w:p>
             <w:pPr>
               <w:pStyle w:val="Compact"/>
@@ -1743,7 +1925,9 @@
           </w:p>
         </w:tc>
         <w:tc>
-          <w:tcPr/>
+          <w:tcPr>
+            <w:tcW w:w="2453" w:type="dxa"/>
+          </w:tcPr>
           <w:p>
             <w:pPr>
               <w:pStyle w:val="Compact"/>
@@ -1757,7 +1941,9 @@
       </w:tr>
       <w:tr>
         <w:tc>
-          <w:tcPr/>
+          <w:tcPr>
+            <w:tcW w:w="859" w:type="dxa"/>
+          </w:tcPr>
           <w:p>
             <w:pPr>
               <w:pStyle w:val="Compact"/>
@@ -1769,7 +1955,9 @@
           </w:p>
         </w:tc>
         <w:tc>
-          <w:tcPr/>
+          <w:tcPr>
+            <w:tcW w:w="991" w:type="dxa"/>
+          </w:tcPr>
           <w:p>
             <w:pPr>
               <w:pStyle w:val="Compact"/>
@@ -1781,7 +1969,9 @@
           </w:p>
         </w:tc>
         <w:tc>
-          <w:tcPr/>
+          <w:tcPr>
+            <w:tcW w:w="2787" w:type="dxa"/>
+          </w:tcPr>
           <w:p>
             <w:pPr>
               <w:pStyle w:val="Compact"/>
@@ -1793,7 +1983,9 @@
           </w:p>
         </w:tc>
         <w:tc>
-          <w:tcPr/>
+          <w:tcPr>
+            <w:tcW w:w="1165" w:type="dxa"/>
+          </w:tcPr>
           <w:p>
             <w:pPr>
               <w:pStyle w:val="Compact"/>
@@ -1805,7 +1997,9 @@
           </w:p>
         </w:tc>
         <w:tc>
-          <w:tcPr/>
+          <w:tcPr>
+            <w:tcW w:w="1101" w:type="dxa"/>
+          </w:tcPr>
           <w:p>
             <w:pPr>
               <w:pStyle w:val="Compact"/>
@@ -1817,7 +2011,9 @@
           </w:p>
         </w:tc>
         <w:tc>
-          <w:tcPr/>
+          <w:tcPr>
+            <w:tcW w:w="2453" w:type="dxa"/>
+          </w:tcPr>
           <w:p>
             <w:pPr>
               <w:pStyle w:val="Compact"/>
@@ -1843,24 +2039,27 @@
     <w:tbl>
       <w:tblPr>
         <w:tblStyle w:val="Table"/>
-        <w:tblW w:type="auto" w:w="0"/>
+        <w:tblW w:type="dxa" w:w="9360"/>
         <w:tblLook w:firstRow="1" w:lastRow="0" w:firstColumn="0" w:lastColumn="0" w:noHBand="0" w:noVBand="0" w:val="0020"/>
         <w:jc w:val="start"/>
+        <w:tblLayout w:type="fixed"/>
       </w:tblPr>
       <w:tblGrid>
-        <w:gridCol w:w="1320"/>
-        <w:gridCol w:w="1320"/>
-        <w:gridCol w:w="1320"/>
-        <w:gridCol w:w="1320"/>
-        <w:gridCol w:w="1320"/>
-        <w:gridCol w:w="1320"/>
+        <w:gridCol w:w="849"/>
+        <w:gridCol w:w="849"/>
+        <w:gridCol w:w="2312"/>
+        <w:gridCol w:w="2165"/>
+        <w:gridCol w:w="1434"/>
+        <w:gridCol w:w="1748"/>
       </w:tblGrid>
       <w:tr>
         <w:trPr>
           <w:tblHeader w:val="true"/>
         </w:trPr>
         <w:tc>
-          <w:tcPr/>
+          <w:tcPr>
+            <w:tcW w:w="849" w:type="dxa"/>
+          </w:tcPr>
           <w:p>
             <w:pPr>
               <w:pStyle w:val="Compact"/>
@@ -1872,7 +2071,9 @@
           </w:p>
         </w:tc>
         <w:tc>
-          <w:tcPr/>
+          <w:tcPr>
+            <w:tcW w:w="849" w:type="dxa"/>
+          </w:tcPr>
           <w:p>
             <w:pPr>
               <w:pStyle w:val="Compact"/>
@@ -1884,7 +2085,9 @@
           </w:p>
         </w:tc>
         <w:tc>
-          <w:tcPr/>
+          <w:tcPr>
+            <w:tcW w:w="2312" w:type="dxa"/>
+          </w:tcPr>
           <w:p>
             <w:pPr>
               <w:pStyle w:val="Compact"/>
@@ -1896,7 +2099,9 @@
           </w:p>
         </w:tc>
         <w:tc>
-          <w:tcPr/>
+          <w:tcPr>
+            <w:tcW w:w="2165" w:type="dxa"/>
+          </w:tcPr>
           <w:p>
             <w:pPr>
               <w:pStyle w:val="Compact"/>
@@ -1908,7 +2113,9 @@
           </w:p>
         </w:tc>
         <w:tc>
-          <w:tcPr/>
+          <w:tcPr>
+            <w:tcW w:w="1434" w:type="dxa"/>
+          </w:tcPr>
           <w:p>
             <w:pPr>
               <w:pStyle w:val="Compact"/>
@@ -1920,7 +2127,9 @@
           </w:p>
         </w:tc>
         <w:tc>
-          <w:tcPr/>
+          <w:tcPr>
+            <w:tcW w:w="1748" w:type="dxa"/>
+          </w:tcPr>
           <w:p>
             <w:pPr>
               <w:pStyle w:val="Compact"/>
@@ -1934,7 +2143,9 @@
       </w:tr>
       <w:tr>
         <w:tc>
-          <w:tcPr/>
+          <w:tcPr>
+            <w:tcW w:w="849" w:type="dxa"/>
+          </w:tcPr>
           <w:p>
             <w:pPr>
               <w:pStyle w:val="Compact"/>
@@ -1946,7 +2157,9 @@
           </w:p>
         </w:tc>
         <w:tc>
-          <w:tcPr/>
+          <w:tcPr>
+            <w:tcW w:w="849" w:type="dxa"/>
+          </w:tcPr>
           <w:p>
             <w:pPr>
               <w:pStyle w:val="Compact"/>
@@ -1958,7 +2171,9 @@
           </w:p>
         </w:tc>
         <w:tc>
-          <w:tcPr/>
+          <w:tcPr>
+            <w:tcW w:w="2312" w:type="dxa"/>
+          </w:tcPr>
           <w:p>
             <w:pPr>
               <w:pStyle w:val="Compact"/>
@@ -1970,7 +2185,9 @@
           </w:p>
         </w:tc>
         <w:tc>
-          <w:tcPr/>
+          <w:tcPr>
+            <w:tcW w:w="2165" w:type="dxa"/>
+          </w:tcPr>
           <w:p>
             <w:pPr>
               <w:pStyle w:val="Compact"/>
@@ -1982,7 +2199,9 @@
           </w:p>
         </w:tc>
         <w:tc>
-          <w:tcPr/>
+          <w:tcPr>
+            <w:tcW w:w="1434" w:type="dxa"/>
+          </w:tcPr>
           <w:p>
             <w:pPr>
               <w:pStyle w:val="Compact"/>
@@ -1994,7 +2213,9 @@
           </w:p>
         </w:tc>
         <w:tc>
-          <w:tcPr/>
+          <w:tcPr>
+            <w:tcW w:w="1748" w:type="dxa"/>
+          </w:tcPr>
           <w:p>
             <w:pPr>
               <w:pStyle w:val="Compact"/>
@@ -2160,24 +2381,27 @@
     <w:tbl>
       <w:tblPr>
         <w:tblStyle w:val="Table"/>
-        <w:tblW w:type="auto" w:w="0"/>
+        <w:tblW w:type="dxa" w:w="9360"/>
         <w:tblLook w:firstRow="1" w:lastRow="0" w:firstColumn="0" w:lastColumn="0" w:noHBand="0" w:noVBand="0" w:val="0020"/>
         <w:jc w:val="start"/>
+        <w:tblLayout w:type="fixed"/>
       </w:tblPr>
       <w:tblGrid>
-        <w:gridCol w:w="1320"/>
-        <w:gridCol w:w="1320"/>
-        <w:gridCol w:w="1320"/>
-        <w:gridCol w:w="1320"/>
-        <w:gridCol w:w="1320"/>
-        <w:gridCol w:w="1320"/>
+        <w:gridCol w:w="827"/>
+        <w:gridCol w:w="827"/>
+        <w:gridCol w:w="1734"/>
+        <w:gridCol w:w="2033"/>
+        <w:gridCol w:w="1084"/>
+        <w:gridCol w:w="2853"/>
       </w:tblGrid>
       <w:tr>
         <w:trPr>
           <w:tblHeader w:val="true"/>
         </w:trPr>
         <w:tc>
-          <w:tcPr/>
+          <w:tcPr>
+            <w:tcW w:w="827" w:type="dxa"/>
+          </w:tcPr>
           <w:p>
             <w:pPr>
               <w:pStyle w:val="Compact"/>
@@ -2189,7 +2413,9 @@
           </w:p>
         </w:tc>
         <w:tc>
-          <w:tcPr/>
+          <w:tcPr>
+            <w:tcW w:w="827" w:type="dxa"/>
+          </w:tcPr>
           <w:p>
             <w:pPr>
               <w:pStyle w:val="Compact"/>
@@ -2201,7 +2427,9 @@
           </w:p>
         </w:tc>
         <w:tc>
-          <w:tcPr/>
+          <w:tcPr>
+            <w:tcW w:w="1734" w:type="dxa"/>
+          </w:tcPr>
           <w:p>
             <w:pPr>
               <w:pStyle w:val="Compact"/>
@@ -2213,7 +2441,9 @@
           </w:p>
         </w:tc>
         <w:tc>
-          <w:tcPr/>
+          <w:tcPr>
+            <w:tcW w:w="2033" w:type="dxa"/>
+          </w:tcPr>
           <w:p>
             <w:pPr>
               <w:pStyle w:val="Compact"/>
@@ -2225,7 +2455,9 @@
           </w:p>
         </w:tc>
         <w:tc>
-          <w:tcPr/>
+          <w:tcPr>
+            <w:tcW w:w="1084" w:type="dxa"/>
+          </w:tcPr>
           <w:p>
             <w:pPr>
               <w:pStyle w:val="Compact"/>
@@ -2237,7 +2469,9 @@
           </w:p>
         </w:tc>
         <w:tc>
-          <w:tcPr/>
+          <w:tcPr>
+            <w:tcW w:w="2853" w:type="dxa"/>
+          </w:tcPr>
           <w:p>
             <w:pPr>
               <w:pStyle w:val="Compact"/>
@@ -2251,7 +2485,9 @@
       </w:tr>
       <w:tr>
         <w:tc>
-          <w:tcPr/>
+          <w:tcPr>
+            <w:tcW w:w="827" w:type="dxa"/>
+          </w:tcPr>
           <w:p>
             <w:pPr>
               <w:pStyle w:val="Compact"/>
@@ -2263,7 +2499,9 @@
           </w:p>
         </w:tc>
         <w:tc>
-          <w:tcPr/>
+          <w:tcPr>
+            <w:tcW w:w="827" w:type="dxa"/>
+          </w:tcPr>
           <w:p>
             <w:pPr>
               <w:pStyle w:val="Compact"/>
@@ -2275,7 +2513,9 @@
           </w:p>
         </w:tc>
         <w:tc>
-          <w:tcPr/>
+          <w:tcPr>
+            <w:tcW w:w="1734" w:type="dxa"/>
+          </w:tcPr>
           <w:p>
             <w:pPr>
               <w:pStyle w:val="Compact"/>
@@ -2287,7 +2527,9 @@
           </w:p>
         </w:tc>
         <w:tc>
-          <w:tcPr/>
+          <w:tcPr>
+            <w:tcW w:w="2033" w:type="dxa"/>
+          </w:tcPr>
           <w:p>
             <w:pPr>
               <w:pStyle w:val="Compact"/>
@@ -2299,7 +2541,9 @@
           </w:p>
         </w:tc>
         <w:tc>
-          <w:tcPr/>
+          <w:tcPr>
+            <w:tcW w:w="1084" w:type="dxa"/>
+          </w:tcPr>
           <w:p>
             <w:pPr>
               <w:pStyle w:val="Compact"/>
@@ -2311,7 +2555,9 @@
           </w:p>
         </w:tc>
         <w:tc>
-          <w:tcPr/>
+          <w:tcPr>
+            <w:tcW w:w="2853" w:type="dxa"/>
+          </w:tcPr>
           <w:p>
             <w:pPr>
               <w:pStyle w:val="Compact"/>
@@ -2353,24 +2599,27 @@
     <w:tbl>
       <w:tblPr>
         <w:tblStyle w:val="Table"/>
-        <w:tblW w:type="auto" w:w="0"/>
+        <w:tblW w:type="dxa" w:w="9360"/>
         <w:tblLook w:firstRow="1" w:lastRow="0" w:firstColumn="0" w:lastColumn="0" w:noHBand="0" w:noVBand="0" w:val="0020"/>
         <w:jc w:val="start"/>
+        <w:tblLayout w:type="fixed"/>
       </w:tblPr>
       <w:tblGrid>
-        <w:gridCol w:w="1320"/>
-        <w:gridCol w:w="1320"/>
-        <w:gridCol w:w="1320"/>
-        <w:gridCol w:w="1320"/>
-        <w:gridCol w:w="1320"/>
-        <w:gridCol w:w="1320"/>
+        <w:gridCol w:w="874"/>
+        <w:gridCol w:w="1359"/>
+        <w:gridCol w:w="906"/>
+        <w:gridCol w:w="906"/>
+        <w:gridCol w:w="906"/>
+        <w:gridCol w:w="4408"/>
       </w:tblGrid>
       <w:tr>
         <w:trPr>
           <w:tblHeader w:val="true"/>
         </w:trPr>
         <w:tc>
-          <w:tcPr/>
+          <w:tcPr>
+            <w:tcW w:w="874" w:type="dxa"/>
+          </w:tcPr>
           <w:p>
             <w:pPr>
               <w:pStyle w:val="Compact"/>
@@ -2382,7 +2631,9 @@
           </w:p>
         </w:tc>
         <w:tc>
-          <w:tcPr/>
+          <w:tcPr>
+            <w:tcW w:w="1359" w:type="dxa"/>
+          </w:tcPr>
           <w:p>
             <w:pPr>
               <w:pStyle w:val="Compact"/>
@@ -2394,7 +2645,9 @@
           </w:p>
         </w:tc>
         <w:tc>
-          <w:tcPr/>
+          <w:tcPr>
+            <w:tcW w:w="906" w:type="dxa"/>
+          </w:tcPr>
           <w:p>
             <w:pPr>
               <w:pStyle w:val="Compact"/>
@@ -2406,7 +2659,9 @@
           </w:p>
         </w:tc>
         <w:tc>
-          <w:tcPr/>
+          <w:tcPr>
+            <w:tcW w:w="906" w:type="dxa"/>
+          </w:tcPr>
           <w:p>
             <w:pPr>
               <w:pStyle w:val="Compact"/>
@@ -2418,7 +2673,9 @@
           </w:p>
         </w:tc>
         <w:tc>
-          <w:tcPr/>
+          <w:tcPr>
+            <w:tcW w:w="906" w:type="dxa"/>
+          </w:tcPr>
           <w:p>
             <w:pPr>
               <w:pStyle w:val="Compact"/>
@@ -2430,7 +2687,9 @@
           </w:p>
         </w:tc>
         <w:tc>
-          <w:tcPr/>
+          <w:tcPr>
+            <w:tcW w:w="4408" w:type="dxa"/>
+          </w:tcPr>
           <w:p>
             <w:pPr>
               <w:pStyle w:val="Compact"/>
@@ -2444,7 +2703,9 @@
       </w:tr>
       <w:tr>
         <w:tc>
-          <w:tcPr/>
+          <w:tcPr>
+            <w:tcW w:w="874" w:type="dxa"/>
+          </w:tcPr>
           <w:p>
             <w:pPr>
               <w:pStyle w:val="Compact"/>
@@ -2456,7 +2717,9 @@
           </w:p>
         </w:tc>
         <w:tc>
-          <w:tcPr/>
+          <w:tcPr>
+            <w:tcW w:w="1359" w:type="dxa"/>
+          </w:tcPr>
           <w:p>
             <w:pPr>
               <w:pStyle w:val="Compact"/>
@@ -2468,7 +2731,9 @@
           </w:p>
         </w:tc>
         <w:tc>
-          <w:tcPr/>
+          <w:tcPr>
+            <w:tcW w:w="906" w:type="dxa"/>
+          </w:tcPr>
           <w:p>
             <w:pPr>
               <w:pStyle w:val="Compact"/>
@@ -2480,7 +2745,9 @@
           </w:p>
         </w:tc>
         <w:tc>
-          <w:tcPr/>
+          <w:tcPr>
+            <w:tcW w:w="906" w:type="dxa"/>
+          </w:tcPr>
           <w:p>
             <w:pPr>
               <w:pStyle w:val="Compact"/>
@@ -2492,7 +2759,9 @@
           </w:p>
         </w:tc>
         <w:tc>
-          <w:tcPr/>
+          <w:tcPr>
+            <w:tcW w:w="906" w:type="dxa"/>
+          </w:tcPr>
           <w:p>
             <w:pPr>
               <w:pStyle w:val="Compact"/>
@@ -2504,7 +2773,9 @@
           </w:p>
         </w:tc>
         <w:tc>
-          <w:tcPr/>
+          <w:tcPr>
+            <w:tcW w:w="4408" w:type="dxa"/>
+          </w:tcPr>
           <w:p>
             <w:pPr>
               <w:pStyle w:val="Compact"/>
@@ -2521,24 +2792,27 @@
     <w:tbl>
       <w:tblPr>
         <w:tblStyle w:val="Table"/>
-        <w:tblW w:type="auto" w:w="0"/>
+        <w:tblW w:type="dxa" w:w="9360"/>
         <w:tblLook w:firstRow="1" w:lastRow="0" w:firstColumn="0" w:lastColumn="0" w:noHBand="0" w:noVBand="0" w:val="0020"/>
         <w:jc w:val="start"/>
+        <w:tblLayout w:type="fixed"/>
       </w:tblPr>
       <w:tblGrid>
-        <w:gridCol w:w="1320"/>
-        <w:gridCol w:w="1320"/>
-        <w:gridCol w:w="1320"/>
-        <w:gridCol w:w="1320"/>
-        <w:gridCol w:w="1320"/>
-        <w:gridCol w:w="1320"/>
+        <w:gridCol w:w="831"/>
+        <w:gridCol w:w="831"/>
+        <w:gridCol w:w="831"/>
+        <w:gridCol w:w="2593"/>
+        <w:gridCol w:w="1643"/>
+        <w:gridCol w:w="2627"/>
       </w:tblGrid>
       <w:tr>
         <w:trPr>
           <w:tblHeader w:val="true"/>
         </w:trPr>
         <w:tc>
-          <w:tcPr/>
+          <w:tcPr>
+            <w:tcW w:w="831" w:type="dxa"/>
+          </w:tcPr>
           <w:p>
             <w:pPr>
               <w:pStyle w:val="Compact"/>
@@ -2550,7 +2824,9 @@
           </w:p>
         </w:tc>
         <w:tc>
-          <w:tcPr/>
+          <w:tcPr>
+            <w:tcW w:w="831" w:type="dxa"/>
+          </w:tcPr>
           <w:p>
             <w:pPr>
               <w:pStyle w:val="Compact"/>
@@ -2562,7 +2838,9 @@
           </w:p>
         </w:tc>
         <w:tc>
-          <w:tcPr/>
+          <w:tcPr>
+            <w:tcW w:w="831" w:type="dxa"/>
+          </w:tcPr>
           <w:p>
             <w:pPr>
               <w:pStyle w:val="Compact"/>
@@ -2574,7 +2852,9 @@
           </w:p>
         </w:tc>
         <w:tc>
-          <w:tcPr/>
+          <w:tcPr>
+            <w:tcW w:w="2593" w:type="dxa"/>
+          </w:tcPr>
           <w:p>
             <w:pPr>
               <w:pStyle w:val="Compact"/>
@@ -2586,7 +2866,9 @@
           </w:p>
         </w:tc>
         <w:tc>
-          <w:tcPr/>
+          <w:tcPr>
+            <w:tcW w:w="1643" w:type="dxa"/>
+          </w:tcPr>
           <w:p>
             <w:pPr>
               <w:pStyle w:val="Compact"/>
@@ -2598,7 +2880,9 @@
           </w:p>
         </w:tc>
         <w:tc>
-          <w:tcPr/>
+          <w:tcPr>
+            <w:tcW w:w="2627" w:type="dxa"/>
+          </w:tcPr>
           <w:p>
             <w:pPr>
               <w:pStyle w:val="Compact"/>
@@ -2612,7 +2896,9 @@
       </w:tr>
       <w:tr>
         <w:tc>
-          <w:tcPr/>
+          <w:tcPr>
+            <w:tcW w:w="831" w:type="dxa"/>
+          </w:tcPr>
           <w:p>
             <w:pPr>
               <w:pStyle w:val="Compact"/>
@@ -2624,7 +2910,9 @@
           </w:p>
         </w:tc>
         <w:tc>
-          <w:tcPr/>
+          <w:tcPr>
+            <w:tcW w:w="831" w:type="dxa"/>
+          </w:tcPr>
           <w:p>
             <w:pPr>
               <w:pStyle w:val="Compact"/>
@@ -2636,7 +2924,9 @@
           </w:p>
         </w:tc>
         <w:tc>
-          <w:tcPr/>
+          <w:tcPr>
+            <w:tcW w:w="831" w:type="dxa"/>
+          </w:tcPr>
           <w:p>
             <w:pPr>
               <w:pStyle w:val="Compact"/>
@@ -2648,7 +2938,9 @@
           </w:p>
         </w:tc>
         <w:tc>
-          <w:tcPr/>
+          <w:tcPr>
+            <w:tcW w:w="2593" w:type="dxa"/>
+          </w:tcPr>
           <w:p>
             <w:pPr>
               <w:pStyle w:val="Compact"/>
@@ -2660,7 +2952,9 @@
           </w:p>
         </w:tc>
         <w:tc>
-          <w:tcPr/>
+          <w:tcPr>
+            <w:tcW w:w="1643" w:type="dxa"/>
+          </w:tcPr>
           <w:p>
             <w:pPr>
               <w:pStyle w:val="Compact"/>
@@ -2672,7 +2966,9 @@
           </w:p>
         </w:tc>
         <w:tc>
-          <w:tcPr/>
+          <w:tcPr>
+            <w:tcW w:w="2627" w:type="dxa"/>
+          </w:tcPr>
           <w:p>
             <w:pPr>
               <w:pStyle w:val="Compact"/>
@@ -3017,20 +3313,23 @@
     <w:tbl>
       <w:tblPr>
         <w:tblStyle w:val="Table"/>
-        <w:tblW w:type="auto" w:w="0"/>
+        <w:tblW w:type="dxa" w:w="9360"/>
         <w:tblLook w:firstRow="1" w:lastRow="0" w:firstColumn="0" w:lastColumn="0" w:noHBand="0" w:noVBand="0" w:val="0020"/>
         <w:jc w:val="start"/>
+        <w:tblLayout w:type="fixed"/>
       </w:tblPr>
       <w:tblGrid>
-        <w:gridCol w:w="3960"/>
-        <w:gridCol w:w="3960"/>
+        <w:gridCol w:w="2087"/>
+        <w:gridCol w:w="7272"/>
       </w:tblGrid>
       <w:tr>
         <w:trPr>
           <w:tblHeader w:val="true"/>
         </w:trPr>
         <w:tc>
-          <w:tcPr/>
+          <w:tcPr>
+            <w:tcW w:w="2087" w:type="dxa"/>
+          </w:tcPr>
           <w:p>
             <w:pPr>
               <w:pStyle w:val="Compact"/>
@@ -3042,7 +3341,9 @@
           </w:p>
         </w:tc>
         <w:tc>
-          <w:tcPr/>
+          <w:tcPr>
+            <w:tcW w:w="7272" w:type="dxa"/>
+          </w:tcPr>
           <w:p>
             <w:pPr>
               <w:pStyle w:val="Compact"/>
@@ -3056,7 +3357,9 @@
       </w:tr>
       <w:tr>
         <w:tc>
-          <w:tcPr/>
+          <w:tcPr>
+            <w:tcW w:w="2087" w:type="dxa"/>
+          </w:tcPr>
           <w:p>
             <w:pPr>
               <w:pStyle w:val="Compact"/>
@@ -3068,7 +3371,9 @@
           </w:p>
         </w:tc>
         <w:tc>
-          <w:tcPr/>
+          <w:tcPr>
+            <w:tcW w:w="7272" w:type="dxa"/>
+          </w:tcPr>
           <w:p>
             <w:pPr>
               <w:pStyle w:val="Compact"/>
@@ -3082,7 +3387,9 @@
       </w:tr>
       <w:tr>
         <w:tc>
-          <w:tcPr/>
+          <w:tcPr>
+            <w:tcW w:w="2087" w:type="dxa"/>
+          </w:tcPr>
           <w:p>
             <w:pPr>
               <w:pStyle w:val="Compact"/>
@@ -3094,7 +3401,9 @@
           </w:p>
         </w:tc>
         <w:tc>
-          <w:tcPr/>
+          <w:tcPr>
+            <w:tcW w:w="7272" w:type="dxa"/>
+          </w:tcPr>
           <w:p>
             <w:pPr>
               <w:pStyle w:val="Compact"/>
@@ -3108,7 +3417,9 @@
       </w:tr>
       <w:tr>
         <w:tc>
-          <w:tcPr/>
+          <w:tcPr>
+            <w:tcW w:w="2087" w:type="dxa"/>
+          </w:tcPr>
           <w:p>
             <w:pPr>
               <w:pStyle w:val="Compact"/>
@@ -3120,7 +3431,9 @@
           </w:p>
         </w:tc>
         <w:tc>
-          <w:tcPr/>
+          <w:tcPr>
+            <w:tcW w:w="7272" w:type="dxa"/>
+          </w:tcPr>
           <w:p>
             <w:pPr>
               <w:pStyle w:val="Compact"/>
@@ -3134,7 +3447,9 @@
       </w:tr>
       <w:tr>
         <w:tc>
-          <w:tcPr/>
+          <w:tcPr>
+            <w:tcW w:w="2087" w:type="dxa"/>
+          </w:tcPr>
           <w:p>
             <w:pPr>
               <w:pStyle w:val="Compact"/>
@@ -3146,7 +3461,9 @@
           </w:p>
         </w:tc>
         <w:tc>
-          <w:tcPr/>
+          <w:tcPr>
+            <w:tcW w:w="7272" w:type="dxa"/>
+          </w:tcPr>
           <w:p>
             <w:pPr>
               <w:pStyle w:val="Compact"/>
@@ -3160,7 +3477,9 @@
       </w:tr>
       <w:tr>
         <w:tc>
-          <w:tcPr/>
+          <w:tcPr>
+            <w:tcW w:w="2087" w:type="dxa"/>
+          </w:tcPr>
           <w:p>
             <w:pPr>
               <w:pStyle w:val="Compact"/>
@@ -3172,7 +3491,9 @@
           </w:p>
         </w:tc>
         <w:tc>
-          <w:tcPr/>
+          <w:tcPr>
+            <w:tcW w:w="7272" w:type="dxa"/>
+          </w:tcPr>
           <w:p>
             <w:pPr>
               <w:pStyle w:val="Compact"/>
@@ -3198,23 +3519,26 @@
     <w:tbl>
       <w:tblPr>
         <w:tblStyle w:val="Table"/>
-        <w:tblW w:type="auto" w:w="0"/>
+        <w:tblW w:type="dxa" w:w="9360"/>
         <w:tblLook w:firstRow="1" w:lastRow="0" w:firstColumn="0" w:lastColumn="0" w:noHBand="0" w:noVBand="0" w:val="0020"/>
         <w:jc w:val="start"/>
+        <w:tblLayout w:type="fixed"/>
       </w:tblPr>
       <w:tblGrid>
-        <w:gridCol w:w="1584"/>
-        <w:gridCol w:w="1584"/>
-        <w:gridCol w:w="1584"/>
-        <w:gridCol w:w="1584"/>
-        <w:gridCol w:w="1584"/>
+        <w:gridCol w:w="1911"/>
+        <w:gridCol w:w="1899"/>
+        <w:gridCol w:w="2170"/>
+        <w:gridCol w:w="1828"/>
+        <w:gridCol w:w="1549"/>
       </w:tblGrid>
       <w:tr>
         <w:trPr>
           <w:tblHeader w:val="true"/>
         </w:trPr>
         <w:tc>
-          <w:tcPr/>
+          <w:tcPr>
+            <w:tcW w:w="1911" w:type="dxa"/>
+          </w:tcPr>
           <w:p>
             <w:pPr>
               <w:pStyle w:val="Compact"/>
@@ -3226,7 +3550,9 @@
           </w:p>
         </w:tc>
         <w:tc>
-          <w:tcPr/>
+          <w:tcPr>
+            <w:tcW w:w="1899" w:type="dxa"/>
+          </w:tcPr>
           <w:p>
             <w:pPr>
               <w:pStyle w:val="Compact"/>
@@ -3238,7 +3564,9 @@
           </w:p>
         </w:tc>
         <w:tc>
-          <w:tcPr/>
+          <w:tcPr>
+            <w:tcW w:w="2170" w:type="dxa"/>
+          </w:tcPr>
           <w:p>
             <w:pPr>
               <w:pStyle w:val="Compact"/>
@@ -3250,7 +3578,9 @@
           </w:p>
         </w:tc>
         <w:tc>
-          <w:tcPr/>
+          <w:tcPr>
+            <w:tcW w:w="1828" w:type="dxa"/>
+          </w:tcPr>
           <w:p>
             <w:pPr>
               <w:pStyle w:val="Compact"/>
@@ -3262,7 +3592,9 @@
           </w:p>
         </w:tc>
         <w:tc>
-          <w:tcPr/>
+          <w:tcPr>
+            <w:tcW w:w="1549" w:type="dxa"/>
+          </w:tcPr>
           <w:p>
             <w:pPr>
               <w:pStyle w:val="Compact"/>
@@ -3276,7 +3608,9 @@
       </w:tr>
       <w:tr>
         <w:tc>
-          <w:tcPr/>
+          <w:tcPr>
+            <w:tcW w:w="1911" w:type="dxa"/>
+          </w:tcPr>
           <w:p>
             <w:pPr>
               <w:pStyle w:val="Compact"/>
@@ -3288,7 +3622,9 @@
           </w:p>
         </w:tc>
         <w:tc>
-          <w:tcPr/>
+          <w:tcPr>
+            <w:tcW w:w="1899" w:type="dxa"/>
+          </w:tcPr>
           <w:p>
             <w:pPr>
               <w:pStyle w:val="Compact"/>
@@ -3300,7 +3636,9 @@
           </w:p>
         </w:tc>
         <w:tc>
-          <w:tcPr/>
+          <w:tcPr>
+            <w:tcW w:w="2170" w:type="dxa"/>
+          </w:tcPr>
           <w:p>
             <w:pPr>
               <w:pStyle w:val="Compact"/>
@@ -3312,7 +3650,9 @@
           </w:p>
         </w:tc>
         <w:tc>
-          <w:tcPr/>
+          <w:tcPr>
+            <w:tcW w:w="1828" w:type="dxa"/>
+          </w:tcPr>
           <w:p>
             <w:pPr>
               <w:pStyle w:val="Compact"/>
@@ -3324,7 +3664,9 @@
           </w:p>
         </w:tc>
         <w:tc>
-          <w:tcPr/>
+          <w:tcPr>
+            <w:tcW w:w="1549" w:type="dxa"/>
+          </w:tcPr>
           <w:p>
             <w:pPr>
               <w:pStyle w:val="Compact"/>
@@ -3338,7 +3680,9 @@
       </w:tr>
       <w:tr>
         <w:tc>
-          <w:tcPr/>
+          <w:tcPr>
+            <w:tcW w:w="1911" w:type="dxa"/>
+          </w:tcPr>
           <w:p>
             <w:pPr>
               <w:pStyle w:val="Compact"/>
@@ -3350,7 +3694,9 @@
           </w:p>
         </w:tc>
         <w:tc>
-          <w:tcPr/>
+          <w:tcPr>
+            <w:tcW w:w="1899" w:type="dxa"/>
+          </w:tcPr>
           <w:p>
             <w:pPr>
               <w:pStyle w:val="Compact"/>
@@ -3362,7 +3708,9 @@
           </w:p>
         </w:tc>
         <w:tc>
-          <w:tcPr/>
+          <w:tcPr>
+            <w:tcW w:w="2170" w:type="dxa"/>
+          </w:tcPr>
           <w:p>
             <w:pPr>
               <w:pStyle w:val="Compact"/>
@@ -3374,7 +3722,9 @@
           </w:p>
         </w:tc>
         <w:tc>
-          <w:tcPr/>
+          <w:tcPr>
+            <w:tcW w:w="1828" w:type="dxa"/>
+          </w:tcPr>
           <w:p>
             <w:pPr>
               <w:pStyle w:val="Compact"/>
@@ -3386,7 +3736,9 @@
           </w:p>
         </w:tc>
         <w:tc>
-          <w:tcPr/>
+          <w:tcPr>
+            <w:tcW w:w="1549" w:type="dxa"/>
+          </w:tcPr>
           <w:p>
             <w:pPr>
               <w:pStyle w:val="Compact"/>
@@ -3400,7 +3752,9 @@
       </w:tr>
       <w:tr>
         <w:tc>
-          <w:tcPr/>
+          <w:tcPr>
+            <w:tcW w:w="1911" w:type="dxa"/>
+          </w:tcPr>
           <w:p>
             <w:pPr>
               <w:pStyle w:val="Compact"/>
@@ -3412,7 +3766,9 @@
           </w:p>
         </w:tc>
         <w:tc>
-          <w:tcPr/>
+          <w:tcPr>
+            <w:tcW w:w="1899" w:type="dxa"/>
+          </w:tcPr>
           <w:p>
             <w:pPr>
               <w:pStyle w:val="Compact"/>
@@ -3424,7 +3780,9 @@
           </w:p>
         </w:tc>
         <w:tc>
-          <w:tcPr/>
+          <w:tcPr>
+            <w:tcW w:w="2170" w:type="dxa"/>
+          </w:tcPr>
           <w:p>
             <w:pPr>
               <w:pStyle w:val="Compact"/>
@@ -3436,7 +3794,9 @@
           </w:p>
         </w:tc>
         <w:tc>
-          <w:tcPr/>
+          <w:tcPr>
+            <w:tcW w:w="1828" w:type="dxa"/>
+          </w:tcPr>
           <w:p>
             <w:pPr>
               <w:pStyle w:val="Compact"/>
@@ -3448,7 +3808,9 @@
           </w:p>
         </w:tc>
         <w:tc>
-          <w:tcPr/>
+          <w:tcPr>
+            <w:tcW w:w="1549" w:type="dxa"/>
+          </w:tcPr>
           <w:p>
             <w:pPr>
               <w:pStyle w:val="Compact"/>
@@ -3462,7 +3824,9 @@
       </w:tr>
       <w:tr>
         <w:tc>
-          <w:tcPr/>
+          <w:tcPr>
+            <w:tcW w:w="1911" w:type="dxa"/>
+          </w:tcPr>
           <w:p>
             <w:pPr>
               <w:pStyle w:val="Compact"/>
@@ -3474,7 +3838,9 @@
           </w:p>
         </w:tc>
         <w:tc>
-          <w:tcPr/>
+          <w:tcPr>
+            <w:tcW w:w="1899" w:type="dxa"/>
+          </w:tcPr>
           <w:p>
             <w:pPr>
               <w:pStyle w:val="Compact"/>
@@ -3486,7 +3852,9 @@
           </w:p>
         </w:tc>
         <w:tc>
-          <w:tcPr/>
+          <w:tcPr>
+            <w:tcW w:w="2170" w:type="dxa"/>
+          </w:tcPr>
           <w:p>
             <w:pPr>
               <w:pStyle w:val="Compact"/>
@@ -3498,7 +3866,9 @@
           </w:p>
         </w:tc>
         <w:tc>
-          <w:tcPr/>
+          <w:tcPr>
+            <w:tcW w:w="1828" w:type="dxa"/>
+          </w:tcPr>
           <w:p>
             <w:pPr>
               <w:pStyle w:val="Compact"/>
@@ -3510,7 +3880,9 @@
           </w:p>
         </w:tc>
         <w:tc>
-          <w:tcPr/>
+          <w:tcPr>
+            <w:tcW w:w="1549" w:type="dxa"/>
+          </w:tcPr>
           <w:p>
             <w:pPr>
               <w:pStyle w:val="Compact"/>
@@ -3524,7 +3896,9 @@
       </w:tr>
       <w:tr>
         <w:tc>
-          <w:tcPr/>
+          <w:tcPr>
+            <w:tcW w:w="1911" w:type="dxa"/>
+          </w:tcPr>
           <w:p>
             <w:pPr>
               <w:pStyle w:val="Compact"/>
@@ -3536,7 +3910,9 @@
           </w:p>
         </w:tc>
         <w:tc>
-          <w:tcPr/>
+          <w:tcPr>
+            <w:tcW w:w="1899" w:type="dxa"/>
+          </w:tcPr>
           <w:p>
             <w:pPr>
               <w:pStyle w:val="Compact"/>
@@ -3548,7 +3924,9 @@
           </w:p>
         </w:tc>
         <w:tc>
-          <w:tcPr/>
+          <w:tcPr>
+            <w:tcW w:w="2170" w:type="dxa"/>
+          </w:tcPr>
           <w:p>
             <w:pPr>
               <w:pStyle w:val="Compact"/>
@@ -3560,15 +3938,19 @@
           </w:p>
         </w:tc>
         <w:tc>
-          <w:tcPr/>
-          <w:p>
-            <w:pPr>
-              <w:pStyle w:val="Compact"/>
-            </w:pPr>
-          </w:p>
-        </w:tc>
-        <w:tc>
-          <w:tcPr/>
+          <w:tcPr>
+            <w:tcW w:w="1828" w:type="dxa"/>
+          </w:tcPr>
+          <w:p>
+            <w:pPr>
+              <w:pStyle w:val="Compact"/>
+            </w:pPr>
+          </w:p>
+        </w:tc>
+        <w:tc>
+          <w:tcPr>
+            <w:tcW w:w="1549" w:type="dxa"/>
+          </w:tcPr>
           <w:p>
             <w:pPr>
               <w:pStyle w:val="Compact"/>
@@ -3582,23 +3964,29 @@
       </w:tr>
       <w:tr>
         <w:tc>
-          <w:tcPr/>
-          <w:p>
-            <w:pPr>
-              <w:pStyle w:val="Compact"/>
-            </w:pPr>
-          </w:p>
-        </w:tc>
-        <w:tc>
-          <w:tcPr/>
-          <w:p>
-            <w:pPr>
-              <w:pStyle w:val="Compact"/>
-            </w:pPr>
-          </w:p>
-        </w:tc>
-        <w:tc>
-          <w:tcPr/>
+          <w:tcPr>
+            <w:tcW w:w="1911" w:type="dxa"/>
+          </w:tcPr>
+          <w:p>
+            <w:pPr>
+              <w:pStyle w:val="Compact"/>
+            </w:pPr>
+          </w:p>
+        </w:tc>
+        <w:tc>
+          <w:tcPr>
+            <w:tcW w:w="1899" w:type="dxa"/>
+          </w:tcPr>
+          <w:p>
+            <w:pPr>
+              <w:pStyle w:val="Compact"/>
+            </w:pPr>
+          </w:p>
+        </w:tc>
+        <w:tc>
+          <w:tcPr>
+            <w:tcW w:w="2170" w:type="dxa"/>
+          </w:tcPr>
           <w:p>
             <w:pPr>
               <w:pStyle w:val="Compact"/>
@@ -3610,15 +3998,19 @@
           </w:p>
         </w:tc>
         <w:tc>
-          <w:tcPr/>
-          <w:p>
-            <w:pPr>
-              <w:pStyle w:val="Compact"/>
-            </w:pPr>
-          </w:p>
-        </w:tc>
-        <w:tc>
-          <w:tcPr/>
+          <w:tcPr>
+            <w:tcW w:w="1828" w:type="dxa"/>
+          </w:tcPr>
+          <w:p>
+            <w:pPr>
+              <w:pStyle w:val="Compact"/>
+            </w:pPr>
+          </w:p>
+        </w:tc>
+        <w:tc>
+          <w:tcPr>
+            <w:tcW w:w="1549" w:type="dxa"/>
+          </w:tcPr>
           <w:p>
             <w:pPr>
               <w:pStyle w:val="Compact"/>
@@ -3628,23 +4020,29 @@
       </w:tr>
       <w:tr>
         <w:tc>
-          <w:tcPr/>
-          <w:p>
-            <w:pPr>
-              <w:pStyle w:val="Compact"/>
-            </w:pPr>
-          </w:p>
-        </w:tc>
-        <w:tc>
-          <w:tcPr/>
-          <w:p>
-            <w:pPr>
-              <w:pStyle w:val="Compact"/>
-            </w:pPr>
-          </w:p>
-        </w:tc>
-        <w:tc>
-          <w:tcPr/>
+          <w:tcPr>
+            <w:tcW w:w="1911" w:type="dxa"/>
+          </w:tcPr>
+          <w:p>
+            <w:pPr>
+              <w:pStyle w:val="Compact"/>
+            </w:pPr>
+          </w:p>
+        </w:tc>
+        <w:tc>
+          <w:tcPr>
+            <w:tcW w:w="1899" w:type="dxa"/>
+          </w:tcPr>
+          <w:p>
+            <w:pPr>
+              <w:pStyle w:val="Compact"/>
+            </w:pPr>
+          </w:p>
+        </w:tc>
+        <w:tc>
+          <w:tcPr>
+            <w:tcW w:w="2170" w:type="dxa"/>
+          </w:tcPr>
           <w:p>
             <w:pPr>
               <w:pStyle w:val="Compact"/>
@@ -3656,15 +4054,19 @@
           </w:p>
         </w:tc>
         <w:tc>
-          <w:tcPr/>
-          <w:p>
-            <w:pPr>
-              <w:pStyle w:val="Compact"/>
-            </w:pPr>
-          </w:p>
-        </w:tc>
-        <w:tc>
-          <w:tcPr/>
+          <w:tcPr>
+            <w:tcW w:w="1828" w:type="dxa"/>
+          </w:tcPr>
+          <w:p>
+            <w:pPr>
+              <w:pStyle w:val="Compact"/>
+            </w:pPr>
+          </w:p>
+        </w:tc>
+        <w:tc>
+          <w:tcPr>
+            <w:tcW w:w="1549" w:type="dxa"/>
+          </w:tcPr>
           <w:p>
             <w:pPr>
               <w:pStyle w:val="Compact"/>
@@ -3686,24 +4088,27 @@
     <w:tbl>
       <w:tblPr>
         <w:tblStyle w:val="Table"/>
-        <w:tblW w:type="auto" w:w="0"/>
+        <w:tblW w:type="dxa" w:w="9360"/>
         <w:tblLook w:firstRow="1" w:lastRow="0" w:firstColumn="0" w:lastColumn="0" w:noHBand="0" w:noVBand="0" w:val="0020"/>
         <w:jc w:val="start"/>
+        <w:tblLayout w:type="fixed"/>
       </w:tblPr>
       <w:tblGrid>
-        <w:gridCol w:w="1320"/>
-        <w:gridCol w:w="1320"/>
-        <w:gridCol w:w="1320"/>
-        <w:gridCol w:w="1320"/>
-        <w:gridCol w:w="1320"/>
-        <w:gridCol w:w="1320"/>
+        <w:gridCol w:w="823"/>
+        <w:gridCol w:w="823"/>
+        <w:gridCol w:w="3433"/>
+        <w:gridCol w:w="945"/>
+        <w:gridCol w:w="961"/>
+        <w:gridCol w:w="2371"/>
       </w:tblGrid>
       <w:tr>
         <w:trPr>
           <w:tblHeader w:val="true"/>
         </w:trPr>
         <w:tc>
-          <w:tcPr/>
+          <w:tcPr>
+            <w:tcW w:w="823" w:type="dxa"/>
+          </w:tcPr>
           <w:p>
             <w:pPr>
               <w:pStyle w:val="Compact"/>
@@ -3715,7 +4120,9 @@
           </w:p>
         </w:tc>
         <w:tc>
-          <w:tcPr/>
+          <w:tcPr>
+            <w:tcW w:w="823" w:type="dxa"/>
+          </w:tcPr>
           <w:p>
             <w:pPr>
               <w:pStyle w:val="Compact"/>
@@ -3727,7 +4134,9 @@
           </w:p>
         </w:tc>
         <w:tc>
-          <w:tcPr/>
+          <w:tcPr>
+            <w:tcW w:w="3433" w:type="dxa"/>
+          </w:tcPr>
           <w:p>
             <w:pPr>
               <w:pStyle w:val="Compact"/>
@@ -3739,7 +4148,9 @@
           </w:p>
         </w:tc>
         <w:tc>
-          <w:tcPr/>
+          <w:tcPr>
+            <w:tcW w:w="945" w:type="dxa"/>
+          </w:tcPr>
           <w:p>
             <w:pPr>
               <w:pStyle w:val="Compact"/>
@@ -3751,7 +4162,9 @@
           </w:p>
         </w:tc>
         <w:tc>
-          <w:tcPr/>
+          <w:tcPr>
+            <w:tcW w:w="961" w:type="dxa"/>
+          </w:tcPr>
           <w:p>
             <w:pPr>
               <w:pStyle w:val="Compact"/>
@@ -3763,7 +4176,9 @@
           </w:p>
         </w:tc>
         <w:tc>
-          <w:tcPr/>
+          <w:tcPr>
+            <w:tcW w:w="2371" w:type="dxa"/>
+          </w:tcPr>
           <w:p>
             <w:pPr>
               <w:pStyle w:val="Compact"/>
@@ -3777,7 +4192,9 @@
       </w:tr>
       <w:tr>
         <w:tc>
-          <w:tcPr/>
+          <w:tcPr>
+            <w:tcW w:w="823" w:type="dxa"/>
+          </w:tcPr>
           <w:p>
             <w:pPr>
               <w:pStyle w:val="Compact"/>
@@ -3789,7 +4206,9 @@
           </w:p>
         </w:tc>
         <w:tc>
-          <w:tcPr/>
+          <w:tcPr>
+            <w:tcW w:w="823" w:type="dxa"/>
+          </w:tcPr>
           <w:p>
             <w:pPr>
               <w:pStyle w:val="Compact"/>
@@ -3801,7 +4220,9 @@
           </w:p>
         </w:tc>
         <w:tc>
-          <w:tcPr/>
+          <w:tcPr>
+            <w:tcW w:w="3433" w:type="dxa"/>
+          </w:tcPr>
           <w:p>
             <w:pPr>
               <w:pStyle w:val="Compact"/>
@@ -3813,7 +4234,9 @@
           </w:p>
         </w:tc>
         <w:tc>
-          <w:tcPr/>
+          <w:tcPr>
+            <w:tcW w:w="945" w:type="dxa"/>
+          </w:tcPr>
           <w:p>
             <w:pPr>
               <w:pStyle w:val="Compact"/>
@@ -3825,7 +4248,9 @@
           </w:p>
         </w:tc>
         <w:tc>
-          <w:tcPr/>
+          <w:tcPr>
+            <w:tcW w:w="961" w:type="dxa"/>
+          </w:tcPr>
           <w:p>
             <w:pPr>
               <w:pStyle w:val="Compact"/>
@@ -3837,7 +4262,9 @@
           </w:p>
         </w:tc>
         <w:tc>
-          <w:tcPr/>
+          <w:tcPr>
+            <w:tcW w:w="2371" w:type="dxa"/>
+          </w:tcPr>
           <w:p>
             <w:pPr>
               <w:pStyle w:val="Compact"/>
@@ -3851,7 +4278,9 @@
       </w:tr>
       <w:tr>
         <w:tc>
-          <w:tcPr/>
+          <w:tcPr>
+            <w:tcW w:w="823" w:type="dxa"/>
+          </w:tcPr>
           <w:p>
             <w:pPr>
               <w:pStyle w:val="Compact"/>
@@ -3863,7 +4292,9 @@
           </w:p>
         </w:tc>
         <w:tc>
-          <w:tcPr/>
+          <w:tcPr>
+            <w:tcW w:w="823" w:type="dxa"/>
+          </w:tcPr>
           <w:p>
             <w:pPr>
               <w:pStyle w:val="Compact"/>
@@ -3875,7 +4306,9 @@
           </w:p>
         </w:tc>
         <w:tc>
-          <w:tcPr/>
+          <w:tcPr>
+            <w:tcW w:w="3433" w:type="dxa"/>
+          </w:tcPr>
           <w:p>
             <w:pPr>
               <w:pStyle w:val="Compact"/>
@@ -3887,7 +4320,9 @@
           </w:p>
         </w:tc>
         <w:tc>
-          <w:tcPr/>
+          <w:tcPr>
+            <w:tcW w:w="945" w:type="dxa"/>
+          </w:tcPr>
           <w:p>
             <w:pPr>
               <w:pStyle w:val="Compact"/>
@@ -3899,7 +4334,9 @@
           </w:p>
         </w:tc>
         <w:tc>
-          <w:tcPr/>
+          <w:tcPr>
+            <w:tcW w:w="961" w:type="dxa"/>
+          </w:tcPr>
           <w:p>
             <w:pPr>
               <w:pStyle w:val="Compact"/>
@@ -3911,7 +4348,9 @@
           </w:p>
         </w:tc>
         <w:tc>
-          <w:tcPr/>
+          <w:tcPr>
+            <w:tcW w:w="2371" w:type="dxa"/>
+          </w:tcPr>
           <w:p>
             <w:pPr>
               <w:pStyle w:val="Compact"/>
@@ -3925,7 +4364,9 @@
       </w:tr>
       <w:tr>
         <w:tc>
-          <w:tcPr/>
+          <w:tcPr>
+            <w:tcW w:w="823" w:type="dxa"/>
+          </w:tcPr>
           <w:p>
             <w:pPr>
               <w:pStyle w:val="Compact"/>
@@ -3937,7 +4378,9 @@
           </w:p>
         </w:tc>
         <w:tc>
-          <w:tcPr/>
+          <w:tcPr>
+            <w:tcW w:w="823" w:type="dxa"/>
+          </w:tcPr>
           <w:p>
             <w:pPr>
               <w:pStyle w:val="Compact"/>
@@ -3949,7 +4392,9 @@
           </w:p>
         </w:tc>
         <w:tc>
-          <w:tcPr/>
+          <w:tcPr>
+            <w:tcW w:w="3433" w:type="dxa"/>
+          </w:tcPr>
           <w:p>
             <w:pPr>
               <w:pStyle w:val="Compact"/>
@@ -3961,7 +4406,9 @@
           </w:p>
         </w:tc>
         <w:tc>
-          <w:tcPr/>
+          <w:tcPr>
+            <w:tcW w:w="945" w:type="dxa"/>
+          </w:tcPr>
           <w:p>
             <w:pPr>
               <w:pStyle w:val="Compact"/>
@@ -3973,7 +4420,9 @@
           </w:p>
         </w:tc>
         <w:tc>
-          <w:tcPr/>
+          <w:tcPr>
+            <w:tcW w:w="961" w:type="dxa"/>
+          </w:tcPr>
           <w:p>
             <w:pPr>
               <w:pStyle w:val="Compact"/>
@@ -3985,7 +4434,9 @@
           </w:p>
         </w:tc>
         <w:tc>
-          <w:tcPr/>
+          <w:tcPr>
+            <w:tcW w:w="2371" w:type="dxa"/>
+          </w:tcPr>
           <w:p>
             <w:pPr>
               <w:pStyle w:val="Compact"/>
@@ -3999,7 +4450,9 @@
       </w:tr>
       <w:tr>
         <w:tc>
-          <w:tcPr/>
+          <w:tcPr>
+            <w:tcW w:w="823" w:type="dxa"/>
+          </w:tcPr>
           <w:p>
             <w:pPr>
               <w:pStyle w:val="Compact"/>
@@ -4011,7 +4464,9 @@
           </w:p>
         </w:tc>
         <w:tc>
-          <w:tcPr/>
+          <w:tcPr>
+            <w:tcW w:w="823" w:type="dxa"/>
+          </w:tcPr>
           <w:p>
             <w:pPr>
               <w:pStyle w:val="Compact"/>
@@ -4023,7 +4478,9 @@
           </w:p>
         </w:tc>
         <w:tc>
-          <w:tcPr/>
+          <w:tcPr>
+            <w:tcW w:w="3433" w:type="dxa"/>
+          </w:tcPr>
           <w:p>
             <w:pPr>
               <w:pStyle w:val="Compact"/>
@@ -4035,7 +4492,9 @@
           </w:p>
         </w:tc>
         <w:tc>
-          <w:tcPr/>
+          <w:tcPr>
+            <w:tcW w:w="945" w:type="dxa"/>
+          </w:tcPr>
           <w:p>
             <w:pPr>
               <w:pStyle w:val="Compact"/>
@@ -4047,7 +4506,9 @@
           </w:p>
         </w:tc>
         <w:tc>
-          <w:tcPr/>
+          <w:tcPr>
+            <w:tcW w:w="961" w:type="dxa"/>
+          </w:tcPr>
           <w:p>
             <w:pPr>
               <w:pStyle w:val="Compact"/>
@@ -4059,7 +4520,9 @@
           </w:p>
         </w:tc>
         <w:tc>
-          <w:tcPr/>
+          <w:tcPr>
+            <w:tcW w:w="2371" w:type="dxa"/>
+          </w:tcPr>
           <w:p>
             <w:pPr>
               <w:pStyle w:val="Compact"/>
@@ -4073,7 +4536,9 @@
       </w:tr>
       <w:tr>
         <w:tc>
-          <w:tcPr/>
+          <w:tcPr>
+            <w:tcW w:w="823" w:type="dxa"/>
+          </w:tcPr>
           <w:p>
             <w:pPr>
               <w:pStyle w:val="Compact"/>
@@ -4085,7 +4550,9 @@
           </w:p>
         </w:tc>
         <w:tc>
-          <w:tcPr/>
+          <w:tcPr>
+            <w:tcW w:w="823" w:type="dxa"/>
+          </w:tcPr>
           <w:p>
             <w:pPr>
               <w:pStyle w:val="Compact"/>
@@ -4097,7 +4564,9 @@
           </w:p>
         </w:tc>
         <w:tc>
-          <w:tcPr/>
+          <w:tcPr>
+            <w:tcW w:w="3433" w:type="dxa"/>
+          </w:tcPr>
           <w:p>
             <w:pPr>
               <w:pStyle w:val="Compact"/>
@@ -4109,7 +4578,9 @@
           </w:p>
         </w:tc>
         <w:tc>
-          <w:tcPr/>
+          <w:tcPr>
+            <w:tcW w:w="945" w:type="dxa"/>
+          </w:tcPr>
           <w:p>
             <w:pPr>
               <w:pStyle w:val="Compact"/>
@@ -4121,7 +4592,9 @@
           </w:p>
         </w:tc>
         <w:tc>
-          <w:tcPr/>
+          <w:tcPr>
+            <w:tcW w:w="961" w:type="dxa"/>
+          </w:tcPr>
           <w:p>
             <w:pPr>
               <w:pStyle w:val="Compact"/>
@@ -4133,7 +4606,9 @@
           </w:p>
         </w:tc>
         <w:tc>
-          <w:tcPr/>
+          <w:tcPr>
+            <w:tcW w:w="2371" w:type="dxa"/>
+          </w:tcPr>
           <w:p>
             <w:pPr>
               <w:pStyle w:val="Compact"/>
@@ -4143,7 +4618,9 @@
       </w:tr>
       <w:tr>
         <w:tc>
-          <w:tcPr/>
+          <w:tcPr>
+            <w:tcW w:w="823" w:type="dxa"/>
+          </w:tcPr>
           <w:p>
             <w:pPr>
               <w:pStyle w:val="Compact"/>
@@ -4155,7 +4632,9 @@
           </w:p>
         </w:tc>
         <w:tc>
-          <w:tcPr/>
+          <w:tcPr>
+            <w:tcW w:w="823" w:type="dxa"/>
+          </w:tcPr>
           <w:p>
             <w:pPr>
               <w:pStyle w:val="Compact"/>
@@ -4167,7 +4646,9 @@
           </w:p>
         </w:tc>
         <w:tc>
-          <w:tcPr/>
+          <w:tcPr>
+            <w:tcW w:w="3433" w:type="dxa"/>
+          </w:tcPr>
           <w:p>
             <w:pPr>
               <w:pStyle w:val="Compact"/>
@@ -4179,7 +4660,9 @@
           </w:p>
         </w:tc>
         <w:tc>
-          <w:tcPr/>
+          <w:tcPr>
+            <w:tcW w:w="945" w:type="dxa"/>
+          </w:tcPr>
           <w:p>
             <w:pPr>
               <w:pStyle w:val="Compact"/>
@@ -4191,7 +4674,9 @@
           </w:p>
         </w:tc>
         <w:tc>
-          <w:tcPr/>
+          <w:tcPr>
+            <w:tcW w:w="961" w:type="dxa"/>
+          </w:tcPr>
           <w:p>
             <w:pPr>
               <w:pStyle w:val="Compact"/>
@@ -4203,7 +4688,9 @@
           </w:p>
         </w:tc>
         <w:tc>
-          <w:tcPr/>
+          <w:tcPr>
+            <w:tcW w:w="2371" w:type="dxa"/>
+          </w:tcPr>
           <w:p>
             <w:pPr>
               <w:pStyle w:val="Compact"/>
@@ -4213,7 +4700,9 @@
       </w:tr>
       <w:tr>
         <w:tc>
-          <w:tcPr/>
+          <w:tcPr>
+            <w:tcW w:w="823" w:type="dxa"/>
+          </w:tcPr>
           <w:p>
             <w:pPr>
               <w:pStyle w:val="Compact"/>
@@ -4225,7 +4714,9 @@
           </w:p>
         </w:tc>
         <w:tc>
-          <w:tcPr/>
+          <w:tcPr>
+            <w:tcW w:w="823" w:type="dxa"/>
+          </w:tcPr>
           <w:p>
             <w:pPr>
               <w:pStyle w:val="Compact"/>
@@ -4237,7 +4728,9 @@
           </w:p>
         </w:tc>
         <w:tc>
-          <w:tcPr/>
+          <w:tcPr>
+            <w:tcW w:w="3433" w:type="dxa"/>
+          </w:tcPr>
           <w:p>
             <w:pPr>
               <w:pStyle w:val="Compact"/>
@@ -4249,7 +4742,9 @@
           </w:p>
         </w:tc>
         <w:tc>
-          <w:tcPr/>
+          <w:tcPr>
+            <w:tcW w:w="945" w:type="dxa"/>
+          </w:tcPr>
           <w:p>
             <w:pPr>
               <w:pStyle w:val="Compact"/>
@@ -4261,7 +4756,9 @@
           </w:p>
         </w:tc>
         <w:tc>
-          <w:tcPr/>
+          <w:tcPr>
+            <w:tcW w:w="961" w:type="dxa"/>
+          </w:tcPr>
           <w:p>
             <w:pPr>
               <w:pStyle w:val="Compact"/>
@@ -4273,7 +4770,9 @@
           </w:p>
         </w:tc>
         <w:tc>
-          <w:tcPr/>
+          <w:tcPr>
+            <w:tcW w:w="2371" w:type="dxa"/>
+          </w:tcPr>
           <w:p>
             <w:pPr>
               <w:pStyle w:val="Compact"/>
@@ -4283,7 +4782,9 @@
       </w:tr>
       <w:tr>
         <w:tc>
-          <w:tcPr/>
+          <w:tcPr>
+            <w:tcW w:w="823" w:type="dxa"/>
+          </w:tcPr>
           <w:p>
             <w:pPr>
               <w:pStyle w:val="Compact"/>
@@ -4295,7 +4796,9 @@
           </w:p>
         </w:tc>
         <w:tc>
-          <w:tcPr/>
+          <w:tcPr>
+            <w:tcW w:w="823" w:type="dxa"/>
+          </w:tcPr>
           <w:p>
             <w:pPr>
               <w:pStyle w:val="Compact"/>
@@ -4307,7 +4810,9 @@
           </w:p>
         </w:tc>
         <w:tc>
-          <w:tcPr/>
+          <w:tcPr>
+            <w:tcW w:w="3433" w:type="dxa"/>
+          </w:tcPr>
           <w:p>
             <w:pPr>
               <w:pStyle w:val="Compact"/>
@@ -4319,7 +4824,9 @@
           </w:p>
         </w:tc>
         <w:tc>
-          <w:tcPr/>
+          <w:tcPr>
+            <w:tcW w:w="945" w:type="dxa"/>
+          </w:tcPr>
           <w:p>
             <w:pPr>
               <w:pStyle w:val="Compact"/>
@@ -4331,7 +4838,9 @@
           </w:p>
         </w:tc>
         <w:tc>
-          <w:tcPr/>
+          <w:tcPr>
+            <w:tcW w:w="961" w:type="dxa"/>
+          </w:tcPr>
           <w:p>
             <w:pPr>
               <w:pStyle w:val="Compact"/>
@@ -4343,7 +4852,9 @@
           </w:p>
         </w:tc>
         <w:tc>
-          <w:tcPr/>
+          <w:tcPr>
+            <w:tcW w:w="2371" w:type="dxa"/>
+          </w:tcPr>
           <w:p>
             <w:pPr>
               <w:pStyle w:val="Compact"/>
@@ -4357,7 +4868,9 @@
       </w:tr>
       <w:tr>
         <w:tc>
-          <w:tcPr/>
+          <w:tcPr>
+            <w:tcW w:w="823" w:type="dxa"/>
+          </w:tcPr>
           <w:p>
             <w:pPr>
               <w:pStyle w:val="Compact"/>
@@ -4369,7 +4882,9 @@
           </w:p>
         </w:tc>
         <w:tc>
-          <w:tcPr/>
+          <w:tcPr>
+            <w:tcW w:w="823" w:type="dxa"/>
+          </w:tcPr>
           <w:p>
             <w:pPr>
               <w:pStyle w:val="Compact"/>
@@ -4381,7 +4896,9 @@
           </w:p>
         </w:tc>
         <w:tc>
-          <w:tcPr/>
+          <w:tcPr>
+            <w:tcW w:w="3433" w:type="dxa"/>
+          </w:tcPr>
           <w:p>
             <w:pPr>
               <w:pStyle w:val="Compact"/>
@@ -4393,7 +4910,9 @@
           </w:p>
         </w:tc>
         <w:tc>
-          <w:tcPr/>
+          <w:tcPr>
+            <w:tcW w:w="945" w:type="dxa"/>
+          </w:tcPr>
           <w:p>
             <w:pPr>
               <w:pStyle w:val="Compact"/>
@@ -4405,7 +4924,9 @@
           </w:p>
         </w:tc>
         <w:tc>
-          <w:tcPr/>
+          <w:tcPr>
+            <w:tcW w:w="961" w:type="dxa"/>
+          </w:tcPr>
           <w:p>
             <w:pPr>
               <w:pStyle w:val="Compact"/>
@@ -4417,7 +4938,9 @@
           </w:p>
         </w:tc>
         <w:tc>
-          <w:tcPr/>
+          <w:tcPr>
+            <w:tcW w:w="2371" w:type="dxa"/>
+          </w:tcPr>
           <w:p>
             <w:pPr>
               <w:pStyle w:val="Compact"/>
@@ -4431,7 +4954,9 @@
       </w:tr>
       <w:tr>
         <w:tc>
-          <w:tcPr/>
+          <w:tcPr>
+            <w:tcW w:w="823" w:type="dxa"/>
+          </w:tcPr>
           <w:p>
             <w:pPr>
               <w:pStyle w:val="Compact"/>
@@ -4443,7 +4968,9 @@
           </w:p>
         </w:tc>
         <w:tc>
-          <w:tcPr/>
+          <w:tcPr>
+            <w:tcW w:w="823" w:type="dxa"/>
+          </w:tcPr>
           <w:p>
             <w:pPr>
               <w:pStyle w:val="Compact"/>
@@ -4455,7 +4982,9 @@
           </w:p>
         </w:tc>
         <w:tc>
-          <w:tcPr/>
+          <w:tcPr>
+            <w:tcW w:w="3433" w:type="dxa"/>
+          </w:tcPr>
           <w:p>
             <w:pPr>
               <w:pStyle w:val="Compact"/>
@@ -4467,7 +4996,9 @@
           </w:p>
         </w:tc>
         <w:tc>
-          <w:tcPr/>
+          <w:tcPr>
+            <w:tcW w:w="945" w:type="dxa"/>
+          </w:tcPr>
           <w:p>
             <w:pPr>
               <w:pStyle w:val="Compact"/>
@@ -4479,7 +5010,9 @@
           </w:p>
         </w:tc>
         <w:tc>
-          <w:tcPr/>
+          <w:tcPr>
+            <w:tcW w:w="961" w:type="dxa"/>
+          </w:tcPr>
           <w:p>
             <w:pPr>
               <w:pStyle w:val="Compact"/>
@@ -4491,7 +5024,9 @@
           </w:p>
         </w:tc>
         <w:tc>
-          <w:tcPr/>
+          <w:tcPr>
+            <w:tcW w:w="2371" w:type="dxa"/>
+          </w:tcPr>
           <w:p>
             <w:pPr>
               <w:pStyle w:val="Compact"/>
@@ -4517,24 +5052,27 @@
     <w:tbl>
       <w:tblPr>
         <w:tblStyle w:val="Table"/>
-        <w:tblW w:type="auto" w:w="0"/>
+        <w:tblW w:type="dxa" w:w="9360"/>
         <w:tblLook w:firstRow="1" w:lastRow="0" w:firstColumn="0" w:lastColumn="0" w:noHBand="0" w:noVBand="0" w:val="0020"/>
         <w:jc w:val="start"/>
+        <w:tblLayout w:type="fixed"/>
       </w:tblPr>
       <w:tblGrid>
-        <w:gridCol w:w="1320"/>
-        <w:gridCol w:w="1320"/>
-        <w:gridCol w:w="1320"/>
-        <w:gridCol w:w="1320"/>
-        <w:gridCol w:w="1320"/>
-        <w:gridCol w:w="1320"/>
+        <w:gridCol w:w="799"/>
+        <w:gridCol w:w="799"/>
+        <w:gridCol w:w="3290"/>
+        <w:gridCol w:w="1586"/>
+        <w:gridCol w:w="1599"/>
+        <w:gridCol w:w="1285"/>
       </w:tblGrid>
       <w:tr>
         <w:trPr>
           <w:tblHeader w:val="true"/>
         </w:trPr>
         <w:tc>
-          <w:tcPr/>
+          <w:tcPr>
+            <w:tcW w:w="799" w:type="dxa"/>
+          </w:tcPr>
           <w:p>
             <w:pPr>
               <w:pStyle w:val="Compact"/>
@@ -4546,7 +5084,9 @@
           </w:p>
         </w:tc>
         <w:tc>
-          <w:tcPr/>
+          <w:tcPr>
+            <w:tcW w:w="799" w:type="dxa"/>
+          </w:tcPr>
           <w:p>
             <w:pPr>
               <w:pStyle w:val="Compact"/>
@@ -4558,7 +5098,9 @@
           </w:p>
         </w:tc>
         <w:tc>
-          <w:tcPr/>
+          <w:tcPr>
+            <w:tcW w:w="3290" w:type="dxa"/>
+          </w:tcPr>
           <w:p>
             <w:pPr>
               <w:pStyle w:val="Compact"/>
@@ -4570,7 +5112,9 @@
           </w:p>
         </w:tc>
         <w:tc>
-          <w:tcPr/>
+          <w:tcPr>
+            <w:tcW w:w="1586" w:type="dxa"/>
+          </w:tcPr>
           <w:p>
             <w:pPr>
               <w:pStyle w:val="Compact"/>
@@ -4582,7 +5126,9 @@
           </w:p>
         </w:tc>
         <w:tc>
-          <w:tcPr/>
+          <w:tcPr>
+            <w:tcW w:w="1599" w:type="dxa"/>
+          </w:tcPr>
           <w:p>
             <w:pPr>
               <w:pStyle w:val="Compact"/>
@@ -4594,7 +5140,9 @@
           </w:p>
         </w:tc>
         <w:tc>
-          <w:tcPr/>
+          <w:tcPr>
+            <w:tcW w:w="1285" w:type="dxa"/>
+          </w:tcPr>
           <w:p>
             <w:pPr>
               <w:pStyle w:val="Compact"/>
@@ -4608,7 +5156,9 @@
       </w:tr>
       <w:tr>
         <w:tc>
-          <w:tcPr/>
+          <w:tcPr>
+            <w:tcW w:w="799" w:type="dxa"/>
+          </w:tcPr>
           <w:p>
             <w:pPr>
               <w:pStyle w:val="Compact"/>
@@ -4620,7 +5170,9 @@
           </w:p>
         </w:tc>
         <w:tc>
-          <w:tcPr/>
+          <w:tcPr>
+            <w:tcW w:w="799" w:type="dxa"/>
+          </w:tcPr>
           <w:p>
             <w:pPr>
               <w:pStyle w:val="Compact"/>
@@ -4632,7 +5184,9 @@
           </w:p>
         </w:tc>
         <w:tc>
-          <w:tcPr/>
+          <w:tcPr>
+            <w:tcW w:w="3290" w:type="dxa"/>
+          </w:tcPr>
           <w:p>
             <w:pPr>
               <w:pStyle w:val="Compact"/>
@@ -4644,7 +5198,9 @@
           </w:p>
         </w:tc>
         <w:tc>
-          <w:tcPr/>
+          <w:tcPr>
+            <w:tcW w:w="1586" w:type="dxa"/>
+          </w:tcPr>
           <w:p>
             <w:pPr>
               <w:pStyle w:val="Compact"/>
@@ -4656,7 +5212,9 @@
           </w:p>
         </w:tc>
         <w:tc>
-          <w:tcPr/>
+          <w:tcPr>
+            <w:tcW w:w="1599" w:type="dxa"/>
+          </w:tcPr>
           <w:p>
             <w:pPr>
               <w:pStyle w:val="Compact"/>
@@ -4668,7 +5226,9 @@
           </w:p>
         </w:tc>
         <w:tc>
-          <w:tcPr/>
+          <w:tcPr>
+            <w:tcW w:w="1285" w:type="dxa"/>
+          </w:tcPr>
           <w:p>
             <w:pPr>
               <w:pStyle w:val="Compact"/>
@@ -4682,7 +5242,9 @@
       </w:tr>
       <w:tr>
         <w:tc>
-          <w:tcPr/>
+          <w:tcPr>
+            <w:tcW w:w="799" w:type="dxa"/>
+          </w:tcPr>
           <w:p>
             <w:pPr>
               <w:pStyle w:val="Compact"/>
@@ -4694,7 +5256,9 @@
           </w:p>
         </w:tc>
         <w:tc>
-          <w:tcPr/>
+          <w:tcPr>
+            <w:tcW w:w="799" w:type="dxa"/>
+          </w:tcPr>
           <w:p>
             <w:pPr>
               <w:pStyle w:val="Compact"/>
@@ -4706,7 +5270,9 @@
           </w:p>
         </w:tc>
         <w:tc>
-          <w:tcPr/>
+          <w:tcPr>
+            <w:tcW w:w="3290" w:type="dxa"/>
+          </w:tcPr>
           <w:p>
             <w:pPr>
               <w:pStyle w:val="Compact"/>
@@ -4718,7 +5284,9 @@
           </w:p>
         </w:tc>
         <w:tc>
-          <w:tcPr/>
+          <w:tcPr>
+            <w:tcW w:w="1586" w:type="dxa"/>
+          </w:tcPr>
           <w:p>
             <w:pPr>
               <w:pStyle w:val="Compact"/>
@@ -4730,7 +5298,9 @@
           </w:p>
         </w:tc>
         <w:tc>
-          <w:tcPr/>
+          <w:tcPr>
+            <w:tcW w:w="1599" w:type="dxa"/>
+          </w:tcPr>
           <w:p>
             <w:pPr>
               <w:pStyle w:val="Compact"/>
@@ -4742,7 +5312,9 @@
           </w:p>
         </w:tc>
         <w:tc>
-          <w:tcPr/>
+          <w:tcPr>
+            <w:tcW w:w="1285" w:type="dxa"/>
+          </w:tcPr>
           <w:p>
             <w:pPr>
               <w:pStyle w:val="Compact"/>
@@ -4756,7 +5328,9 @@
       </w:tr>
       <w:tr>
         <w:tc>
-          <w:tcPr/>
+          <w:tcPr>
+            <w:tcW w:w="799" w:type="dxa"/>
+          </w:tcPr>
           <w:p>
             <w:pPr>
               <w:pStyle w:val="Compact"/>
@@ -4768,7 +5342,9 @@
           </w:p>
         </w:tc>
         <w:tc>
-          <w:tcPr/>
+          <w:tcPr>
+            <w:tcW w:w="799" w:type="dxa"/>
+          </w:tcPr>
           <w:p>
             <w:pPr>
               <w:pStyle w:val="Compact"/>
@@ -4780,7 +5356,9 @@
           </w:p>
         </w:tc>
         <w:tc>
-          <w:tcPr/>
+          <w:tcPr>
+            <w:tcW w:w="3290" w:type="dxa"/>
+          </w:tcPr>
           <w:p>
             <w:pPr>
               <w:pStyle w:val="Compact"/>
@@ -4792,7 +5370,9 @@
           </w:p>
         </w:tc>
         <w:tc>
-          <w:tcPr/>
+          <w:tcPr>
+            <w:tcW w:w="1586" w:type="dxa"/>
+          </w:tcPr>
           <w:p>
             <w:pPr>
               <w:pStyle w:val="Compact"/>
@@ -4804,7 +5384,9 @@
           </w:p>
         </w:tc>
         <w:tc>
-          <w:tcPr/>
+          <w:tcPr>
+            <w:tcW w:w="1599" w:type="dxa"/>
+          </w:tcPr>
           <w:p>
             <w:pPr>
               <w:pStyle w:val="Compact"/>
@@ -4816,7 +5398,9 @@
           </w:p>
         </w:tc>
         <w:tc>
-          <w:tcPr/>
+          <w:tcPr>
+            <w:tcW w:w="1285" w:type="dxa"/>
+          </w:tcPr>
           <w:p>
             <w:pPr>
               <w:pStyle w:val="Compact"/>
@@ -4842,24 +5426,27 @@
     <w:tbl>
       <w:tblPr>
         <w:tblStyle w:val="Table"/>
-        <w:tblW w:type="auto" w:w="0"/>
+        <w:tblW w:type="dxa" w:w="9360"/>
         <w:tblLook w:firstRow="1" w:lastRow="0" w:firstColumn="0" w:lastColumn="0" w:noHBand="0" w:noVBand="0" w:val="0020"/>
         <w:jc w:val="start"/>
+        <w:tblLayout w:type="fixed"/>
       </w:tblPr>
       <w:tblGrid>
-        <w:gridCol w:w="1320"/>
-        <w:gridCol w:w="1320"/>
-        <w:gridCol w:w="1320"/>
-        <w:gridCol w:w="1320"/>
-        <w:gridCol w:w="1320"/>
-        <w:gridCol w:w="1320"/>
+        <w:gridCol w:w="781"/>
+        <w:gridCol w:w="781"/>
+        <w:gridCol w:w="1598"/>
+        <w:gridCol w:w="2161"/>
+        <w:gridCol w:w="1439"/>
+        <w:gridCol w:w="2598"/>
       </w:tblGrid>
       <w:tr>
         <w:trPr>
           <w:tblHeader w:val="true"/>
         </w:trPr>
         <w:tc>
-          <w:tcPr/>
+          <w:tcPr>
+            <w:tcW w:w="781" w:type="dxa"/>
+          </w:tcPr>
           <w:p>
             <w:pPr>
               <w:pStyle w:val="Compact"/>
@@ -4871,7 +5458,9 @@
           </w:p>
         </w:tc>
         <w:tc>
-          <w:tcPr/>
+          <w:tcPr>
+            <w:tcW w:w="781" w:type="dxa"/>
+          </w:tcPr>
           <w:p>
             <w:pPr>
               <w:pStyle w:val="Compact"/>
@@ -4883,7 +5472,9 @@
           </w:p>
         </w:tc>
         <w:tc>
-          <w:tcPr/>
+          <w:tcPr>
+            <w:tcW w:w="1598" w:type="dxa"/>
+          </w:tcPr>
           <w:p>
             <w:pPr>
               <w:pStyle w:val="Compact"/>
@@ -4895,7 +5486,9 @@
           </w:p>
         </w:tc>
         <w:tc>
-          <w:tcPr/>
+          <w:tcPr>
+            <w:tcW w:w="2161" w:type="dxa"/>
+          </w:tcPr>
           <w:p>
             <w:pPr>
               <w:pStyle w:val="Compact"/>
@@ -4907,7 +5500,9 @@
           </w:p>
         </w:tc>
         <w:tc>
-          <w:tcPr/>
+          <w:tcPr>
+            <w:tcW w:w="1439" w:type="dxa"/>
+          </w:tcPr>
           <w:p>
             <w:pPr>
               <w:pStyle w:val="Compact"/>
@@ -4919,7 +5514,9 @@
           </w:p>
         </w:tc>
         <w:tc>
-          <w:tcPr/>
+          <w:tcPr>
+            <w:tcW w:w="2598" w:type="dxa"/>
+          </w:tcPr>
           <w:p>
             <w:pPr>
               <w:pStyle w:val="Compact"/>
@@ -4933,7 +5530,9 @@
       </w:tr>
       <w:tr>
         <w:tc>
-          <w:tcPr/>
+          <w:tcPr>
+            <w:tcW w:w="781" w:type="dxa"/>
+          </w:tcPr>
           <w:p>
             <w:pPr>
               <w:pStyle w:val="Compact"/>
@@ -4945,7 +5544,9 @@
           </w:p>
         </w:tc>
         <w:tc>
-          <w:tcPr/>
+          <w:tcPr>
+            <w:tcW w:w="781" w:type="dxa"/>
+          </w:tcPr>
           <w:p>
             <w:pPr>
               <w:pStyle w:val="Compact"/>
@@ -4957,7 +5558,9 @@
           </w:p>
         </w:tc>
         <w:tc>
-          <w:tcPr/>
+          <w:tcPr>
+            <w:tcW w:w="1598" w:type="dxa"/>
+          </w:tcPr>
           <w:p>
             <w:pPr>
               <w:pStyle w:val="Compact"/>
@@ -4969,7 +5572,9 @@
           </w:p>
         </w:tc>
         <w:tc>
-          <w:tcPr/>
+          <w:tcPr>
+            <w:tcW w:w="2161" w:type="dxa"/>
+          </w:tcPr>
           <w:p>
             <w:pPr>
               <w:pStyle w:val="Compact"/>
@@ -4981,7 +5586,9 @@
           </w:p>
         </w:tc>
         <w:tc>
-          <w:tcPr/>
+          <w:tcPr>
+            <w:tcW w:w="1439" w:type="dxa"/>
+          </w:tcPr>
           <w:p>
             <w:pPr>
               <w:pStyle w:val="Compact"/>
@@ -4993,7 +5600,9 @@
           </w:p>
         </w:tc>
         <w:tc>
-          <w:tcPr/>
+          <w:tcPr>
+            <w:tcW w:w="2598" w:type="dxa"/>
+          </w:tcPr>
           <w:p>
             <w:pPr>
               <w:pStyle w:val="Compact"/>
@@ -5007,7 +5616,9 @@
       </w:tr>
       <w:tr>
         <w:tc>
-          <w:tcPr/>
+          <w:tcPr>
+            <w:tcW w:w="781" w:type="dxa"/>
+          </w:tcPr>
           <w:p>
             <w:pPr>
               <w:pStyle w:val="Compact"/>
@@ -5019,7 +5630,9 @@
           </w:p>
         </w:tc>
         <w:tc>
-          <w:tcPr/>
+          <w:tcPr>
+            <w:tcW w:w="781" w:type="dxa"/>
+          </w:tcPr>
           <w:p>
             <w:pPr>
               <w:pStyle w:val="Compact"/>
@@ -5031,7 +5644,9 @@
           </w:p>
         </w:tc>
         <w:tc>
-          <w:tcPr/>
+          <w:tcPr>
+            <w:tcW w:w="1598" w:type="dxa"/>
+          </w:tcPr>
           <w:p>
             <w:pPr>
               <w:pStyle w:val="Compact"/>
@@ -5043,7 +5658,9 @@
           </w:p>
         </w:tc>
         <w:tc>
-          <w:tcPr/>
+          <w:tcPr>
+            <w:tcW w:w="2161" w:type="dxa"/>
+          </w:tcPr>
           <w:p>
             <w:pPr>
               <w:pStyle w:val="Compact"/>
@@ -5055,7 +5672,9 @@
           </w:p>
         </w:tc>
         <w:tc>
-          <w:tcPr/>
+          <w:tcPr>
+            <w:tcW w:w="1439" w:type="dxa"/>
+          </w:tcPr>
           <w:p>
             <w:pPr>
               <w:pStyle w:val="Compact"/>
@@ -5067,7 +5686,9 @@
           </w:p>
         </w:tc>
         <w:tc>
-          <w:tcPr/>
+          <w:tcPr>
+            <w:tcW w:w="2598" w:type="dxa"/>
+          </w:tcPr>
           <w:p>
             <w:pPr>
               <w:pStyle w:val="Compact"/>
@@ -5081,7 +5702,9 @@
       </w:tr>
       <w:tr>
         <w:tc>
-          <w:tcPr/>
+          <w:tcPr>
+            <w:tcW w:w="781" w:type="dxa"/>
+          </w:tcPr>
           <w:p>
             <w:pPr>
               <w:pStyle w:val="Compact"/>
@@ -5093,7 +5716,9 @@
           </w:p>
         </w:tc>
         <w:tc>
-          <w:tcPr/>
+          <w:tcPr>
+            <w:tcW w:w="781" w:type="dxa"/>
+          </w:tcPr>
           <w:p>
             <w:pPr>
               <w:pStyle w:val="Compact"/>
@@ -5105,7 +5730,9 @@
           </w:p>
         </w:tc>
         <w:tc>
-          <w:tcPr/>
+          <w:tcPr>
+            <w:tcW w:w="1598" w:type="dxa"/>
+          </w:tcPr>
           <w:p>
             <w:pPr>
               <w:pStyle w:val="Compact"/>
@@ -5117,7 +5744,9 @@
           </w:p>
         </w:tc>
         <w:tc>
-          <w:tcPr/>
+          <w:tcPr>
+            <w:tcW w:w="2161" w:type="dxa"/>
+          </w:tcPr>
           <w:p>
             <w:pPr>
               <w:pStyle w:val="Compact"/>
@@ -5129,7 +5758,9 @@
           </w:p>
         </w:tc>
         <w:tc>
-          <w:tcPr/>
+          <w:tcPr>
+            <w:tcW w:w="1439" w:type="dxa"/>
+          </w:tcPr>
           <w:p>
             <w:pPr>
               <w:pStyle w:val="Compact"/>
@@ -5141,7 +5772,9 @@
           </w:p>
         </w:tc>
         <w:tc>
-          <w:tcPr/>
+          <w:tcPr>
+            <w:tcW w:w="2598" w:type="dxa"/>
+          </w:tcPr>
           <w:p>
             <w:pPr>
               <w:pStyle w:val="Compact"/>
@@ -5155,7 +5788,9 @@
       </w:tr>
       <w:tr>
         <w:tc>
-          <w:tcPr/>
+          <w:tcPr>
+            <w:tcW w:w="781" w:type="dxa"/>
+          </w:tcPr>
           <w:p>
             <w:pPr>
               <w:pStyle w:val="Compact"/>
@@ -5167,7 +5802,9 @@
           </w:p>
         </w:tc>
         <w:tc>
-          <w:tcPr/>
+          <w:tcPr>
+            <w:tcW w:w="781" w:type="dxa"/>
+          </w:tcPr>
           <w:p>
             <w:pPr>
               <w:pStyle w:val="Compact"/>
@@ -5179,7 +5816,9 @@
           </w:p>
         </w:tc>
         <w:tc>
-          <w:tcPr/>
+          <w:tcPr>
+            <w:tcW w:w="1598" w:type="dxa"/>
+          </w:tcPr>
           <w:p>
             <w:pPr>
               <w:pStyle w:val="Compact"/>
@@ -5191,7 +5830,9 @@
           </w:p>
         </w:tc>
         <w:tc>
-          <w:tcPr/>
+          <w:tcPr>
+            <w:tcW w:w="2161" w:type="dxa"/>
+          </w:tcPr>
           <w:p>
             <w:pPr>
               <w:pStyle w:val="Compact"/>
@@ -5203,7 +5844,9 @@
           </w:p>
         </w:tc>
         <w:tc>
-          <w:tcPr/>
+          <w:tcPr>
+            <w:tcW w:w="1439" w:type="dxa"/>
+          </w:tcPr>
           <w:p>
             <w:pPr>
               <w:pStyle w:val="Compact"/>
@@ -5215,7 +5858,9 @@
           </w:p>
         </w:tc>
         <w:tc>
-          <w:tcPr/>
+          <w:tcPr>
+            <w:tcW w:w="2598" w:type="dxa"/>
+          </w:tcPr>
           <w:p>
             <w:pPr>
               <w:pStyle w:val="Compact"/>
@@ -5241,24 +5886,27 @@
     <w:tbl>
       <w:tblPr>
         <w:tblStyle w:val="Table"/>
-        <w:tblW w:type="auto" w:w="0"/>
+        <w:tblW w:type="dxa" w:w="9360"/>
         <w:tblLook w:firstRow="1" w:lastRow="0" w:firstColumn="0" w:lastColumn="0" w:noHBand="0" w:noVBand="0" w:val="0020"/>
         <w:jc w:val="start"/>
+        <w:tblLayout w:type="fixed"/>
       </w:tblPr>
       <w:tblGrid>
-        <w:gridCol w:w="1320"/>
-        <w:gridCol w:w="1320"/>
-        <w:gridCol w:w="1320"/>
-        <w:gridCol w:w="1320"/>
-        <w:gridCol w:w="1320"/>
-        <w:gridCol w:w="1320"/>
+        <w:gridCol w:w="806"/>
+        <w:gridCol w:w="806"/>
+        <w:gridCol w:w="806"/>
+        <w:gridCol w:w="806"/>
+        <w:gridCol w:w="1101"/>
+        <w:gridCol w:w="5032"/>
       </w:tblGrid>
       <w:tr>
         <w:trPr>
           <w:tblHeader w:val="true"/>
         </w:trPr>
         <w:tc>
-          <w:tcPr/>
+          <w:tcPr>
+            <w:tcW w:w="806" w:type="dxa"/>
+          </w:tcPr>
           <w:p>
             <w:pPr>
               <w:pStyle w:val="Compact"/>
@@ -5270,7 +5918,9 @@
           </w:p>
         </w:tc>
         <w:tc>
-          <w:tcPr/>
+          <w:tcPr>
+            <w:tcW w:w="806" w:type="dxa"/>
+          </w:tcPr>
           <w:p>
             <w:pPr>
               <w:pStyle w:val="Compact"/>
@@ -5282,7 +5932,9 @@
           </w:p>
         </w:tc>
         <w:tc>
-          <w:tcPr/>
+          <w:tcPr>
+            <w:tcW w:w="806" w:type="dxa"/>
+          </w:tcPr>
           <w:p>
             <w:pPr>
               <w:pStyle w:val="Compact"/>
@@ -5294,7 +5946,9 @@
           </w:p>
         </w:tc>
         <w:tc>
-          <w:tcPr/>
+          <w:tcPr>
+            <w:tcW w:w="806" w:type="dxa"/>
+          </w:tcPr>
           <w:p>
             <w:pPr>
               <w:pStyle w:val="Compact"/>
@@ -5306,7 +5960,9 @@
           </w:p>
         </w:tc>
         <w:tc>
-          <w:tcPr/>
+          <w:tcPr>
+            <w:tcW w:w="1101" w:type="dxa"/>
+          </w:tcPr>
           <w:p>
             <w:pPr>
               <w:pStyle w:val="Compact"/>
@@ -5318,7 +5974,9 @@
           </w:p>
         </w:tc>
         <w:tc>
-          <w:tcPr/>
+          <w:tcPr>
+            <w:tcW w:w="5032" w:type="dxa"/>
+          </w:tcPr>
           <w:p>
             <w:pPr>
               <w:pStyle w:val="Compact"/>
@@ -5332,7 +5990,9 @@
       </w:tr>
       <w:tr>
         <w:tc>
-          <w:tcPr/>
+          <w:tcPr>
+            <w:tcW w:w="806" w:type="dxa"/>
+          </w:tcPr>
           <w:p>
             <w:pPr>
               <w:pStyle w:val="Compact"/>
@@ -5344,7 +6004,9 @@
           </w:p>
         </w:tc>
         <w:tc>
-          <w:tcPr/>
+          <w:tcPr>
+            <w:tcW w:w="806" w:type="dxa"/>
+          </w:tcPr>
           <w:p>
             <w:pPr>
               <w:pStyle w:val="Compact"/>
@@ -5356,7 +6018,9 @@
           </w:p>
         </w:tc>
         <w:tc>
-          <w:tcPr/>
+          <w:tcPr>
+            <w:tcW w:w="806" w:type="dxa"/>
+          </w:tcPr>
           <w:p>
             <w:pPr>
               <w:pStyle w:val="Compact"/>
@@ -5368,7 +6032,9 @@
           </w:p>
         </w:tc>
         <w:tc>
-          <w:tcPr/>
+          <w:tcPr>
+            <w:tcW w:w="806" w:type="dxa"/>
+          </w:tcPr>
           <w:p>
             <w:pPr>
               <w:pStyle w:val="Compact"/>
@@ -5380,7 +6046,9 @@
           </w:p>
         </w:tc>
         <w:tc>
-          <w:tcPr/>
+          <w:tcPr>
+            <w:tcW w:w="1101" w:type="dxa"/>
+          </w:tcPr>
           <w:p>
             <w:pPr>
               <w:pStyle w:val="Compact"/>
@@ -5392,7 +6060,9 @@
           </w:p>
         </w:tc>
         <w:tc>
-          <w:tcPr/>
+          <w:tcPr>
+            <w:tcW w:w="5032" w:type="dxa"/>
+          </w:tcPr>
           <w:p>
             <w:pPr>
               <w:pStyle w:val="Compact"/>
@@ -5406,7 +6076,9 @@
       </w:tr>
       <w:tr>
         <w:tc>
-          <w:tcPr/>
+          <w:tcPr>
+            <w:tcW w:w="806" w:type="dxa"/>
+          </w:tcPr>
           <w:p>
             <w:pPr>
               <w:pStyle w:val="Compact"/>
@@ -5418,7 +6090,9 @@
           </w:p>
         </w:tc>
         <w:tc>
-          <w:tcPr/>
+          <w:tcPr>
+            <w:tcW w:w="806" w:type="dxa"/>
+          </w:tcPr>
           <w:p>
             <w:pPr>
               <w:pStyle w:val="Compact"/>
@@ -5430,7 +6104,9 @@
           </w:p>
         </w:tc>
         <w:tc>
-          <w:tcPr/>
+          <w:tcPr>
+            <w:tcW w:w="806" w:type="dxa"/>
+          </w:tcPr>
           <w:p>
             <w:pPr>
               <w:pStyle w:val="Compact"/>
@@ -5442,7 +6118,9 @@
           </w:p>
         </w:tc>
         <w:tc>
-          <w:tcPr/>
+          <w:tcPr>
+            <w:tcW w:w="806" w:type="dxa"/>
+          </w:tcPr>
           <w:p>
             <w:pPr>
               <w:pStyle w:val="Compact"/>
@@ -5454,7 +6132,9 @@
           </w:p>
         </w:tc>
         <w:tc>
-          <w:tcPr/>
+          <w:tcPr>
+            <w:tcW w:w="1101" w:type="dxa"/>
+          </w:tcPr>
           <w:p>
             <w:pPr>
               <w:pStyle w:val="Compact"/>
@@ -5466,7 +6146,9 @@
           </w:p>
         </w:tc>
         <w:tc>
-          <w:tcPr/>
+          <w:tcPr>
+            <w:tcW w:w="5032" w:type="dxa"/>
+          </w:tcPr>
           <w:p>
             <w:pPr>
               <w:pStyle w:val="Compact"/>

--- a/dist/docs/templates/bsa/03-process-map-as-is-to-be.docx
+++ b/dist/docs/templates/bsa/03-process-map-as-is-to-be.docx
@@ -1166,8 +1166,8 @@
         <w:tblLayout w:type="fixed"/>
       </w:tblPr>
       <w:tblGrid>
-        <w:gridCol w:w="1862"/>
-        <w:gridCol w:w="7497"/>
+        <w:gridCol w:w="2085"/>
+        <w:gridCol w:w="7274"/>
       </w:tblGrid>
       <w:tr>
         <w:trPr>
@@ -1175,7 +1175,7 @@
         </w:trPr>
         <w:tc>
           <w:tcPr>
-            <w:tcW w:w="1862" w:type="dxa"/>
+            <w:tcW w:w="2085" w:type="dxa"/>
           </w:tcPr>
           <w:p>
             <w:pPr>
@@ -1189,7 +1189,7 @@
         </w:tc>
         <w:tc>
           <w:tcPr>
-            <w:tcW w:w="7497" w:type="dxa"/>
+            <w:tcW w:w="7274" w:type="dxa"/>
           </w:tcPr>
           <w:p>
             <w:pPr>
@@ -1205,7 +1205,7 @@
       <w:tr>
         <w:tc>
           <w:tcPr>
-            <w:tcW w:w="1862" w:type="dxa"/>
+            <w:tcW w:w="2085" w:type="dxa"/>
           </w:tcPr>
           <w:p>
             <w:pPr>
@@ -1219,7 +1219,7 @@
         </w:tc>
         <w:tc>
           <w:tcPr>
-            <w:tcW w:w="7497" w:type="dxa"/>
+            <w:tcW w:w="7274" w:type="dxa"/>
           </w:tcPr>
           <w:p>
             <w:pPr>
@@ -1235,7 +1235,7 @@
       <w:tr>
         <w:tc>
           <w:tcPr>
-            <w:tcW w:w="1862" w:type="dxa"/>
+            <w:tcW w:w="2085" w:type="dxa"/>
           </w:tcPr>
           <w:p>
             <w:pPr>
@@ -1249,7 +1249,7 @@
         </w:tc>
         <w:tc>
           <w:tcPr>
-            <w:tcW w:w="7497" w:type="dxa"/>
+            <w:tcW w:w="7274" w:type="dxa"/>
           </w:tcPr>
           <w:p>
             <w:pPr>
@@ -1265,7 +1265,7 @@
       <w:tr>
         <w:tc>
           <w:tcPr>
-            <w:tcW w:w="1862" w:type="dxa"/>
+            <w:tcW w:w="2085" w:type="dxa"/>
           </w:tcPr>
           <w:p>
             <w:pPr>
@@ -1279,7 +1279,7 @@
         </w:tc>
         <w:tc>
           <w:tcPr>
-            <w:tcW w:w="7497" w:type="dxa"/>
+            <w:tcW w:w="7274" w:type="dxa"/>
           </w:tcPr>
           <w:p>
             <w:pPr>
@@ -1295,7 +1295,7 @@
       <w:tr>
         <w:tc>
           <w:tcPr>
-            <w:tcW w:w="1862" w:type="dxa"/>
+            <w:tcW w:w="2085" w:type="dxa"/>
           </w:tcPr>
           <w:p>
             <w:pPr>
@@ -1309,7 +1309,7 @@
         </w:tc>
         <w:tc>
           <w:tcPr>
-            <w:tcW w:w="7497" w:type="dxa"/>
+            <w:tcW w:w="7274" w:type="dxa"/>
           </w:tcPr>
           <w:p>
             <w:pPr>
@@ -1325,7 +1325,7 @@
       <w:tr>
         <w:tc>
           <w:tcPr>
-            <w:tcW w:w="1862" w:type="dxa"/>
+            <w:tcW w:w="2085" w:type="dxa"/>
           </w:tcPr>
           <w:p>
             <w:pPr>
@@ -1339,7 +1339,7 @@
         </w:tc>
         <w:tc>
           <w:tcPr>
-            <w:tcW w:w="7497" w:type="dxa"/>
+            <w:tcW w:w="7274" w:type="dxa"/>
           </w:tcPr>
           <w:p>
             <w:pPr>
@@ -1355,7 +1355,7 @@
       <w:tr>
         <w:tc>
           <w:tcPr>
-            <w:tcW w:w="1862" w:type="dxa"/>
+            <w:tcW w:w="2085" w:type="dxa"/>
           </w:tcPr>
           <w:p>
             <w:pPr>
@@ -1369,7 +1369,7 @@
         </w:tc>
         <w:tc>
           <w:tcPr>
-            <w:tcW w:w="7497" w:type="dxa"/>
+            <w:tcW w:w="7274" w:type="dxa"/>
           </w:tcPr>
           <w:p>
             <w:pPr>
@@ -1385,7 +1385,7 @@
       <w:tr>
         <w:tc>
           <w:tcPr>
-            <w:tcW w:w="1862" w:type="dxa"/>
+            <w:tcW w:w="2085" w:type="dxa"/>
           </w:tcPr>
           <w:p>
             <w:pPr>
@@ -1399,7 +1399,7 @@
         </w:tc>
         <w:tc>
           <w:tcPr>
-            <w:tcW w:w="7497" w:type="dxa"/>
+            <w:tcW w:w="7274" w:type="dxa"/>
           </w:tcPr>
           <w:p>
             <w:pPr>
@@ -1415,7 +1415,7 @@
       <w:tr>
         <w:tc>
           <w:tcPr>
-            <w:tcW w:w="1862" w:type="dxa"/>
+            <w:tcW w:w="2085" w:type="dxa"/>
           </w:tcPr>
           <w:p>
             <w:pPr>
@@ -1429,7 +1429,7 @@
         </w:tc>
         <w:tc>
           <w:tcPr>
-            <w:tcW w:w="7497" w:type="dxa"/>
+            <w:tcW w:w="7274" w:type="dxa"/>
           </w:tcPr>
           <w:p>
             <w:pPr>
@@ -1671,12 +1671,12 @@
         <w:tblLayout w:type="fixed"/>
       </w:tblPr>
       <w:tblGrid>
-        <w:gridCol w:w="859"/>
-        <w:gridCol w:w="991"/>
-        <w:gridCol w:w="2787"/>
-        <w:gridCol w:w="1165"/>
-        <w:gridCol w:w="1101"/>
-        <w:gridCol w:w="2453"/>
+        <w:gridCol w:w="900"/>
+        <w:gridCol w:w="1265"/>
+        <w:gridCol w:w="2529"/>
+        <w:gridCol w:w="1058"/>
+        <w:gridCol w:w="1380"/>
+        <w:gridCol w:w="2227"/>
       </w:tblGrid>
       <w:tr>
         <w:trPr>
@@ -1684,7 +1684,7 @@
         </w:trPr>
         <w:tc>
           <w:tcPr>
-            <w:tcW w:w="859" w:type="dxa"/>
+            <w:tcW w:w="900" w:type="dxa"/>
           </w:tcPr>
           <w:p>
             <w:pPr>
@@ -1698,7 +1698,7 @@
         </w:tc>
         <w:tc>
           <w:tcPr>
-            <w:tcW w:w="991" w:type="dxa"/>
+            <w:tcW w:w="1265" w:type="dxa"/>
           </w:tcPr>
           <w:p>
             <w:pPr>
@@ -1712,7 +1712,7 @@
         </w:tc>
         <w:tc>
           <w:tcPr>
-            <w:tcW w:w="2787" w:type="dxa"/>
+            <w:tcW w:w="2529" w:type="dxa"/>
           </w:tcPr>
           <w:p>
             <w:pPr>
@@ -1726,7 +1726,7 @@
         </w:tc>
         <w:tc>
           <w:tcPr>
-            <w:tcW w:w="1165" w:type="dxa"/>
+            <w:tcW w:w="1058" w:type="dxa"/>
           </w:tcPr>
           <w:p>
             <w:pPr>
@@ -1740,7 +1740,7 @@
         </w:tc>
         <w:tc>
           <w:tcPr>
-            <w:tcW w:w="1101" w:type="dxa"/>
+            <w:tcW w:w="1380" w:type="dxa"/>
           </w:tcPr>
           <w:p>
             <w:pPr>
@@ -1754,7 +1754,7 @@
         </w:tc>
         <w:tc>
           <w:tcPr>
-            <w:tcW w:w="2453" w:type="dxa"/>
+            <w:tcW w:w="2227" w:type="dxa"/>
           </w:tcPr>
           <w:p>
             <w:pPr>
@@ -1770,7 +1770,7 @@
       <w:tr>
         <w:tc>
           <w:tcPr>
-            <w:tcW w:w="859" w:type="dxa"/>
+            <w:tcW w:w="900" w:type="dxa"/>
           </w:tcPr>
           <w:p>
             <w:pPr>
@@ -1784,7 +1784,7 @@
         </w:tc>
         <w:tc>
           <w:tcPr>
-            <w:tcW w:w="991" w:type="dxa"/>
+            <w:tcW w:w="1265" w:type="dxa"/>
           </w:tcPr>
           <w:p>
             <w:pPr>
@@ -1798,7 +1798,7 @@
         </w:tc>
         <w:tc>
           <w:tcPr>
-            <w:tcW w:w="2787" w:type="dxa"/>
+            <w:tcW w:w="2529" w:type="dxa"/>
           </w:tcPr>
           <w:p>
             <w:pPr>
@@ -1812,7 +1812,7 @@
         </w:tc>
         <w:tc>
           <w:tcPr>
-            <w:tcW w:w="1165" w:type="dxa"/>
+            <w:tcW w:w="1058" w:type="dxa"/>
           </w:tcPr>
           <w:p>
             <w:pPr>
@@ -1826,7 +1826,7 @@
         </w:tc>
         <w:tc>
           <w:tcPr>
-            <w:tcW w:w="1101" w:type="dxa"/>
+            <w:tcW w:w="1380" w:type="dxa"/>
           </w:tcPr>
           <w:p>
             <w:pPr>
@@ -1840,7 +1840,7 @@
         </w:tc>
         <w:tc>
           <w:tcPr>
-            <w:tcW w:w="2453" w:type="dxa"/>
+            <w:tcW w:w="2227" w:type="dxa"/>
           </w:tcPr>
           <w:p>
             <w:pPr>
@@ -1856,7 +1856,7 @@
       <w:tr>
         <w:tc>
           <w:tcPr>
-            <w:tcW w:w="859" w:type="dxa"/>
+            <w:tcW w:w="900" w:type="dxa"/>
           </w:tcPr>
           <w:p>
             <w:pPr>
@@ -1870,7 +1870,7 @@
         </w:tc>
         <w:tc>
           <w:tcPr>
-            <w:tcW w:w="991" w:type="dxa"/>
+            <w:tcW w:w="1265" w:type="dxa"/>
           </w:tcPr>
           <w:p>
             <w:pPr>
@@ -1884,7 +1884,7 @@
         </w:tc>
         <w:tc>
           <w:tcPr>
-            <w:tcW w:w="2787" w:type="dxa"/>
+            <w:tcW w:w="2529" w:type="dxa"/>
           </w:tcPr>
           <w:p>
             <w:pPr>
@@ -1898,7 +1898,7 @@
         </w:tc>
         <w:tc>
           <w:tcPr>
-            <w:tcW w:w="1165" w:type="dxa"/>
+            <w:tcW w:w="1058" w:type="dxa"/>
           </w:tcPr>
           <w:p>
             <w:pPr>
@@ -1912,7 +1912,7 @@
         </w:tc>
         <w:tc>
           <w:tcPr>
-            <w:tcW w:w="1101" w:type="dxa"/>
+            <w:tcW w:w="1380" w:type="dxa"/>
           </w:tcPr>
           <w:p>
             <w:pPr>
@@ -1926,7 +1926,7 @@
         </w:tc>
         <w:tc>
           <w:tcPr>
-            <w:tcW w:w="2453" w:type="dxa"/>
+            <w:tcW w:w="2227" w:type="dxa"/>
           </w:tcPr>
           <w:p>
             <w:pPr>
@@ -1942,7 +1942,7 @@
       <w:tr>
         <w:tc>
           <w:tcPr>
-            <w:tcW w:w="859" w:type="dxa"/>
+            <w:tcW w:w="900" w:type="dxa"/>
           </w:tcPr>
           <w:p>
             <w:pPr>
@@ -1956,7 +1956,7 @@
         </w:tc>
         <w:tc>
           <w:tcPr>
-            <w:tcW w:w="991" w:type="dxa"/>
+            <w:tcW w:w="1265" w:type="dxa"/>
           </w:tcPr>
           <w:p>
             <w:pPr>
@@ -1970,7 +1970,7 @@
         </w:tc>
         <w:tc>
           <w:tcPr>
-            <w:tcW w:w="2787" w:type="dxa"/>
+            <w:tcW w:w="2529" w:type="dxa"/>
           </w:tcPr>
           <w:p>
             <w:pPr>
@@ -1984,7 +1984,7 @@
         </w:tc>
         <w:tc>
           <w:tcPr>
-            <w:tcW w:w="1165" w:type="dxa"/>
+            <w:tcW w:w="1058" w:type="dxa"/>
           </w:tcPr>
           <w:p>
             <w:pPr>
@@ -1998,7 +1998,7 @@
         </w:tc>
         <w:tc>
           <w:tcPr>
-            <w:tcW w:w="1101" w:type="dxa"/>
+            <w:tcW w:w="1380" w:type="dxa"/>
           </w:tcPr>
           <w:p>
             <w:pPr>
@@ -2012,7 +2012,7 @@
         </w:tc>
         <w:tc>
           <w:tcPr>
-            <w:tcW w:w="2453" w:type="dxa"/>
+            <w:tcW w:w="2227" w:type="dxa"/>
           </w:tcPr>
           <w:p>
             <w:pPr>
@@ -2045,12 +2045,12 @@
         <w:tblLayout w:type="fixed"/>
       </w:tblPr>
       <w:tblGrid>
-        <w:gridCol w:w="849"/>
-        <w:gridCol w:w="849"/>
-        <w:gridCol w:w="2312"/>
-        <w:gridCol w:w="2165"/>
-        <w:gridCol w:w="1434"/>
-        <w:gridCol w:w="1748"/>
+        <w:gridCol w:w="1035"/>
+        <w:gridCol w:w="920"/>
+        <w:gridCol w:w="2235"/>
+        <w:gridCol w:w="2092"/>
+        <w:gridCol w:w="1386"/>
+        <w:gridCol w:w="1689"/>
       </w:tblGrid>
       <w:tr>
         <w:trPr>
@@ -2058,7 +2058,7 @@
         </w:trPr>
         <w:tc>
           <w:tcPr>
-            <w:tcW w:w="849" w:type="dxa"/>
+            <w:tcW w:w="1035" w:type="dxa"/>
           </w:tcPr>
           <w:p>
             <w:pPr>
@@ -2072,7 +2072,7 @@
         </w:tc>
         <w:tc>
           <w:tcPr>
-            <w:tcW w:w="849" w:type="dxa"/>
+            <w:tcW w:w="920" w:type="dxa"/>
           </w:tcPr>
           <w:p>
             <w:pPr>
@@ -2086,7 +2086,7 @@
         </w:tc>
         <w:tc>
           <w:tcPr>
-            <w:tcW w:w="2312" w:type="dxa"/>
+            <w:tcW w:w="2235" w:type="dxa"/>
           </w:tcPr>
           <w:p>
             <w:pPr>
@@ -2100,7 +2100,7 @@
         </w:tc>
         <w:tc>
           <w:tcPr>
-            <w:tcW w:w="2165" w:type="dxa"/>
+            <w:tcW w:w="2092" w:type="dxa"/>
           </w:tcPr>
           <w:p>
             <w:pPr>
@@ -2114,7 +2114,7 @@
         </w:tc>
         <w:tc>
           <w:tcPr>
-            <w:tcW w:w="1434" w:type="dxa"/>
+            <w:tcW w:w="1386" w:type="dxa"/>
           </w:tcPr>
           <w:p>
             <w:pPr>
@@ -2128,7 +2128,7 @@
         </w:tc>
         <w:tc>
           <w:tcPr>
-            <w:tcW w:w="1748" w:type="dxa"/>
+            <w:tcW w:w="1689" w:type="dxa"/>
           </w:tcPr>
           <w:p>
             <w:pPr>
@@ -2144,7 +2144,7 @@
       <w:tr>
         <w:tc>
           <w:tcPr>
-            <w:tcW w:w="849" w:type="dxa"/>
+            <w:tcW w:w="1035" w:type="dxa"/>
           </w:tcPr>
           <w:p>
             <w:pPr>
@@ -2158,7 +2158,7 @@
         </w:tc>
         <w:tc>
           <w:tcPr>
-            <w:tcW w:w="849" w:type="dxa"/>
+            <w:tcW w:w="920" w:type="dxa"/>
           </w:tcPr>
           <w:p>
             <w:pPr>
@@ -2172,7 +2172,7 @@
         </w:tc>
         <w:tc>
           <w:tcPr>
-            <w:tcW w:w="2312" w:type="dxa"/>
+            <w:tcW w:w="2235" w:type="dxa"/>
           </w:tcPr>
           <w:p>
             <w:pPr>
@@ -2186,7 +2186,7 @@
         </w:tc>
         <w:tc>
           <w:tcPr>
-            <w:tcW w:w="2165" w:type="dxa"/>
+            <w:tcW w:w="2092" w:type="dxa"/>
           </w:tcPr>
           <w:p>
             <w:pPr>
@@ -2200,7 +2200,7 @@
         </w:tc>
         <w:tc>
           <w:tcPr>
-            <w:tcW w:w="1434" w:type="dxa"/>
+            <w:tcW w:w="1386" w:type="dxa"/>
           </w:tcPr>
           <w:p>
             <w:pPr>
@@ -2214,7 +2214,7 @@
         </w:tc>
         <w:tc>
           <w:tcPr>
-            <w:tcW w:w="1748" w:type="dxa"/>
+            <w:tcW w:w="1689" w:type="dxa"/>
           </w:tcPr>
           <w:p>
             <w:pPr>
@@ -2387,12 +2387,12 @@
         <w:tblLayout w:type="fixed"/>
       </w:tblPr>
       <w:tblGrid>
-        <w:gridCol w:w="827"/>
-        <w:gridCol w:w="827"/>
-        <w:gridCol w:w="1734"/>
-        <w:gridCol w:w="2033"/>
-        <w:gridCol w:w="1084"/>
-        <w:gridCol w:w="2853"/>
+        <w:gridCol w:w="900"/>
+        <w:gridCol w:w="920"/>
+        <w:gridCol w:w="1673"/>
+        <w:gridCol w:w="1962"/>
+        <w:gridCol w:w="1150"/>
+        <w:gridCol w:w="2753"/>
       </w:tblGrid>
       <w:tr>
         <w:trPr>
@@ -2400,7 +2400,7 @@
         </w:trPr>
         <w:tc>
           <w:tcPr>
-            <w:tcW w:w="827" w:type="dxa"/>
+            <w:tcW w:w="900" w:type="dxa"/>
           </w:tcPr>
           <w:p>
             <w:pPr>
@@ -2414,7 +2414,7 @@
         </w:tc>
         <w:tc>
           <w:tcPr>
-            <w:tcW w:w="827" w:type="dxa"/>
+            <w:tcW w:w="920" w:type="dxa"/>
           </w:tcPr>
           <w:p>
             <w:pPr>
@@ -2428,7 +2428,7 @@
         </w:tc>
         <w:tc>
           <w:tcPr>
-            <w:tcW w:w="1734" w:type="dxa"/>
+            <w:tcW w:w="1673" w:type="dxa"/>
           </w:tcPr>
           <w:p>
             <w:pPr>
@@ -2442,7 +2442,7 @@
         </w:tc>
         <w:tc>
           <w:tcPr>
-            <w:tcW w:w="2033" w:type="dxa"/>
+            <w:tcW w:w="1962" w:type="dxa"/>
           </w:tcPr>
           <w:p>
             <w:pPr>
@@ -2456,7 +2456,7 @@
         </w:tc>
         <w:tc>
           <w:tcPr>
-            <w:tcW w:w="1084" w:type="dxa"/>
+            <w:tcW w:w="1150" w:type="dxa"/>
           </w:tcPr>
           <w:p>
             <w:pPr>
@@ -2470,7 +2470,7 @@
         </w:tc>
         <w:tc>
           <w:tcPr>
-            <w:tcW w:w="2853" w:type="dxa"/>
+            <w:tcW w:w="2753" w:type="dxa"/>
           </w:tcPr>
           <w:p>
             <w:pPr>
@@ -2486,7 +2486,7 @@
       <w:tr>
         <w:tc>
           <w:tcPr>
-            <w:tcW w:w="827" w:type="dxa"/>
+            <w:tcW w:w="900" w:type="dxa"/>
           </w:tcPr>
           <w:p>
             <w:pPr>
@@ -2500,7 +2500,7 @@
         </w:tc>
         <w:tc>
           <w:tcPr>
-            <w:tcW w:w="827" w:type="dxa"/>
+            <w:tcW w:w="920" w:type="dxa"/>
           </w:tcPr>
           <w:p>
             <w:pPr>
@@ -2514,7 +2514,7 @@
         </w:tc>
         <w:tc>
           <w:tcPr>
-            <w:tcW w:w="1734" w:type="dxa"/>
+            <w:tcW w:w="1673" w:type="dxa"/>
           </w:tcPr>
           <w:p>
             <w:pPr>
@@ -2528,7 +2528,7 @@
         </w:tc>
         <w:tc>
           <w:tcPr>
-            <w:tcW w:w="2033" w:type="dxa"/>
+            <w:tcW w:w="1962" w:type="dxa"/>
           </w:tcPr>
           <w:p>
             <w:pPr>
@@ -2542,7 +2542,7 @@
         </w:tc>
         <w:tc>
           <w:tcPr>
-            <w:tcW w:w="1084" w:type="dxa"/>
+            <w:tcW w:w="1150" w:type="dxa"/>
           </w:tcPr>
           <w:p>
             <w:pPr>
@@ -2556,7 +2556,7 @@
         </w:tc>
         <w:tc>
           <w:tcPr>
-            <w:tcW w:w="2853" w:type="dxa"/>
+            <w:tcW w:w="2753" w:type="dxa"/>
           </w:tcPr>
           <w:p>
             <w:pPr>
@@ -2605,12 +2605,12 @@
         <w:tblLayout w:type="fixed"/>
       </w:tblPr>
       <w:tblGrid>
-        <w:gridCol w:w="874"/>
-        <w:gridCol w:w="1359"/>
-        <w:gridCol w:w="906"/>
-        <w:gridCol w:w="906"/>
-        <w:gridCol w:w="906"/>
-        <w:gridCol w:w="4408"/>
+        <w:gridCol w:w="900"/>
+        <w:gridCol w:w="1343"/>
+        <w:gridCol w:w="920"/>
+        <w:gridCol w:w="920"/>
+        <w:gridCol w:w="920"/>
+        <w:gridCol w:w="4356"/>
       </w:tblGrid>
       <w:tr>
         <w:trPr>
@@ -2618,7 +2618,7 @@
         </w:trPr>
         <w:tc>
           <w:tcPr>
-            <w:tcW w:w="874" w:type="dxa"/>
+            <w:tcW w:w="900" w:type="dxa"/>
           </w:tcPr>
           <w:p>
             <w:pPr>
@@ -2632,7 +2632,7 @@
         </w:tc>
         <w:tc>
           <w:tcPr>
-            <w:tcW w:w="1359" w:type="dxa"/>
+            <w:tcW w:w="1343" w:type="dxa"/>
           </w:tcPr>
           <w:p>
             <w:pPr>
@@ -2646,7 +2646,7 @@
         </w:tc>
         <w:tc>
           <w:tcPr>
-            <w:tcW w:w="906" w:type="dxa"/>
+            <w:tcW w:w="920" w:type="dxa"/>
           </w:tcPr>
           <w:p>
             <w:pPr>
@@ -2660,7 +2660,7 @@
         </w:tc>
         <w:tc>
           <w:tcPr>
-            <w:tcW w:w="906" w:type="dxa"/>
+            <w:tcW w:w="920" w:type="dxa"/>
           </w:tcPr>
           <w:p>
             <w:pPr>
@@ -2674,7 +2674,7 @@
         </w:tc>
         <w:tc>
           <w:tcPr>
-            <w:tcW w:w="906" w:type="dxa"/>
+            <w:tcW w:w="920" w:type="dxa"/>
           </w:tcPr>
           <w:p>
             <w:pPr>
@@ -2688,7 +2688,7 @@
         </w:tc>
         <w:tc>
           <w:tcPr>
-            <w:tcW w:w="4408" w:type="dxa"/>
+            <w:tcW w:w="4356" w:type="dxa"/>
           </w:tcPr>
           <w:p>
             <w:pPr>
@@ -2704,7 +2704,7 @@
       <w:tr>
         <w:tc>
           <w:tcPr>
-            <w:tcW w:w="874" w:type="dxa"/>
+            <w:tcW w:w="900" w:type="dxa"/>
           </w:tcPr>
           <w:p>
             <w:pPr>
@@ -2718,7 +2718,7 @@
         </w:tc>
         <w:tc>
           <w:tcPr>
-            <w:tcW w:w="1359" w:type="dxa"/>
+            <w:tcW w:w="1343" w:type="dxa"/>
           </w:tcPr>
           <w:p>
             <w:pPr>
@@ -2732,7 +2732,7 @@
         </w:tc>
         <w:tc>
           <w:tcPr>
-            <w:tcW w:w="906" w:type="dxa"/>
+            <w:tcW w:w="920" w:type="dxa"/>
           </w:tcPr>
           <w:p>
             <w:pPr>
@@ -2746,7 +2746,7 @@
         </w:tc>
         <w:tc>
           <w:tcPr>
-            <w:tcW w:w="906" w:type="dxa"/>
+            <w:tcW w:w="920" w:type="dxa"/>
           </w:tcPr>
           <w:p>
             <w:pPr>
@@ -2760,7 +2760,7 @@
         </w:tc>
         <w:tc>
           <w:tcPr>
-            <w:tcW w:w="906" w:type="dxa"/>
+            <w:tcW w:w="920" w:type="dxa"/>
           </w:tcPr>
           <w:p>
             <w:pPr>
@@ -2774,7 +2774,7 @@
         </w:tc>
         <w:tc>
           <w:tcPr>
-            <w:tcW w:w="4408" w:type="dxa"/>
+            <w:tcW w:w="4356" w:type="dxa"/>
           </w:tcPr>
           <w:p>
             <w:pPr>
@@ -2798,12 +2798,12 @@
         <w:tblLayout w:type="fixed"/>
       </w:tblPr>
       <w:tblGrid>
-        <w:gridCol w:w="831"/>
-        <w:gridCol w:w="831"/>
-        <w:gridCol w:w="831"/>
-        <w:gridCol w:w="2593"/>
-        <w:gridCol w:w="1643"/>
-        <w:gridCol w:w="2627"/>
+        <w:gridCol w:w="900"/>
+        <w:gridCol w:w="900"/>
+        <w:gridCol w:w="900"/>
+        <w:gridCol w:w="2516"/>
+        <w:gridCol w:w="1594"/>
+        <w:gridCol w:w="2549"/>
       </w:tblGrid>
       <w:tr>
         <w:trPr>
@@ -2811,7 +2811,7 @@
         </w:trPr>
         <w:tc>
           <w:tcPr>
-            <w:tcW w:w="831" w:type="dxa"/>
+            <w:tcW w:w="900" w:type="dxa"/>
           </w:tcPr>
           <w:p>
             <w:pPr>
@@ -2825,7 +2825,7 @@
         </w:tc>
         <w:tc>
           <w:tcPr>
-            <w:tcW w:w="831" w:type="dxa"/>
+            <w:tcW w:w="900" w:type="dxa"/>
           </w:tcPr>
           <w:p>
             <w:pPr>
@@ -2839,7 +2839,7 @@
         </w:tc>
         <w:tc>
           <w:tcPr>
-            <w:tcW w:w="831" w:type="dxa"/>
+            <w:tcW w:w="900" w:type="dxa"/>
           </w:tcPr>
           <w:p>
             <w:pPr>
@@ -2853,7 +2853,7 @@
         </w:tc>
         <w:tc>
           <w:tcPr>
-            <w:tcW w:w="2593" w:type="dxa"/>
+            <w:tcW w:w="2516" w:type="dxa"/>
           </w:tcPr>
           <w:p>
             <w:pPr>
@@ -2867,7 +2867,7 @@
         </w:tc>
         <w:tc>
           <w:tcPr>
-            <w:tcW w:w="1643" w:type="dxa"/>
+            <w:tcW w:w="1594" w:type="dxa"/>
           </w:tcPr>
           <w:p>
             <w:pPr>
@@ -2881,7 +2881,7 @@
         </w:tc>
         <w:tc>
           <w:tcPr>
-            <w:tcW w:w="2627" w:type="dxa"/>
+            <w:tcW w:w="2549" w:type="dxa"/>
           </w:tcPr>
           <w:p>
             <w:pPr>
@@ -2897,7 +2897,7 @@
       <w:tr>
         <w:tc>
           <w:tcPr>
-            <w:tcW w:w="831" w:type="dxa"/>
+            <w:tcW w:w="900" w:type="dxa"/>
           </w:tcPr>
           <w:p>
             <w:pPr>
@@ -2911,7 +2911,7 @@
         </w:tc>
         <w:tc>
           <w:tcPr>
-            <w:tcW w:w="831" w:type="dxa"/>
+            <w:tcW w:w="900" w:type="dxa"/>
           </w:tcPr>
           <w:p>
             <w:pPr>
@@ -2925,7 +2925,7 @@
         </w:tc>
         <w:tc>
           <w:tcPr>
-            <w:tcW w:w="831" w:type="dxa"/>
+            <w:tcW w:w="900" w:type="dxa"/>
           </w:tcPr>
           <w:p>
             <w:pPr>
@@ -2939,7 +2939,7 @@
         </w:tc>
         <w:tc>
           <w:tcPr>
-            <w:tcW w:w="2593" w:type="dxa"/>
+            <w:tcW w:w="2516" w:type="dxa"/>
           </w:tcPr>
           <w:p>
             <w:pPr>
@@ -2953,7 +2953,7 @@
         </w:tc>
         <w:tc>
           <w:tcPr>
-            <w:tcW w:w="1643" w:type="dxa"/>
+            <w:tcW w:w="1594" w:type="dxa"/>
           </w:tcPr>
           <w:p>
             <w:pPr>
@@ -2967,7 +2967,7 @@
         </w:tc>
         <w:tc>
           <w:tcPr>
-            <w:tcW w:w="2627" w:type="dxa"/>
+            <w:tcW w:w="2549" w:type="dxa"/>
           </w:tcPr>
           <w:p>
             <w:pPr>
@@ -4094,12 +4094,12 @@
         <w:tblLayout w:type="fixed"/>
       </w:tblPr>
       <w:tblGrid>
-        <w:gridCol w:w="823"/>
-        <w:gridCol w:w="823"/>
-        <w:gridCol w:w="3433"/>
-        <w:gridCol w:w="945"/>
-        <w:gridCol w:w="961"/>
-        <w:gridCol w:w="2371"/>
+        <w:gridCol w:w="900"/>
+        <w:gridCol w:w="1265"/>
+        <w:gridCol w:w="2250"/>
+        <w:gridCol w:w="1380"/>
+        <w:gridCol w:w="1840"/>
+        <w:gridCol w:w="1725"/>
       </w:tblGrid>
       <w:tr>
         <w:trPr>
@@ -4107,7 +4107,7 @@
         </w:trPr>
         <w:tc>
           <w:tcPr>
-            <w:tcW w:w="823" w:type="dxa"/>
+            <w:tcW w:w="900" w:type="dxa"/>
           </w:tcPr>
           <w:p>
             <w:pPr>
@@ -4121,7 +4121,7 @@
         </w:tc>
         <w:tc>
           <w:tcPr>
-            <w:tcW w:w="823" w:type="dxa"/>
+            <w:tcW w:w="1265" w:type="dxa"/>
           </w:tcPr>
           <w:p>
             <w:pPr>
@@ -4135,7 +4135,7 @@
         </w:tc>
         <w:tc>
           <w:tcPr>
-            <w:tcW w:w="3433" w:type="dxa"/>
+            <w:tcW w:w="2250" w:type="dxa"/>
           </w:tcPr>
           <w:p>
             <w:pPr>
@@ -4149,7 +4149,7 @@
         </w:tc>
         <w:tc>
           <w:tcPr>
-            <w:tcW w:w="945" w:type="dxa"/>
+            <w:tcW w:w="1380" w:type="dxa"/>
           </w:tcPr>
           <w:p>
             <w:pPr>
@@ -4163,7 +4163,7 @@
         </w:tc>
         <w:tc>
           <w:tcPr>
-            <w:tcW w:w="961" w:type="dxa"/>
+            <w:tcW w:w="1840" w:type="dxa"/>
           </w:tcPr>
           <w:p>
             <w:pPr>
@@ -4177,7 +4177,7 @@
         </w:tc>
         <w:tc>
           <w:tcPr>
-            <w:tcW w:w="2371" w:type="dxa"/>
+            <w:tcW w:w="1725" w:type="dxa"/>
           </w:tcPr>
           <w:p>
             <w:pPr>
@@ -4193,7 +4193,7 @@
       <w:tr>
         <w:tc>
           <w:tcPr>
-            <w:tcW w:w="823" w:type="dxa"/>
+            <w:tcW w:w="900" w:type="dxa"/>
           </w:tcPr>
           <w:p>
             <w:pPr>
@@ -4207,7 +4207,7 @@
         </w:tc>
         <w:tc>
           <w:tcPr>
-            <w:tcW w:w="823" w:type="dxa"/>
+            <w:tcW w:w="1265" w:type="dxa"/>
           </w:tcPr>
           <w:p>
             <w:pPr>
@@ -4221,7 +4221,7 @@
         </w:tc>
         <w:tc>
           <w:tcPr>
-            <w:tcW w:w="3433" w:type="dxa"/>
+            <w:tcW w:w="2250" w:type="dxa"/>
           </w:tcPr>
           <w:p>
             <w:pPr>
@@ -4235,7 +4235,7 @@
         </w:tc>
         <w:tc>
           <w:tcPr>
-            <w:tcW w:w="945" w:type="dxa"/>
+            <w:tcW w:w="1380" w:type="dxa"/>
           </w:tcPr>
           <w:p>
             <w:pPr>
@@ -4249,7 +4249,7 @@
         </w:tc>
         <w:tc>
           <w:tcPr>
-            <w:tcW w:w="961" w:type="dxa"/>
+            <w:tcW w:w="1840" w:type="dxa"/>
           </w:tcPr>
           <w:p>
             <w:pPr>
@@ -4263,7 +4263,7 @@
         </w:tc>
         <w:tc>
           <w:tcPr>
-            <w:tcW w:w="2371" w:type="dxa"/>
+            <w:tcW w:w="1725" w:type="dxa"/>
           </w:tcPr>
           <w:p>
             <w:pPr>
@@ -4279,7 +4279,7 @@
       <w:tr>
         <w:tc>
           <w:tcPr>
-            <w:tcW w:w="823" w:type="dxa"/>
+            <w:tcW w:w="900" w:type="dxa"/>
           </w:tcPr>
           <w:p>
             <w:pPr>
@@ -4293,7 +4293,7 @@
         </w:tc>
         <w:tc>
           <w:tcPr>
-            <w:tcW w:w="823" w:type="dxa"/>
+            <w:tcW w:w="1265" w:type="dxa"/>
           </w:tcPr>
           <w:p>
             <w:pPr>
@@ -4307,7 +4307,7 @@
         </w:tc>
         <w:tc>
           <w:tcPr>
-            <w:tcW w:w="3433" w:type="dxa"/>
+            <w:tcW w:w="2250" w:type="dxa"/>
           </w:tcPr>
           <w:p>
             <w:pPr>
@@ -4321,7 +4321,7 @@
         </w:tc>
         <w:tc>
           <w:tcPr>
-            <w:tcW w:w="945" w:type="dxa"/>
+            <w:tcW w:w="1380" w:type="dxa"/>
           </w:tcPr>
           <w:p>
             <w:pPr>
@@ -4335,7 +4335,7 @@
         </w:tc>
         <w:tc>
           <w:tcPr>
-            <w:tcW w:w="961" w:type="dxa"/>
+            <w:tcW w:w="1840" w:type="dxa"/>
           </w:tcPr>
           <w:p>
             <w:pPr>
@@ -4349,7 +4349,7 @@
         </w:tc>
         <w:tc>
           <w:tcPr>
-            <w:tcW w:w="2371" w:type="dxa"/>
+            <w:tcW w:w="1725" w:type="dxa"/>
           </w:tcPr>
           <w:p>
             <w:pPr>
@@ -4365,7 +4365,7 @@
       <w:tr>
         <w:tc>
           <w:tcPr>
-            <w:tcW w:w="823" w:type="dxa"/>
+            <w:tcW w:w="900" w:type="dxa"/>
           </w:tcPr>
           <w:p>
             <w:pPr>
@@ -4379,7 +4379,7 @@
         </w:tc>
         <w:tc>
           <w:tcPr>
-            <w:tcW w:w="823" w:type="dxa"/>
+            <w:tcW w:w="1265" w:type="dxa"/>
           </w:tcPr>
           <w:p>
             <w:pPr>
@@ -4393,7 +4393,7 @@
         </w:tc>
         <w:tc>
           <w:tcPr>
-            <w:tcW w:w="3433" w:type="dxa"/>
+            <w:tcW w:w="2250" w:type="dxa"/>
           </w:tcPr>
           <w:p>
             <w:pPr>
@@ -4407,7 +4407,7 @@
         </w:tc>
         <w:tc>
           <w:tcPr>
-            <w:tcW w:w="945" w:type="dxa"/>
+            <w:tcW w:w="1380" w:type="dxa"/>
           </w:tcPr>
           <w:p>
             <w:pPr>
@@ -4421,7 +4421,7 @@
         </w:tc>
         <w:tc>
           <w:tcPr>
-            <w:tcW w:w="961" w:type="dxa"/>
+            <w:tcW w:w="1840" w:type="dxa"/>
           </w:tcPr>
           <w:p>
             <w:pPr>
@@ -4435,7 +4435,7 @@
         </w:tc>
         <w:tc>
           <w:tcPr>
-            <w:tcW w:w="2371" w:type="dxa"/>
+            <w:tcW w:w="1725" w:type="dxa"/>
           </w:tcPr>
           <w:p>
             <w:pPr>
@@ -4451,7 +4451,7 @@
       <w:tr>
         <w:tc>
           <w:tcPr>
-            <w:tcW w:w="823" w:type="dxa"/>
+            <w:tcW w:w="900" w:type="dxa"/>
           </w:tcPr>
           <w:p>
             <w:pPr>
@@ -4465,7 +4465,7 @@
         </w:tc>
         <w:tc>
           <w:tcPr>
-            <w:tcW w:w="823" w:type="dxa"/>
+            <w:tcW w:w="1265" w:type="dxa"/>
           </w:tcPr>
           <w:p>
             <w:pPr>
@@ -4479,7 +4479,7 @@
         </w:tc>
         <w:tc>
           <w:tcPr>
-            <w:tcW w:w="3433" w:type="dxa"/>
+            <w:tcW w:w="2250" w:type="dxa"/>
           </w:tcPr>
           <w:p>
             <w:pPr>
@@ -4493,7 +4493,7 @@
         </w:tc>
         <w:tc>
           <w:tcPr>
-            <w:tcW w:w="945" w:type="dxa"/>
+            <w:tcW w:w="1380" w:type="dxa"/>
           </w:tcPr>
           <w:p>
             <w:pPr>
@@ -4507,7 +4507,7 @@
         </w:tc>
         <w:tc>
           <w:tcPr>
-            <w:tcW w:w="961" w:type="dxa"/>
+            <w:tcW w:w="1840" w:type="dxa"/>
           </w:tcPr>
           <w:p>
             <w:pPr>
@@ -4521,7 +4521,7 @@
         </w:tc>
         <w:tc>
           <w:tcPr>
-            <w:tcW w:w="2371" w:type="dxa"/>
+            <w:tcW w:w="1725" w:type="dxa"/>
           </w:tcPr>
           <w:p>
             <w:pPr>
@@ -4537,7 +4537,7 @@
       <w:tr>
         <w:tc>
           <w:tcPr>
-            <w:tcW w:w="823" w:type="dxa"/>
+            <w:tcW w:w="900" w:type="dxa"/>
           </w:tcPr>
           <w:p>
             <w:pPr>
@@ -4551,7 +4551,7 @@
         </w:tc>
         <w:tc>
           <w:tcPr>
-            <w:tcW w:w="823" w:type="dxa"/>
+            <w:tcW w:w="1265" w:type="dxa"/>
           </w:tcPr>
           <w:p>
             <w:pPr>
@@ -4565,7 +4565,7 @@
         </w:tc>
         <w:tc>
           <w:tcPr>
-            <w:tcW w:w="3433" w:type="dxa"/>
+            <w:tcW w:w="2250" w:type="dxa"/>
           </w:tcPr>
           <w:p>
             <w:pPr>
@@ -4579,7 +4579,7 @@
         </w:tc>
         <w:tc>
           <w:tcPr>
-            <w:tcW w:w="945" w:type="dxa"/>
+            <w:tcW w:w="1380" w:type="dxa"/>
           </w:tcPr>
           <w:p>
             <w:pPr>
@@ -4593,7 +4593,7 @@
         </w:tc>
         <w:tc>
           <w:tcPr>
-            <w:tcW w:w="961" w:type="dxa"/>
+            <w:tcW w:w="1840" w:type="dxa"/>
           </w:tcPr>
           <w:p>
             <w:pPr>
@@ -4607,7 +4607,7 @@
         </w:tc>
         <w:tc>
           <w:tcPr>
-            <w:tcW w:w="2371" w:type="dxa"/>
+            <w:tcW w:w="1725" w:type="dxa"/>
           </w:tcPr>
           <w:p>
             <w:pPr>
@@ -4619,7 +4619,7 @@
       <w:tr>
         <w:tc>
           <w:tcPr>
-            <w:tcW w:w="823" w:type="dxa"/>
+            <w:tcW w:w="900" w:type="dxa"/>
           </w:tcPr>
           <w:p>
             <w:pPr>
@@ -4633,7 +4633,7 @@
         </w:tc>
         <w:tc>
           <w:tcPr>
-            <w:tcW w:w="823" w:type="dxa"/>
+            <w:tcW w:w="1265" w:type="dxa"/>
           </w:tcPr>
           <w:p>
             <w:pPr>
@@ -4647,7 +4647,7 @@
         </w:tc>
         <w:tc>
           <w:tcPr>
-            <w:tcW w:w="3433" w:type="dxa"/>
+            <w:tcW w:w="2250" w:type="dxa"/>
           </w:tcPr>
           <w:p>
             <w:pPr>
@@ -4661,7 +4661,7 @@
         </w:tc>
         <w:tc>
           <w:tcPr>
-            <w:tcW w:w="945" w:type="dxa"/>
+            <w:tcW w:w="1380" w:type="dxa"/>
           </w:tcPr>
           <w:p>
             <w:pPr>
@@ -4675,7 +4675,7 @@
         </w:tc>
         <w:tc>
           <w:tcPr>
-            <w:tcW w:w="961" w:type="dxa"/>
+            <w:tcW w:w="1840" w:type="dxa"/>
           </w:tcPr>
           <w:p>
             <w:pPr>
@@ -4689,7 +4689,7 @@
         </w:tc>
         <w:tc>
           <w:tcPr>
-            <w:tcW w:w="2371" w:type="dxa"/>
+            <w:tcW w:w="1725" w:type="dxa"/>
           </w:tcPr>
           <w:p>
             <w:pPr>
@@ -4701,7 +4701,7 @@
       <w:tr>
         <w:tc>
           <w:tcPr>
-            <w:tcW w:w="823" w:type="dxa"/>
+            <w:tcW w:w="900" w:type="dxa"/>
           </w:tcPr>
           <w:p>
             <w:pPr>
@@ -4715,7 +4715,7 @@
         </w:tc>
         <w:tc>
           <w:tcPr>
-            <w:tcW w:w="823" w:type="dxa"/>
+            <w:tcW w:w="1265" w:type="dxa"/>
           </w:tcPr>
           <w:p>
             <w:pPr>
@@ -4729,7 +4729,7 @@
         </w:tc>
         <w:tc>
           <w:tcPr>
-            <w:tcW w:w="3433" w:type="dxa"/>
+            <w:tcW w:w="2250" w:type="dxa"/>
           </w:tcPr>
           <w:p>
             <w:pPr>
@@ -4743,7 +4743,7 @@
         </w:tc>
         <w:tc>
           <w:tcPr>
-            <w:tcW w:w="945" w:type="dxa"/>
+            <w:tcW w:w="1380" w:type="dxa"/>
           </w:tcPr>
           <w:p>
             <w:pPr>
@@ -4757,7 +4757,7 @@
         </w:tc>
         <w:tc>
           <w:tcPr>
-            <w:tcW w:w="961" w:type="dxa"/>
+            <w:tcW w:w="1840" w:type="dxa"/>
           </w:tcPr>
           <w:p>
             <w:pPr>
@@ -4771,7 +4771,7 @@
         </w:tc>
         <w:tc>
           <w:tcPr>
-            <w:tcW w:w="2371" w:type="dxa"/>
+            <w:tcW w:w="1725" w:type="dxa"/>
           </w:tcPr>
           <w:p>
             <w:pPr>
@@ -4783,7 +4783,7 @@
       <w:tr>
         <w:tc>
           <w:tcPr>
-            <w:tcW w:w="823" w:type="dxa"/>
+            <w:tcW w:w="900" w:type="dxa"/>
           </w:tcPr>
           <w:p>
             <w:pPr>
@@ -4797,7 +4797,7 @@
         </w:tc>
         <w:tc>
           <w:tcPr>
-            <w:tcW w:w="823" w:type="dxa"/>
+            <w:tcW w:w="1265" w:type="dxa"/>
           </w:tcPr>
           <w:p>
             <w:pPr>
@@ -4811,7 +4811,7 @@
         </w:tc>
         <w:tc>
           <w:tcPr>
-            <w:tcW w:w="3433" w:type="dxa"/>
+            <w:tcW w:w="2250" w:type="dxa"/>
           </w:tcPr>
           <w:p>
             <w:pPr>
@@ -4825,7 +4825,7 @@
         </w:tc>
         <w:tc>
           <w:tcPr>
-            <w:tcW w:w="945" w:type="dxa"/>
+            <w:tcW w:w="1380" w:type="dxa"/>
           </w:tcPr>
           <w:p>
             <w:pPr>
@@ -4839,7 +4839,7 @@
         </w:tc>
         <w:tc>
           <w:tcPr>
-            <w:tcW w:w="961" w:type="dxa"/>
+            <w:tcW w:w="1840" w:type="dxa"/>
           </w:tcPr>
           <w:p>
             <w:pPr>
@@ -4853,7 +4853,7 @@
         </w:tc>
         <w:tc>
           <w:tcPr>
-            <w:tcW w:w="2371" w:type="dxa"/>
+            <w:tcW w:w="1725" w:type="dxa"/>
           </w:tcPr>
           <w:p>
             <w:pPr>
@@ -4869,7 +4869,7 @@
       <w:tr>
         <w:tc>
           <w:tcPr>
-            <w:tcW w:w="823" w:type="dxa"/>
+            <w:tcW w:w="900" w:type="dxa"/>
           </w:tcPr>
           <w:p>
             <w:pPr>
@@ -4883,7 +4883,7 @@
         </w:tc>
         <w:tc>
           <w:tcPr>
-            <w:tcW w:w="823" w:type="dxa"/>
+            <w:tcW w:w="1265" w:type="dxa"/>
           </w:tcPr>
           <w:p>
             <w:pPr>
@@ -4897,7 +4897,7 @@
         </w:tc>
         <w:tc>
           <w:tcPr>
-            <w:tcW w:w="3433" w:type="dxa"/>
+            <w:tcW w:w="2250" w:type="dxa"/>
           </w:tcPr>
           <w:p>
             <w:pPr>
@@ -4911,7 +4911,7 @@
         </w:tc>
         <w:tc>
           <w:tcPr>
-            <w:tcW w:w="945" w:type="dxa"/>
+            <w:tcW w:w="1380" w:type="dxa"/>
           </w:tcPr>
           <w:p>
             <w:pPr>
@@ -4925,7 +4925,7 @@
         </w:tc>
         <w:tc>
           <w:tcPr>
-            <w:tcW w:w="961" w:type="dxa"/>
+            <w:tcW w:w="1840" w:type="dxa"/>
           </w:tcPr>
           <w:p>
             <w:pPr>
@@ -4939,7 +4939,7 @@
         </w:tc>
         <w:tc>
           <w:tcPr>
-            <w:tcW w:w="2371" w:type="dxa"/>
+            <w:tcW w:w="1725" w:type="dxa"/>
           </w:tcPr>
           <w:p>
             <w:pPr>
@@ -4955,7 +4955,7 @@
       <w:tr>
         <w:tc>
           <w:tcPr>
-            <w:tcW w:w="823" w:type="dxa"/>
+            <w:tcW w:w="900" w:type="dxa"/>
           </w:tcPr>
           <w:p>
             <w:pPr>
@@ -4969,7 +4969,7 @@
         </w:tc>
         <w:tc>
           <w:tcPr>
-            <w:tcW w:w="823" w:type="dxa"/>
+            <w:tcW w:w="1265" w:type="dxa"/>
           </w:tcPr>
           <w:p>
             <w:pPr>
@@ -4983,7 +4983,7 @@
         </w:tc>
         <w:tc>
           <w:tcPr>
-            <w:tcW w:w="3433" w:type="dxa"/>
+            <w:tcW w:w="2250" w:type="dxa"/>
           </w:tcPr>
           <w:p>
             <w:pPr>
@@ -4997,7 +4997,7 @@
         </w:tc>
         <w:tc>
           <w:tcPr>
-            <w:tcW w:w="945" w:type="dxa"/>
+            <w:tcW w:w="1380" w:type="dxa"/>
           </w:tcPr>
           <w:p>
             <w:pPr>
@@ -5011,7 +5011,7 @@
         </w:tc>
         <w:tc>
           <w:tcPr>
-            <w:tcW w:w="961" w:type="dxa"/>
+            <w:tcW w:w="1840" w:type="dxa"/>
           </w:tcPr>
           <w:p>
             <w:pPr>
@@ -5025,7 +5025,7 @@
         </w:tc>
         <w:tc>
           <w:tcPr>
-            <w:tcW w:w="2371" w:type="dxa"/>
+            <w:tcW w:w="1725" w:type="dxa"/>
           </w:tcPr>
           <w:p>
             <w:pPr>
@@ -5058,12 +5058,12 @@
         <w:tblLayout w:type="fixed"/>
       </w:tblPr>
       <w:tblGrid>
-        <w:gridCol w:w="799"/>
-        <w:gridCol w:w="799"/>
-        <w:gridCol w:w="3290"/>
-        <w:gridCol w:w="1586"/>
-        <w:gridCol w:w="1599"/>
-        <w:gridCol w:w="1285"/>
+        <w:gridCol w:w="1035"/>
+        <w:gridCol w:w="900"/>
+        <w:gridCol w:w="3129"/>
+        <w:gridCol w:w="1508"/>
+        <w:gridCol w:w="1521"/>
+        <w:gridCol w:w="1265"/>
       </w:tblGrid>
       <w:tr>
         <w:trPr>
@@ -5071,7 +5071,7 @@
         </w:trPr>
         <w:tc>
           <w:tcPr>
-            <w:tcW w:w="799" w:type="dxa"/>
+            <w:tcW w:w="1035" w:type="dxa"/>
           </w:tcPr>
           <w:p>
             <w:pPr>
@@ -5085,7 +5085,7 @@
         </w:tc>
         <w:tc>
           <w:tcPr>
-            <w:tcW w:w="799" w:type="dxa"/>
+            <w:tcW w:w="900" w:type="dxa"/>
           </w:tcPr>
           <w:p>
             <w:pPr>
@@ -5099,7 +5099,7 @@
         </w:tc>
         <w:tc>
           <w:tcPr>
-            <w:tcW w:w="3290" w:type="dxa"/>
+            <w:tcW w:w="3129" w:type="dxa"/>
           </w:tcPr>
           <w:p>
             <w:pPr>
@@ -5113,7 +5113,7 @@
         </w:tc>
         <w:tc>
           <w:tcPr>
-            <w:tcW w:w="1586" w:type="dxa"/>
+            <w:tcW w:w="1508" w:type="dxa"/>
           </w:tcPr>
           <w:p>
             <w:pPr>
@@ -5127,7 +5127,7 @@
         </w:tc>
         <w:tc>
           <w:tcPr>
-            <w:tcW w:w="1599" w:type="dxa"/>
+            <w:tcW w:w="1521" w:type="dxa"/>
           </w:tcPr>
           <w:p>
             <w:pPr>
@@ -5141,7 +5141,7 @@
         </w:tc>
         <w:tc>
           <w:tcPr>
-            <w:tcW w:w="1285" w:type="dxa"/>
+            <w:tcW w:w="1265" w:type="dxa"/>
           </w:tcPr>
           <w:p>
             <w:pPr>
@@ -5157,7 +5157,7 @@
       <w:tr>
         <w:tc>
           <w:tcPr>
-            <w:tcW w:w="799" w:type="dxa"/>
+            <w:tcW w:w="1035" w:type="dxa"/>
           </w:tcPr>
           <w:p>
             <w:pPr>
@@ -5171,7 +5171,7 @@
         </w:tc>
         <w:tc>
           <w:tcPr>
-            <w:tcW w:w="799" w:type="dxa"/>
+            <w:tcW w:w="900" w:type="dxa"/>
           </w:tcPr>
           <w:p>
             <w:pPr>
@@ -5185,7 +5185,7 @@
         </w:tc>
         <w:tc>
           <w:tcPr>
-            <w:tcW w:w="3290" w:type="dxa"/>
+            <w:tcW w:w="3129" w:type="dxa"/>
           </w:tcPr>
           <w:p>
             <w:pPr>
@@ -5199,7 +5199,7 @@
         </w:tc>
         <w:tc>
           <w:tcPr>
-            <w:tcW w:w="1586" w:type="dxa"/>
+            <w:tcW w:w="1508" w:type="dxa"/>
           </w:tcPr>
           <w:p>
             <w:pPr>
@@ -5213,7 +5213,7 @@
         </w:tc>
         <w:tc>
           <w:tcPr>
-            <w:tcW w:w="1599" w:type="dxa"/>
+            <w:tcW w:w="1521" w:type="dxa"/>
           </w:tcPr>
           <w:p>
             <w:pPr>
@@ -5227,7 +5227,7 @@
         </w:tc>
         <w:tc>
           <w:tcPr>
-            <w:tcW w:w="1285" w:type="dxa"/>
+            <w:tcW w:w="1265" w:type="dxa"/>
           </w:tcPr>
           <w:p>
             <w:pPr>
@@ -5243,7 +5243,7 @@
       <w:tr>
         <w:tc>
           <w:tcPr>
-            <w:tcW w:w="799" w:type="dxa"/>
+            <w:tcW w:w="1035" w:type="dxa"/>
           </w:tcPr>
           <w:p>
             <w:pPr>
@@ -5257,7 +5257,7 @@
         </w:tc>
         <w:tc>
           <w:tcPr>
-            <w:tcW w:w="799" w:type="dxa"/>
+            <w:tcW w:w="900" w:type="dxa"/>
           </w:tcPr>
           <w:p>
             <w:pPr>
@@ -5271,7 +5271,7 @@
         </w:tc>
         <w:tc>
           <w:tcPr>
-            <w:tcW w:w="3290" w:type="dxa"/>
+            <w:tcW w:w="3129" w:type="dxa"/>
           </w:tcPr>
           <w:p>
             <w:pPr>
@@ -5285,7 +5285,7 @@
         </w:tc>
         <w:tc>
           <w:tcPr>
-            <w:tcW w:w="1586" w:type="dxa"/>
+            <w:tcW w:w="1508" w:type="dxa"/>
           </w:tcPr>
           <w:p>
             <w:pPr>
@@ -5299,7 +5299,7 @@
         </w:tc>
         <w:tc>
           <w:tcPr>
-            <w:tcW w:w="1599" w:type="dxa"/>
+            <w:tcW w:w="1521" w:type="dxa"/>
           </w:tcPr>
           <w:p>
             <w:pPr>
@@ -5313,7 +5313,7 @@
         </w:tc>
         <w:tc>
           <w:tcPr>
-            <w:tcW w:w="1285" w:type="dxa"/>
+            <w:tcW w:w="1265" w:type="dxa"/>
           </w:tcPr>
           <w:p>
             <w:pPr>
@@ -5329,7 +5329,7 @@
       <w:tr>
         <w:tc>
           <w:tcPr>
-            <w:tcW w:w="799" w:type="dxa"/>
+            <w:tcW w:w="1035" w:type="dxa"/>
           </w:tcPr>
           <w:p>
             <w:pPr>
@@ -5343,7 +5343,7 @@
         </w:tc>
         <w:tc>
           <w:tcPr>
-            <w:tcW w:w="799" w:type="dxa"/>
+            <w:tcW w:w="900" w:type="dxa"/>
           </w:tcPr>
           <w:p>
             <w:pPr>
@@ -5357,7 +5357,7 @@
         </w:tc>
         <w:tc>
           <w:tcPr>
-            <w:tcW w:w="3290" w:type="dxa"/>
+            <w:tcW w:w="3129" w:type="dxa"/>
           </w:tcPr>
           <w:p>
             <w:pPr>
@@ -5371,7 +5371,7 @@
         </w:tc>
         <w:tc>
           <w:tcPr>
-            <w:tcW w:w="1586" w:type="dxa"/>
+            <w:tcW w:w="1508" w:type="dxa"/>
           </w:tcPr>
           <w:p>
             <w:pPr>
@@ -5385,7 +5385,7 @@
         </w:tc>
         <w:tc>
           <w:tcPr>
-            <w:tcW w:w="1599" w:type="dxa"/>
+            <w:tcW w:w="1521" w:type="dxa"/>
           </w:tcPr>
           <w:p>
             <w:pPr>
@@ -5399,7 +5399,7 @@
         </w:tc>
         <w:tc>
           <w:tcPr>
-            <w:tcW w:w="1285" w:type="dxa"/>
+            <w:tcW w:w="1265" w:type="dxa"/>
           </w:tcPr>
           <w:p>
             <w:pPr>
@@ -5432,12 +5432,12 @@
         <w:tblLayout w:type="fixed"/>
       </w:tblPr>
       <w:tblGrid>
-        <w:gridCol w:w="781"/>
-        <w:gridCol w:w="781"/>
-        <w:gridCol w:w="1598"/>
-        <w:gridCol w:w="2161"/>
-        <w:gridCol w:w="1439"/>
-        <w:gridCol w:w="2598"/>
+        <w:gridCol w:w="900"/>
+        <w:gridCol w:w="900"/>
+        <w:gridCol w:w="1524"/>
+        <w:gridCol w:w="2061"/>
+        <w:gridCol w:w="1495"/>
+        <w:gridCol w:w="2478"/>
       </w:tblGrid>
       <w:tr>
         <w:trPr>
@@ -5445,7 +5445,7 @@
         </w:trPr>
         <w:tc>
           <w:tcPr>
-            <w:tcW w:w="781" w:type="dxa"/>
+            <w:tcW w:w="900" w:type="dxa"/>
           </w:tcPr>
           <w:p>
             <w:pPr>
@@ -5459,7 +5459,7 @@
         </w:tc>
         <w:tc>
           <w:tcPr>
-            <w:tcW w:w="781" w:type="dxa"/>
+            <w:tcW w:w="900" w:type="dxa"/>
           </w:tcPr>
           <w:p>
             <w:pPr>
@@ -5473,7 +5473,7 @@
         </w:tc>
         <w:tc>
           <w:tcPr>
-            <w:tcW w:w="1598" w:type="dxa"/>
+            <w:tcW w:w="1524" w:type="dxa"/>
           </w:tcPr>
           <w:p>
             <w:pPr>
@@ -5487,7 +5487,7 @@
         </w:tc>
         <w:tc>
           <w:tcPr>
-            <w:tcW w:w="2161" w:type="dxa"/>
+            <w:tcW w:w="2061" w:type="dxa"/>
           </w:tcPr>
           <w:p>
             <w:pPr>
@@ -5501,7 +5501,7 @@
         </w:tc>
         <w:tc>
           <w:tcPr>
-            <w:tcW w:w="1439" w:type="dxa"/>
+            <w:tcW w:w="1495" w:type="dxa"/>
           </w:tcPr>
           <w:p>
             <w:pPr>
@@ -5515,7 +5515,7 @@
         </w:tc>
         <w:tc>
           <w:tcPr>
-            <w:tcW w:w="2598" w:type="dxa"/>
+            <w:tcW w:w="2478" w:type="dxa"/>
           </w:tcPr>
           <w:p>
             <w:pPr>
@@ -5531,7 +5531,7 @@
       <w:tr>
         <w:tc>
           <w:tcPr>
-            <w:tcW w:w="781" w:type="dxa"/>
+            <w:tcW w:w="900" w:type="dxa"/>
           </w:tcPr>
           <w:p>
             <w:pPr>
@@ -5545,7 +5545,7 @@
         </w:tc>
         <w:tc>
           <w:tcPr>
-            <w:tcW w:w="781" w:type="dxa"/>
+            <w:tcW w:w="900" w:type="dxa"/>
           </w:tcPr>
           <w:p>
             <w:pPr>
@@ -5559,7 +5559,7 @@
         </w:tc>
         <w:tc>
           <w:tcPr>
-            <w:tcW w:w="1598" w:type="dxa"/>
+            <w:tcW w:w="1524" w:type="dxa"/>
           </w:tcPr>
           <w:p>
             <w:pPr>
@@ -5573,7 +5573,7 @@
         </w:tc>
         <w:tc>
           <w:tcPr>
-            <w:tcW w:w="2161" w:type="dxa"/>
+            <w:tcW w:w="2061" w:type="dxa"/>
           </w:tcPr>
           <w:p>
             <w:pPr>
@@ -5587,7 +5587,7 @@
         </w:tc>
         <w:tc>
           <w:tcPr>
-            <w:tcW w:w="1439" w:type="dxa"/>
+            <w:tcW w:w="1495" w:type="dxa"/>
           </w:tcPr>
           <w:p>
             <w:pPr>
@@ -5601,7 +5601,7 @@
         </w:tc>
         <w:tc>
           <w:tcPr>
-            <w:tcW w:w="2598" w:type="dxa"/>
+            <w:tcW w:w="2478" w:type="dxa"/>
           </w:tcPr>
           <w:p>
             <w:pPr>
@@ -5617,7 +5617,7 @@
       <w:tr>
         <w:tc>
           <w:tcPr>
-            <w:tcW w:w="781" w:type="dxa"/>
+            <w:tcW w:w="900" w:type="dxa"/>
           </w:tcPr>
           <w:p>
             <w:pPr>
@@ -5631,7 +5631,7 @@
         </w:tc>
         <w:tc>
           <w:tcPr>
-            <w:tcW w:w="781" w:type="dxa"/>
+            <w:tcW w:w="900" w:type="dxa"/>
           </w:tcPr>
           <w:p>
             <w:pPr>
@@ -5645,7 +5645,7 @@
         </w:tc>
         <w:tc>
           <w:tcPr>
-            <w:tcW w:w="1598" w:type="dxa"/>
+            <w:tcW w:w="1524" w:type="dxa"/>
           </w:tcPr>
           <w:p>
             <w:pPr>
@@ -5659,7 +5659,7 @@
         </w:tc>
         <w:tc>
           <w:tcPr>
-            <w:tcW w:w="2161" w:type="dxa"/>
+            <w:tcW w:w="2061" w:type="dxa"/>
           </w:tcPr>
           <w:p>
             <w:pPr>
@@ -5673,7 +5673,7 @@
         </w:tc>
         <w:tc>
           <w:tcPr>
-            <w:tcW w:w="1439" w:type="dxa"/>
+            <w:tcW w:w="1495" w:type="dxa"/>
           </w:tcPr>
           <w:p>
             <w:pPr>
@@ -5687,7 +5687,7 @@
         </w:tc>
         <w:tc>
           <w:tcPr>
-            <w:tcW w:w="2598" w:type="dxa"/>
+            <w:tcW w:w="2478" w:type="dxa"/>
           </w:tcPr>
           <w:p>
             <w:pPr>
@@ -5703,7 +5703,7 @@
       <w:tr>
         <w:tc>
           <w:tcPr>
-            <w:tcW w:w="781" w:type="dxa"/>
+            <w:tcW w:w="900" w:type="dxa"/>
           </w:tcPr>
           <w:p>
             <w:pPr>
@@ -5717,7 +5717,7 @@
         </w:tc>
         <w:tc>
           <w:tcPr>
-            <w:tcW w:w="781" w:type="dxa"/>
+            <w:tcW w:w="900" w:type="dxa"/>
           </w:tcPr>
           <w:p>
             <w:pPr>
@@ -5731,7 +5731,7 @@
         </w:tc>
         <w:tc>
           <w:tcPr>
-            <w:tcW w:w="1598" w:type="dxa"/>
+            <w:tcW w:w="1524" w:type="dxa"/>
           </w:tcPr>
           <w:p>
             <w:pPr>
@@ -5745,7 +5745,7 @@
         </w:tc>
         <w:tc>
           <w:tcPr>
-            <w:tcW w:w="2161" w:type="dxa"/>
+            <w:tcW w:w="2061" w:type="dxa"/>
           </w:tcPr>
           <w:p>
             <w:pPr>
@@ -5759,7 +5759,7 @@
         </w:tc>
         <w:tc>
           <w:tcPr>
-            <w:tcW w:w="1439" w:type="dxa"/>
+            <w:tcW w:w="1495" w:type="dxa"/>
           </w:tcPr>
           <w:p>
             <w:pPr>
@@ -5773,7 +5773,7 @@
         </w:tc>
         <w:tc>
           <w:tcPr>
-            <w:tcW w:w="2598" w:type="dxa"/>
+            <w:tcW w:w="2478" w:type="dxa"/>
           </w:tcPr>
           <w:p>
             <w:pPr>
@@ -5789,7 +5789,7 @@
       <w:tr>
         <w:tc>
           <w:tcPr>
-            <w:tcW w:w="781" w:type="dxa"/>
+            <w:tcW w:w="900" w:type="dxa"/>
           </w:tcPr>
           <w:p>
             <w:pPr>
@@ -5803,7 +5803,7 @@
         </w:tc>
         <w:tc>
           <w:tcPr>
-            <w:tcW w:w="781" w:type="dxa"/>
+            <w:tcW w:w="900" w:type="dxa"/>
           </w:tcPr>
           <w:p>
             <w:pPr>
@@ -5817,7 +5817,7 @@
         </w:tc>
         <w:tc>
           <w:tcPr>
-            <w:tcW w:w="1598" w:type="dxa"/>
+            <w:tcW w:w="1524" w:type="dxa"/>
           </w:tcPr>
           <w:p>
             <w:pPr>
@@ -5831,7 +5831,7 @@
         </w:tc>
         <w:tc>
           <w:tcPr>
-            <w:tcW w:w="2161" w:type="dxa"/>
+            <w:tcW w:w="2061" w:type="dxa"/>
           </w:tcPr>
           <w:p>
             <w:pPr>
@@ -5845,7 +5845,7 @@
         </w:tc>
         <w:tc>
           <w:tcPr>
-            <w:tcW w:w="1439" w:type="dxa"/>
+            <w:tcW w:w="1495" w:type="dxa"/>
           </w:tcPr>
           <w:p>
             <w:pPr>
@@ -5859,7 +5859,7 @@
         </w:tc>
         <w:tc>
           <w:tcPr>
-            <w:tcW w:w="2598" w:type="dxa"/>
+            <w:tcW w:w="2478" w:type="dxa"/>
           </w:tcPr>
           <w:p>
             <w:pPr>
@@ -5892,12 +5892,12 @@
         <w:tblLayout w:type="fixed"/>
       </w:tblPr>
       <w:tblGrid>
-        <w:gridCol w:w="806"/>
-        <w:gridCol w:w="806"/>
-        <w:gridCol w:w="806"/>
-        <w:gridCol w:w="806"/>
-        <w:gridCol w:w="1101"/>
-        <w:gridCol w:w="5032"/>
+        <w:gridCol w:w="900"/>
+        <w:gridCol w:w="900"/>
+        <w:gridCol w:w="900"/>
+        <w:gridCol w:w="920"/>
+        <w:gridCol w:w="1495"/>
+        <w:gridCol w:w="4245"/>
       </w:tblGrid>
       <w:tr>
         <w:trPr>
@@ -5905,7 +5905,7 @@
         </w:trPr>
         <w:tc>
           <w:tcPr>
-            <w:tcW w:w="806" w:type="dxa"/>
+            <w:tcW w:w="900" w:type="dxa"/>
           </w:tcPr>
           <w:p>
             <w:pPr>
@@ -5919,7 +5919,7 @@
         </w:tc>
         <w:tc>
           <w:tcPr>
-            <w:tcW w:w="806" w:type="dxa"/>
+            <w:tcW w:w="900" w:type="dxa"/>
           </w:tcPr>
           <w:p>
             <w:pPr>
@@ -5933,7 +5933,7 @@
         </w:tc>
         <w:tc>
           <w:tcPr>
-            <w:tcW w:w="806" w:type="dxa"/>
+            <w:tcW w:w="900" w:type="dxa"/>
           </w:tcPr>
           <w:p>
             <w:pPr>
@@ -5947,7 +5947,7 @@
         </w:tc>
         <w:tc>
           <w:tcPr>
-            <w:tcW w:w="806" w:type="dxa"/>
+            <w:tcW w:w="920" w:type="dxa"/>
           </w:tcPr>
           <w:p>
             <w:pPr>
@@ -5961,7 +5961,7 @@
         </w:tc>
         <w:tc>
           <w:tcPr>
-            <w:tcW w:w="1101" w:type="dxa"/>
+            <w:tcW w:w="1495" w:type="dxa"/>
           </w:tcPr>
           <w:p>
             <w:pPr>
@@ -5975,7 +5975,7 @@
         </w:tc>
         <w:tc>
           <w:tcPr>
-            <w:tcW w:w="5032" w:type="dxa"/>
+            <w:tcW w:w="4245" w:type="dxa"/>
           </w:tcPr>
           <w:p>
             <w:pPr>
@@ -5991,7 +5991,7 @@
       <w:tr>
         <w:tc>
           <w:tcPr>
-            <w:tcW w:w="806" w:type="dxa"/>
+            <w:tcW w:w="900" w:type="dxa"/>
           </w:tcPr>
           <w:p>
             <w:pPr>
@@ -6005,7 +6005,7 @@
         </w:tc>
         <w:tc>
           <w:tcPr>
-            <w:tcW w:w="806" w:type="dxa"/>
+            <w:tcW w:w="900" w:type="dxa"/>
           </w:tcPr>
           <w:p>
             <w:pPr>
@@ -6019,7 +6019,7 @@
         </w:tc>
         <w:tc>
           <w:tcPr>
-            <w:tcW w:w="806" w:type="dxa"/>
+            <w:tcW w:w="900" w:type="dxa"/>
           </w:tcPr>
           <w:p>
             <w:pPr>
@@ -6033,7 +6033,7 @@
         </w:tc>
         <w:tc>
           <w:tcPr>
-            <w:tcW w:w="806" w:type="dxa"/>
+            <w:tcW w:w="920" w:type="dxa"/>
           </w:tcPr>
           <w:p>
             <w:pPr>
@@ -6047,7 +6047,7 @@
         </w:tc>
         <w:tc>
           <w:tcPr>
-            <w:tcW w:w="1101" w:type="dxa"/>
+            <w:tcW w:w="1495" w:type="dxa"/>
           </w:tcPr>
           <w:p>
             <w:pPr>
@@ -6061,7 +6061,7 @@
         </w:tc>
         <w:tc>
           <w:tcPr>
-            <w:tcW w:w="5032" w:type="dxa"/>
+            <w:tcW w:w="4245" w:type="dxa"/>
           </w:tcPr>
           <w:p>
             <w:pPr>
@@ -6077,7 +6077,7 @@
       <w:tr>
         <w:tc>
           <w:tcPr>
-            <w:tcW w:w="806" w:type="dxa"/>
+            <w:tcW w:w="900" w:type="dxa"/>
           </w:tcPr>
           <w:p>
             <w:pPr>
@@ -6091,7 +6091,7 @@
         </w:tc>
         <w:tc>
           <w:tcPr>
-            <w:tcW w:w="806" w:type="dxa"/>
+            <w:tcW w:w="900" w:type="dxa"/>
           </w:tcPr>
           <w:p>
             <w:pPr>
@@ -6105,7 +6105,7 @@
         </w:tc>
         <w:tc>
           <w:tcPr>
-            <w:tcW w:w="806" w:type="dxa"/>
+            <w:tcW w:w="900" w:type="dxa"/>
           </w:tcPr>
           <w:p>
             <w:pPr>
@@ -6119,7 +6119,7 @@
         </w:tc>
         <w:tc>
           <w:tcPr>
-            <w:tcW w:w="806" w:type="dxa"/>
+            <w:tcW w:w="920" w:type="dxa"/>
           </w:tcPr>
           <w:p>
             <w:pPr>
@@ -6133,7 +6133,7 @@
         </w:tc>
         <w:tc>
           <w:tcPr>
-            <w:tcW w:w="1101" w:type="dxa"/>
+            <w:tcW w:w="1495" w:type="dxa"/>
           </w:tcPr>
           <w:p>
             <w:pPr>
@@ -6147,7 +6147,7 @@
         </w:tc>
         <w:tc>
           <w:tcPr>
-            <w:tcW w:w="5032" w:type="dxa"/>
+            <w:tcW w:w="4245" w:type="dxa"/>
           </w:tcPr>
           <w:p>
             <w:pPr>
